--- a/praktica/Зарипов Отчет Спортивный клуб.docx
+++ b/praktica/Зарипов Отчет Спортивный клуб.docx
@@ -123,19 +123,6 @@
     <w:p>
       <w:pPr>
         <w:pStyle w:val="Default"/>
-        <w:jc w:val="center"/>
-      </w:pPr>
-    </w:p>
-    <w:p>
-      <w:pPr>
-        <w:pStyle w:val="Default"/>
-        <w:jc w:val="center"/>
-      </w:pPr>
-    </w:p>
-    <w:p>
-      <w:pPr>
-        <w:pStyle w:val="Default"/>
-        <w:jc w:val="center"/>
       </w:pPr>
     </w:p>
     <w:p>
@@ -212,57 +199,7 @@
           <w:sz w:val="32"/>
           <w:szCs w:val="32"/>
         </w:rPr>
-        <w:t>УП 0</w:t>
-      </w:r>
-      <w:r>
-        <w:rPr>
-          <w:b/>
-          <w:i/>
-          <w:iCs/>
-          <w:sz w:val="32"/>
-          <w:szCs w:val="32"/>
-        </w:rPr>
-        <w:t>8</w:t>
-      </w:r>
-      <w:r>
-        <w:rPr>
-          <w:b/>
-          <w:i/>
-          <w:iCs/>
-          <w:sz w:val="32"/>
-          <w:szCs w:val="32"/>
-        </w:rPr>
-        <w:t>.0</w:t>
-      </w:r>
-      <w:r>
-        <w:rPr>
-          <w:b/>
-          <w:i/>
-          <w:iCs/>
-          <w:sz w:val="32"/>
-          <w:szCs w:val="32"/>
-        </w:rPr>
-        <w:t>1</w:t>
-      </w:r>
-      <w:r>
-        <w:rPr>
-          <w:b/>
-          <w:i/>
-          <w:iCs/>
-          <w:sz w:val="32"/>
-          <w:szCs w:val="32"/>
-        </w:rPr>
-        <w:t xml:space="preserve"> </w:t>
-      </w:r>
-      <w:r>
-        <w:rPr>
-          <w:b/>
-          <w:i/>
-          <w:iCs/>
-          <w:sz w:val="32"/>
-          <w:szCs w:val="32"/>
-        </w:rPr>
-        <w:t xml:space="preserve">Выполнение работ по проектированию и разработке </w:t>
+        <w:t xml:space="preserve">УП 08.01 Выполнение работ по проектированию и разработке </w:t>
       </w:r>
     </w:p>
     <w:p>
@@ -349,6 +286,7 @@
         <w:jc w:val="center"/>
         <w:textAlignment w:val="baseline"/>
         <w:rPr>
+          <w:rFonts w:ascii="Times New Roman" w:hAnsi="Times New Roman" w:cs="Times New Roman"/>
           <w:i/>
           <w:iCs/>
           <w:sz w:val="32"/>
@@ -357,6 +295,7 @@
       </w:pPr>
       <w:r>
         <w:rPr>
+          <w:rFonts w:ascii="Times New Roman" w:hAnsi="Times New Roman" w:cs="Times New Roman"/>
           <w:i/>
           <w:iCs/>
           <w:sz w:val="32"/>
@@ -402,136 +341,75 @@
     <w:p>
       <w:pPr>
         <w:pStyle w:val="Default"/>
-        <w:jc w:val="center"/>
         <w:rPr>
           <w:bCs/>
           <w:sz w:val="28"/>
           <w:szCs w:val="28"/>
         </w:rPr>
       </w:pPr>
-    </w:p>
-    <w:p>
-      <w:pPr>
-        <w:pStyle w:val="Default"/>
-        <w:jc w:val="center"/>
-        <w:rPr>
-          <w:bCs/>
+      <w:r>
+        <w:rPr>
           <w:sz w:val="28"/>
           <w:szCs w:val="28"/>
         </w:rPr>
-      </w:pPr>
-    </w:p>
-    <w:p>
-      <w:pPr>
-        <w:pStyle w:val="Default"/>
-        <w:jc w:val="center"/>
-        <w:rPr>
-          <w:bCs/>
+        <w:t>Составил</w:t>
+      </w:r>
+      <w:r>
+        <w:rPr>
           <w:sz w:val="28"/>
           <w:szCs w:val="28"/>
         </w:rPr>
-      </w:pPr>
-    </w:p>
-    <w:p>
-      <w:pPr>
-        <w:pStyle w:val="Default"/>
-        <w:rPr>
-          <w:bCs/>
+        <w:t>а с</w:t>
+      </w:r>
+      <w:r>
+        <w:rPr>
           <w:sz w:val="28"/>
           <w:szCs w:val="28"/>
         </w:rPr>
-      </w:pPr>
+        <w:t>тудент</w:t>
+      </w:r>
       <w:r>
         <w:rPr>
           <w:sz w:val="28"/>
           <w:szCs w:val="28"/>
         </w:rPr>
-        <w:t>Составил</w:t>
+        <w:t>ка группы</w:t>
       </w:r>
       <w:r>
         <w:rPr>
           <w:sz w:val="28"/>
           <w:szCs w:val="28"/>
         </w:rPr>
-        <w:t>а с</w:t>
+        <w:t>:</w:t>
       </w:r>
       <w:r>
         <w:rPr>
           <w:sz w:val="28"/>
           <w:szCs w:val="28"/>
         </w:rPr>
-        <w:t>тудент</w:t>
+        <w:t xml:space="preserve"> </w:t>
       </w:r>
       <w:r>
         <w:rPr>
           <w:sz w:val="28"/>
           <w:szCs w:val="28"/>
         </w:rPr>
-        <w:t>ка группы</w:t>
+        <w:t>ИСВ-21</w:t>
       </w:r>
       <w:r>
         <w:rPr>
           <w:sz w:val="28"/>
           <w:szCs w:val="28"/>
         </w:rPr>
-        <w:t>:</w:t>
+        <w:tab/>
       </w:r>
       <w:r>
         <w:rPr>
           <w:sz w:val="28"/>
           <w:szCs w:val="28"/>
         </w:rPr>
-        <w:t xml:space="preserve"> </w:t>
-      </w:r>
-      <w:r>
-        <w:rPr>
-          <w:sz w:val="28"/>
-          <w:szCs w:val="28"/>
-        </w:rPr>
-        <w:t>ИС</w:t>
-      </w:r>
-      <w:r>
-        <w:rPr>
-          <w:sz w:val="28"/>
-          <w:szCs w:val="28"/>
-        </w:rPr>
-        <w:t>В</w:t>
-      </w:r>
-      <w:r>
-        <w:rPr>
-          <w:sz w:val="28"/>
-          <w:szCs w:val="28"/>
-        </w:rPr>
-        <w:t>-</w:t>
-      </w:r>
-      <w:r>
-        <w:rPr>
-          <w:sz w:val="28"/>
-          <w:szCs w:val="28"/>
-        </w:rPr>
-        <w:t>21</w:t>
-      </w:r>
-      <w:r>
-        <w:rPr>
-          <w:sz w:val="28"/>
-          <w:szCs w:val="28"/>
-        </w:rPr>
         <w:tab/>
-      </w:r>
-      <w:r>
-        <w:rPr>
-          <w:sz w:val="28"/>
-          <w:szCs w:val="28"/>
-        </w:rPr>
-        <w:tab/>
-        <w:t xml:space="preserve">                    </w:t>
-      </w:r>
-      <w:r>
-        <w:rPr>
-          <w:sz w:val="28"/>
-          <w:szCs w:val="28"/>
-        </w:rPr>
-        <w:t>Зарипов А.И.</w:t>
+        <w:t xml:space="preserve">                    Зарипов А.И.</w:t>
       </w:r>
     </w:p>
     <w:p>
@@ -824,12 +702,6 @@
           <w:szCs w:val="28"/>
         </w:rPr>
         <w:tab/>
-      </w:r>
-      <w:r>
-        <w:rPr>
-          <w:sz w:val="28"/>
-          <w:szCs w:val="28"/>
-        </w:rPr>
         <w:t>Кутуев Н.С.</w:t>
       </w:r>
     </w:p>
@@ -1068,17 +940,18 @@
       <w:pPr>
         <w:jc w:val="center"/>
         <w:rPr>
-          <w:lang w:val="en-US"/>
-        </w:rPr>
-      </w:pPr>
-      <w:r>
-        <w:t>Стерлитамак, 202</w:t>
-      </w:r>
-      <w:r>
-        <w:t>6</w:t>
-      </w:r>
-      <w:r>
-        <w:t>г.</w:t>
+          <w:rFonts w:ascii="Times New Roman" w:hAnsi="Times New Roman" w:cs="Times New Roman"/>
+          <w:sz w:val="24"/>
+          <w:szCs w:val="24"/>
+        </w:rPr>
+      </w:pPr>
+      <w:r>
+        <w:rPr>
+          <w:rFonts w:ascii="Times New Roman" w:hAnsi="Times New Roman" w:cs="Times New Roman"/>
+          <w:sz w:val="24"/>
+          <w:szCs w:val="24"/>
+        </w:rPr>
+        <w:t>Стерлитамак, 2026г.</w:t>
       </w:r>
     </w:p>
     <w:p>
@@ -1099,14 +972,14 @@
     <w:p>
       <w:pPr>
         <w:spacing w:after="0" w:line="240" w:lineRule="auto"/>
-        <w:ind w:firstLine="567"/>
+        <w:ind w:firstLine="709"/>
         <w:jc w:val="center"/>
         <w:rPr>
           <w:rFonts w:ascii="Times New Roman" w:eastAsia="Times New Roman" w:hAnsi="Times New Roman" w:cs="Times New Roman"/>
           <w:b/>
           <w:bCs/>
-          <w:sz w:val="26"/>
-          <w:szCs w:val="26"/>
+          <w:sz w:val="24"/>
+          <w:szCs w:val="24"/>
           <w:lang w:eastAsia="ru-RU"/>
         </w:rPr>
       </w:pPr>
@@ -1115,8 +988,8 @@
           <w:rFonts w:ascii="Times New Roman" w:eastAsia="Times New Roman" w:hAnsi="Times New Roman" w:cs="Times New Roman"/>
           <w:b/>
           <w:bCs/>
-          <w:sz w:val="26"/>
-          <w:szCs w:val="26"/>
+          <w:sz w:val="24"/>
+          <w:szCs w:val="24"/>
           <w:lang w:eastAsia="ru-RU"/>
         </w:rPr>
         <w:t>ОГЛАВЛЕНИЕ</w:t>
@@ -1125,14 +998,14 @@
     <w:p>
       <w:pPr>
         <w:spacing w:after="0" w:line="240" w:lineRule="auto"/>
-        <w:ind w:firstLine="567"/>
+        <w:ind w:firstLine="709"/>
         <w:jc w:val="center"/>
         <w:rPr>
           <w:rFonts w:ascii="Times New Roman" w:eastAsia="Times New Roman" w:hAnsi="Times New Roman" w:cs="Times New Roman"/>
           <w:b/>
           <w:bCs/>
-          <w:sz w:val="26"/>
-          <w:szCs w:val="26"/>
+          <w:sz w:val="24"/>
+          <w:szCs w:val="24"/>
           <w:lang w:eastAsia="ru-RU"/>
         </w:rPr>
       </w:pPr>
@@ -1143,8 +1016,10 @@
         <w:tabs>
           <w:tab w:val="right" w:leader="dot" w:pos="10196"/>
         </w:tabs>
-        <w:rPr>
-          <w:rFonts w:eastAsiaTheme="minorEastAsia"/>
+        <w:spacing w:after="0" w:line="240" w:lineRule="auto"/>
+        <w:ind w:firstLine="709"/>
+        <w:rPr>
+          <w:rFonts w:ascii="Times New Roman" w:eastAsiaTheme="minorEastAsia" w:hAnsi="Times New Roman" w:cs="Times New Roman"/>
           <w:noProof/>
           <w:kern w:val="2"/>
           <w:sz w:val="24"/>
@@ -1158,8 +1033,8 @@
           <w:rFonts w:ascii="Times New Roman" w:eastAsia="Times New Roman" w:hAnsi="Times New Roman" w:cs="Times New Roman"/>
           <w:b/>
           <w:bCs/>
-          <w:sz w:val="26"/>
-          <w:szCs w:val="26"/>
+          <w:sz w:val="24"/>
+          <w:szCs w:val="24"/>
           <w:lang w:eastAsia="ru-RU"/>
         </w:rPr>
         <w:fldChar w:fldCharType="begin"/>
@@ -1169,8 +1044,8 @@
           <w:rFonts w:ascii="Times New Roman" w:eastAsia="Times New Roman" w:hAnsi="Times New Roman" w:cs="Times New Roman"/>
           <w:b/>
           <w:bCs/>
-          <w:sz w:val="26"/>
-          <w:szCs w:val="26"/>
+          <w:sz w:val="24"/>
+          <w:szCs w:val="24"/>
           <w:lang w:eastAsia="ru-RU"/>
         </w:rPr>
         <w:instrText xml:space="preserve"> TOC \o "1-3" \h \z \u </w:instrText>
@@ -1180,8 +1055,8 @@
           <w:rFonts w:ascii="Times New Roman" w:eastAsia="Times New Roman" w:hAnsi="Times New Roman" w:cs="Times New Roman"/>
           <w:b/>
           <w:bCs/>
-          <w:sz w:val="26"/>
-          <w:szCs w:val="26"/>
+          <w:sz w:val="24"/>
+          <w:szCs w:val="24"/>
           <w:lang w:eastAsia="ru-RU"/>
         </w:rPr>
         <w:fldChar w:fldCharType="separate"/>
@@ -1194,55 +1069,78 @@
             <w:b/>
             <w:bCs/>
             <w:noProof/>
+            <w:sz w:val="24"/>
+            <w:szCs w:val="24"/>
             <w:lang w:eastAsia="ru-RU"/>
           </w:rPr>
           <w:t>ВВЕДЕНИЕ</w:t>
         </w:r>
         <w:r>
           <w:rPr>
+            <w:rFonts w:ascii="Times New Roman" w:hAnsi="Times New Roman" w:cs="Times New Roman"/>
             <w:noProof/>
             <w:webHidden/>
+            <w:sz w:val="24"/>
+            <w:szCs w:val="24"/>
           </w:rPr>
           <w:tab/>
         </w:r>
         <w:r>
           <w:rPr>
+            <w:rFonts w:ascii="Times New Roman" w:hAnsi="Times New Roman" w:cs="Times New Roman"/>
             <w:noProof/>
             <w:webHidden/>
+            <w:sz w:val="24"/>
+            <w:szCs w:val="24"/>
           </w:rPr>
           <w:fldChar w:fldCharType="begin"/>
         </w:r>
         <w:r>
           <w:rPr>
+            <w:rFonts w:ascii="Times New Roman" w:hAnsi="Times New Roman" w:cs="Times New Roman"/>
             <w:noProof/>
             <w:webHidden/>
+            <w:sz w:val="24"/>
+            <w:szCs w:val="24"/>
           </w:rPr>
           <w:instrText xml:space="preserve"> PAGEREF _Toc230550131 \h </w:instrText>
         </w:r>
         <w:r>
           <w:rPr>
+            <w:rFonts w:ascii="Times New Roman" w:hAnsi="Times New Roman" w:cs="Times New Roman"/>
             <w:noProof/>
             <w:webHidden/>
+            <w:sz w:val="24"/>
+            <w:szCs w:val="24"/>
           </w:rPr>
         </w:r>
         <w:r>
           <w:rPr>
+            <w:rFonts w:ascii="Times New Roman" w:hAnsi="Times New Roman" w:cs="Times New Roman"/>
             <w:noProof/>
             <w:webHidden/>
+            <w:sz w:val="24"/>
+            <w:szCs w:val="24"/>
           </w:rPr>
           <w:fldChar w:fldCharType="separate"/>
         </w:r>
         <w:r>
           <w:rPr>
+            <w:rFonts w:ascii="Times New Roman" w:hAnsi="Times New Roman" w:cs="Times New Roman"/>
             <w:noProof/>
             <w:webHidden/>
+            <w:sz w:val="24"/>
+            <w:szCs w:val="24"/>
           </w:rPr>
           <w:t>3</w:t>
         </w:r>
         <w:r>
           <w:rPr>
+            <w:rFonts w:ascii="Times New Roman" w:hAnsi="Times New Roman" w:cs="Times New Roman"/>
             <w:noProof/>
             <w:webHidden/>
+            <w:sz w:val="24"/>
+            <w:szCs w:val="24"/>
           </w:rPr>
           <w:fldChar w:fldCharType="end"/>
         </w:r>
@@ -1254,8 +1152,10 @@
         <w:tabs>
           <w:tab w:val="right" w:leader="dot" w:pos="10196"/>
         </w:tabs>
-        <w:rPr>
-          <w:rFonts w:eastAsiaTheme="minorEastAsia"/>
+        <w:spacing w:after="0" w:line="240" w:lineRule="auto"/>
+        <w:ind w:firstLine="709"/>
+        <w:rPr>
+          <w:rFonts w:ascii="Times New Roman" w:eastAsiaTheme="minorEastAsia" w:hAnsi="Times New Roman" w:cs="Times New Roman"/>
           <w:noProof/>
           <w:kern w:val="2"/>
           <w:sz w:val="24"/>
@@ -1272,55 +1172,78 @@
             <w:b/>
             <w:bCs/>
             <w:noProof/>
+            <w:sz w:val="24"/>
+            <w:szCs w:val="24"/>
             <w:lang w:eastAsia="ru-RU"/>
           </w:rPr>
           <w:t>ОСНОВНАЯ ЧАСТЬ</w:t>
         </w:r>
         <w:r>
           <w:rPr>
+            <w:rFonts w:ascii="Times New Roman" w:hAnsi="Times New Roman" w:cs="Times New Roman"/>
             <w:noProof/>
             <w:webHidden/>
+            <w:sz w:val="24"/>
+            <w:szCs w:val="24"/>
           </w:rPr>
           <w:tab/>
         </w:r>
         <w:r>
           <w:rPr>
+            <w:rFonts w:ascii="Times New Roman" w:hAnsi="Times New Roman" w:cs="Times New Roman"/>
             <w:noProof/>
             <w:webHidden/>
+            <w:sz w:val="24"/>
+            <w:szCs w:val="24"/>
           </w:rPr>
           <w:fldChar w:fldCharType="begin"/>
         </w:r>
         <w:r>
           <w:rPr>
+            <w:rFonts w:ascii="Times New Roman" w:hAnsi="Times New Roman" w:cs="Times New Roman"/>
             <w:noProof/>
             <w:webHidden/>
+            <w:sz w:val="24"/>
+            <w:szCs w:val="24"/>
           </w:rPr>
           <w:instrText xml:space="preserve"> PAGEREF _Toc230550132 \h </w:instrText>
         </w:r>
         <w:r>
           <w:rPr>
+            <w:rFonts w:ascii="Times New Roman" w:hAnsi="Times New Roman" w:cs="Times New Roman"/>
             <w:noProof/>
             <w:webHidden/>
+            <w:sz w:val="24"/>
+            <w:szCs w:val="24"/>
           </w:rPr>
         </w:r>
         <w:r>
           <w:rPr>
+            <w:rFonts w:ascii="Times New Roman" w:hAnsi="Times New Roman" w:cs="Times New Roman"/>
             <w:noProof/>
             <w:webHidden/>
+            <w:sz w:val="24"/>
+            <w:szCs w:val="24"/>
           </w:rPr>
           <w:fldChar w:fldCharType="separate"/>
         </w:r>
         <w:r>
           <w:rPr>
+            <w:rFonts w:ascii="Times New Roman" w:hAnsi="Times New Roman" w:cs="Times New Roman"/>
             <w:noProof/>
             <w:webHidden/>
+            <w:sz w:val="24"/>
+            <w:szCs w:val="24"/>
           </w:rPr>
           <w:t>5</w:t>
         </w:r>
         <w:r>
           <w:rPr>
+            <w:rFonts w:ascii="Times New Roman" w:hAnsi="Times New Roman" w:cs="Times New Roman"/>
             <w:noProof/>
             <w:webHidden/>
+            <w:sz w:val="24"/>
+            <w:szCs w:val="24"/>
           </w:rPr>
           <w:fldChar w:fldCharType="end"/>
         </w:r>
@@ -1332,8 +1255,10 @@
         <w:tabs>
           <w:tab w:val="right" w:leader="dot" w:pos="10196"/>
         </w:tabs>
-        <w:rPr>
-          <w:rFonts w:eastAsiaTheme="minorEastAsia"/>
+        <w:spacing w:after="0" w:line="240" w:lineRule="auto"/>
+        <w:ind w:firstLine="709"/>
+        <w:rPr>
+          <w:rFonts w:ascii="Times New Roman" w:eastAsiaTheme="minorEastAsia" w:hAnsi="Times New Roman" w:cs="Times New Roman"/>
           <w:noProof/>
           <w:kern w:val="2"/>
           <w:sz w:val="24"/>
@@ -1350,55 +1275,78 @@
             <w:b/>
             <w:bCs/>
             <w:noProof/>
+            <w:sz w:val="24"/>
+            <w:szCs w:val="24"/>
             <w:lang w:eastAsia="ru-RU"/>
           </w:rPr>
           <w:t>ЗАКЛЮЧЕНИЕ</w:t>
         </w:r>
         <w:r>
           <w:rPr>
+            <w:rFonts w:ascii="Times New Roman" w:hAnsi="Times New Roman" w:cs="Times New Roman"/>
             <w:noProof/>
             <w:webHidden/>
+            <w:sz w:val="24"/>
+            <w:szCs w:val="24"/>
           </w:rPr>
           <w:tab/>
         </w:r>
         <w:r>
           <w:rPr>
+            <w:rFonts w:ascii="Times New Roman" w:hAnsi="Times New Roman" w:cs="Times New Roman"/>
             <w:noProof/>
             <w:webHidden/>
+            <w:sz w:val="24"/>
+            <w:szCs w:val="24"/>
           </w:rPr>
           <w:fldChar w:fldCharType="begin"/>
         </w:r>
         <w:r>
           <w:rPr>
+            <w:rFonts w:ascii="Times New Roman" w:hAnsi="Times New Roman" w:cs="Times New Roman"/>
             <w:noProof/>
             <w:webHidden/>
+            <w:sz w:val="24"/>
+            <w:szCs w:val="24"/>
           </w:rPr>
           <w:instrText xml:space="preserve"> PAGEREF _Toc230550133 \h </w:instrText>
         </w:r>
         <w:r>
           <w:rPr>
+            <w:rFonts w:ascii="Times New Roman" w:hAnsi="Times New Roman" w:cs="Times New Roman"/>
             <w:noProof/>
             <w:webHidden/>
+            <w:sz w:val="24"/>
+            <w:szCs w:val="24"/>
           </w:rPr>
         </w:r>
         <w:r>
           <w:rPr>
+            <w:rFonts w:ascii="Times New Roman" w:hAnsi="Times New Roman" w:cs="Times New Roman"/>
             <w:noProof/>
             <w:webHidden/>
+            <w:sz w:val="24"/>
+            <w:szCs w:val="24"/>
           </w:rPr>
           <w:fldChar w:fldCharType="separate"/>
         </w:r>
         <w:r>
           <w:rPr>
+            <w:rFonts w:ascii="Times New Roman" w:hAnsi="Times New Roman" w:cs="Times New Roman"/>
             <w:noProof/>
             <w:webHidden/>
+            <w:sz w:val="24"/>
+            <w:szCs w:val="24"/>
           </w:rPr>
           <w:t>10</w:t>
         </w:r>
         <w:r>
           <w:rPr>
+            <w:rFonts w:ascii="Times New Roman" w:hAnsi="Times New Roman" w:cs="Times New Roman"/>
             <w:noProof/>
             <w:webHidden/>
+            <w:sz w:val="24"/>
+            <w:szCs w:val="24"/>
           </w:rPr>
           <w:fldChar w:fldCharType="end"/>
         </w:r>
@@ -1410,8 +1358,10 @@
         <w:tabs>
           <w:tab w:val="right" w:leader="dot" w:pos="10196"/>
         </w:tabs>
-        <w:rPr>
-          <w:rFonts w:eastAsiaTheme="minorEastAsia"/>
+        <w:spacing w:after="0" w:line="240" w:lineRule="auto"/>
+        <w:ind w:firstLine="709"/>
+        <w:rPr>
+          <w:rFonts w:ascii="Times New Roman" w:eastAsiaTheme="minorEastAsia" w:hAnsi="Times New Roman" w:cs="Times New Roman"/>
           <w:noProof/>
           <w:kern w:val="2"/>
           <w:sz w:val="24"/>
@@ -1428,55 +1378,78 @@
             <w:b/>
             <w:bCs/>
             <w:noProof/>
+            <w:sz w:val="24"/>
+            <w:szCs w:val="24"/>
             <w:lang w:eastAsia="ru-RU"/>
           </w:rPr>
           <w:t>СПИСОК ИСПОЛЬЗОВАННЫХ ИСТОЧНИКОВ</w:t>
         </w:r>
         <w:r>
           <w:rPr>
+            <w:rFonts w:ascii="Times New Roman" w:hAnsi="Times New Roman" w:cs="Times New Roman"/>
             <w:noProof/>
             <w:webHidden/>
+            <w:sz w:val="24"/>
+            <w:szCs w:val="24"/>
           </w:rPr>
           <w:tab/>
         </w:r>
         <w:r>
           <w:rPr>
+            <w:rFonts w:ascii="Times New Roman" w:hAnsi="Times New Roman" w:cs="Times New Roman"/>
             <w:noProof/>
             <w:webHidden/>
+            <w:sz w:val="24"/>
+            <w:szCs w:val="24"/>
           </w:rPr>
           <w:fldChar w:fldCharType="begin"/>
         </w:r>
         <w:r>
           <w:rPr>
+            <w:rFonts w:ascii="Times New Roman" w:hAnsi="Times New Roman" w:cs="Times New Roman"/>
             <w:noProof/>
             <w:webHidden/>
+            <w:sz w:val="24"/>
+            <w:szCs w:val="24"/>
           </w:rPr>
           <w:instrText xml:space="preserve"> PAGEREF _Toc230550134 \h </w:instrText>
         </w:r>
         <w:r>
           <w:rPr>
+            <w:rFonts w:ascii="Times New Roman" w:hAnsi="Times New Roman" w:cs="Times New Roman"/>
             <w:noProof/>
             <w:webHidden/>
+            <w:sz w:val="24"/>
+            <w:szCs w:val="24"/>
           </w:rPr>
         </w:r>
         <w:r>
           <w:rPr>
+            <w:rFonts w:ascii="Times New Roman" w:hAnsi="Times New Roman" w:cs="Times New Roman"/>
             <w:noProof/>
             <w:webHidden/>
+            <w:sz w:val="24"/>
+            <w:szCs w:val="24"/>
           </w:rPr>
           <w:fldChar w:fldCharType="separate"/>
         </w:r>
         <w:r>
           <w:rPr>
+            <w:rFonts w:ascii="Times New Roman" w:hAnsi="Times New Roman" w:cs="Times New Roman"/>
             <w:noProof/>
             <w:webHidden/>
+            <w:sz w:val="24"/>
+            <w:szCs w:val="24"/>
           </w:rPr>
           <w:t>11</w:t>
         </w:r>
         <w:r>
           <w:rPr>
+            <w:rFonts w:ascii="Times New Roman" w:hAnsi="Times New Roman" w:cs="Times New Roman"/>
             <w:noProof/>
             <w:webHidden/>
+            <w:sz w:val="24"/>
+            <w:szCs w:val="24"/>
           </w:rPr>
           <w:fldChar w:fldCharType="end"/>
         </w:r>
@@ -1484,6 +1457,1101 @@
     </w:p>
     <w:p>
       <w:pPr>
+        <w:spacing w:after="0" w:line="240" w:lineRule="auto"/>
+        <w:ind w:firstLine="709"/>
+        <w:rPr>
+          <w:rFonts w:ascii="Times New Roman" w:eastAsia="Times New Roman" w:hAnsi="Times New Roman" w:cs="Times New Roman"/>
+          <w:b/>
+          <w:bCs/>
+          <w:sz w:val="24"/>
+          <w:szCs w:val="24"/>
+          <w:lang w:eastAsia="ru-RU"/>
+        </w:rPr>
+      </w:pPr>
+      <w:r>
+        <w:rPr>
+          <w:rFonts w:ascii="Times New Roman" w:eastAsia="Times New Roman" w:hAnsi="Times New Roman" w:cs="Times New Roman"/>
+          <w:b/>
+          <w:bCs/>
+          <w:sz w:val="24"/>
+          <w:szCs w:val="24"/>
+          <w:lang w:eastAsia="ru-RU"/>
+        </w:rPr>
+        <w:fldChar w:fldCharType="end"/>
+      </w:r>
+      <w:r>
+        <w:rPr>
+          <w:rFonts w:ascii="Times New Roman" w:eastAsia="Times New Roman" w:hAnsi="Times New Roman" w:cs="Times New Roman"/>
+          <w:b/>
+          <w:bCs/>
+          <w:sz w:val="24"/>
+          <w:szCs w:val="24"/>
+          <w:lang w:eastAsia="ru-RU"/>
+        </w:rPr>
+        <w:br w:type="page"/>
+      </w:r>
+    </w:p>
+    <w:p>
+      <w:pPr>
+        <w:pStyle w:val="1"/>
+        <w:jc w:val="center"/>
+        <w:rPr>
+          <w:rFonts w:eastAsia="Times New Roman"/>
+          <w:sz w:val="28"/>
+          <w:szCs w:val="28"/>
+          <w:lang w:eastAsia="ru-RU"/>
+        </w:rPr>
+      </w:pPr>
+      <w:bookmarkStart w:id="0" w:name="_Toc230550131"/>
+      <w:r>
+        <w:rPr>
+          <w:rFonts w:ascii="Times New Roman" w:eastAsia="Times New Roman" w:hAnsi="Times New Roman" w:cs="Times New Roman"/>
+          <w:b/>
+          <w:bCs/>
+          <w:color w:val="auto"/>
+          <w:sz w:val="24"/>
+          <w:szCs w:val="24"/>
+          <w:lang w:eastAsia="ru-RU"/>
+        </w:rPr>
+        <w:lastRenderedPageBreak/>
+        <w:t>ВВЕДЕНИЕ</w:t>
+      </w:r>
+      <w:bookmarkEnd w:id="0"/>
+    </w:p>
+    <w:p>
+      <w:pPr>
+        <w:spacing w:after="0" w:line="240" w:lineRule="auto"/>
+        <w:ind w:firstLine="567"/>
+        <w:jc w:val="center"/>
+        <w:rPr>
+          <w:rFonts w:ascii="Times New Roman" w:eastAsia="Times New Roman" w:hAnsi="Times New Roman" w:cs="Times New Roman"/>
+          <w:b/>
+          <w:bCs/>
+          <w:sz w:val="24"/>
+          <w:szCs w:val="24"/>
+          <w:lang w:eastAsia="ru-RU"/>
+        </w:rPr>
+      </w:pPr>
+    </w:p>
+    <w:p>
+      <w:pPr>
+        <w:spacing w:after="0" w:line="240" w:lineRule="auto"/>
+        <w:ind w:firstLine="709"/>
+        <w:jc w:val="both"/>
+        <w:rPr>
+          <w:rFonts w:ascii="Times New Roman" w:hAnsi="Times New Roman" w:cs="Times New Roman"/>
+          <w:color w:val="000000"/>
+          <w:sz w:val="24"/>
+          <w:szCs w:val="24"/>
+        </w:rPr>
+      </w:pPr>
+      <w:r>
+        <w:rPr>
+          <w:rFonts w:ascii="Times New Roman" w:hAnsi="Times New Roman" w:cs="Times New Roman"/>
+          <w:color w:val="000000"/>
+          <w:sz w:val="24"/>
+          <w:szCs w:val="24"/>
+        </w:rPr>
+        <w:t>Информационные технологии в современном мире проникают во все сферы человеческой деятельности, включая спортивную индустрию. Графический дизайн и разработка интерактивных пользовательских интерфейсов (UI/UX) играют ведущую роль в позиционировании бренда, привлечении и удержании целевой аудитории. Полнофункциональное и визуально привлекательное веб-представительство спортивного клуба позволяет не только информировать клиентов о перечне услуг, тренерском составе и графике тренировок, но и автоматизировать рутинные бизнес-процессы, такие как сбор заявок на пробные занятия, управление абонементами и администрирование прав доступа персонала.</w:t>
+      </w:r>
+    </w:p>
+    <w:p>
+      <w:pPr>
+        <w:spacing w:after="0" w:line="240" w:lineRule="auto"/>
+        <w:ind w:firstLine="709"/>
+        <w:jc w:val="both"/>
+        <w:rPr>
+          <w:rFonts w:ascii="Times New Roman" w:hAnsi="Times New Roman" w:cs="Times New Roman"/>
+          <w:color w:val="000000"/>
+          <w:sz w:val="24"/>
+          <w:szCs w:val="24"/>
+        </w:rPr>
+      </w:pPr>
+    </w:p>
+    <w:p>
+      <w:pPr>
+        <w:spacing w:after="0" w:line="240" w:lineRule="auto"/>
+        <w:ind w:firstLine="709"/>
+        <w:jc w:val="both"/>
+        <w:rPr>
+          <w:rFonts w:ascii="Times New Roman" w:hAnsi="Times New Roman" w:cs="Times New Roman"/>
+          <w:color w:val="000000"/>
+          <w:sz w:val="24"/>
+          <w:szCs w:val="24"/>
+        </w:rPr>
+      </w:pPr>
+      <w:r>
+        <w:rPr>
+          <w:rFonts w:ascii="Times New Roman" w:hAnsi="Times New Roman" w:cs="Times New Roman"/>
+          <w:color w:val="000000"/>
+          <w:sz w:val="24"/>
+          <w:szCs w:val="24"/>
+        </w:rPr>
+        <w:t xml:space="preserve">Эффективный интерфейс спортивного клуба должен сочетать в себе динамичную, энергичную эстетику и высокую юзабилити-компоненту. Для решения данных задач необходим комплексный подход, включающий анализ требований заказчика, макетирование, адаптивную верстку и программирование </w:t>
+      </w:r>
+      <w:proofErr w:type="gramStart"/>
+      <w:r>
+        <w:rPr>
+          <w:rFonts w:ascii="Times New Roman" w:hAnsi="Times New Roman" w:cs="Times New Roman"/>
+          <w:color w:val="000000"/>
+          <w:sz w:val="24"/>
+          <w:szCs w:val="24"/>
+        </w:rPr>
+        <w:t>интерактивного взаимодействия</w:t>
+      </w:r>
+      <w:proofErr w:type="gramEnd"/>
+      <w:r>
+        <w:rPr>
+          <w:rFonts w:ascii="Times New Roman" w:hAnsi="Times New Roman" w:cs="Times New Roman"/>
+          <w:color w:val="000000"/>
+          <w:sz w:val="24"/>
+          <w:szCs w:val="24"/>
+        </w:rPr>
+        <w:t xml:space="preserve"> на стороне клиента.</w:t>
+      </w:r>
+    </w:p>
+    <w:p>
+      <w:pPr>
+        <w:spacing w:after="0" w:line="240" w:lineRule="auto"/>
+        <w:ind w:firstLine="709"/>
+        <w:jc w:val="both"/>
+        <w:rPr>
+          <w:rFonts w:ascii="Times New Roman" w:hAnsi="Times New Roman" w:cs="Times New Roman"/>
+          <w:color w:val="000000"/>
+          <w:sz w:val="24"/>
+          <w:szCs w:val="24"/>
+        </w:rPr>
+      </w:pPr>
+    </w:p>
+    <w:p>
+      <w:pPr>
+        <w:spacing w:after="0" w:line="240" w:lineRule="auto"/>
+        <w:ind w:firstLine="709"/>
+        <w:jc w:val="both"/>
+        <w:rPr>
+          <w:rFonts w:ascii="Times New Roman" w:hAnsi="Times New Roman" w:cs="Times New Roman"/>
+          <w:color w:val="000000"/>
+          <w:sz w:val="24"/>
+          <w:szCs w:val="24"/>
+        </w:rPr>
+      </w:pPr>
+      <w:r>
+        <w:rPr>
+          <w:rFonts w:ascii="Times New Roman" w:hAnsi="Times New Roman" w:cs="Times New Roman"/>
+          <w:color w:val="000000"/>
+          <w:sz w:val="24"/>
+          <w:szCs w:val="24"/>
+        </w:rPr>
+        <w:t>Цель учебной практики – получение, развитие и систематизация практических навыков проектирования, прототипирования, верстки и тестирования кроссплатформенных пользовательских интерфейсов на примере веб-ресурса спортивного клуба «</w:t>
+      </w:r>
+      <w:r>
+        <w:rPr>
+          <w:rFonts w:ascii="Times New Roman" w:hAnsi="Times New Roman" w:cs="Times New Roman"/>
+          <w:color w:val="000000"/>
+          <w:sz w:val="24"/>
+          <w:szCs w:val="24"/>
+        </w:rPr>
+        <w:t>СТРАЙК</w:t>
+      </w:r>
+      <w:r>
+        <w:rPr>
+          <w:rFonts w:ascii="Times New Roman" w:hAnsi="Times New Roman" w:cs="Times New Roman"/>
+          <w:color w:val="000000"/>
+          <w:sz w:val="24"/>
+          <w:szCs w:val="24"/>
+        </w:rPr>
+        <w:t>» в соответствии с отраслевыми стандартами и техническими требованиями.</w:t>
+      </w:r>
+    </w:p>
+    <w:p>
+      <w:pPr>
+        <w:spacing w:after="0" w:line="240" w:lineRule="auto"/>
+        <w:ind w:firstLine="709"/>
+        <w:jc w:val="both"/>
+        <w:rPr>
+          <w:rFonts w:ascii="Times New Roman" w:hAnsi="Times New Roman" w:cs="Times New Roman"/>
+          <w:color w:val="000000"/>
+          <w:sz w:val="24"/>
+          <w:szCs w:val="24"/>
+        </w:rPr>
+      </w:pPr>
+    </w:p>
+    <w:p>
+      <w:pPr>
+        <w:spacing w:after="0" w:line="240" w:lineRule="auto"/>
+        <w:ind w:firstLine="709"/>
+        <w:jc w:val="both"/>
+        <w:rPr>
+          <w:rFonts w:ascii="Times New Roman" w:eastAsia="Times New Roman" w:hAnsi="Times New Roman" w:cs="Times New Roman"/>
+          <w:sz w:val="24"/>
+          <w:szCs w:val="24"/>
+          <w:lang w:eastAsia="ru-RU"/>
+        </w:rPr>
+      </w:pPr>
+      <w:r>
+        <w:rPr>
+          <w:rFonts w:ascii="Times New Roman" w:eastAsia="Times New Roman" w:hAnsi="Times New Roman" w:cs="Times New Roman"/>
+          <w:sz w:val="24"/>
+          <w:szCs w:val="24"/>
+          <w:lang w:eastAsia="ru-RU"/>
+        </w:rPr>
+        <w:t>Задачи учебной практики:</w:t>
+      </w:r>
+    </w:p>
+    <w:p>
+      <w:pPr>
+        <w:pStyle w:val="a3"/>
+        <w:numPr>
+          <w:ilvl w:val="0"/>
+          <w:numId w:val="21"/>
+        </w:numPr>
+        <w:tabs>
+          <w:tab w:val="right" w:pos="993"/>
+        </w:tabs>
+        <w:spacing w:after="0" w:line="240" w:lineRule="auto"/>
+        <w:ind w:left="0" w:firstLine="709"/>
+        <w:jc w:val="both"/>
+        <w:rPr>
+          <w:rFonts w:ascii="Times New Roman" w:eastAsia="Times New Roman" w:hAnsi="Times New Roman" w:cs="Times New Roman"/>
+          <w:sz w:val="24"/>
+          <w:szCs w:val="24"/>
+          <w:lang w:eastAsia="ru-RU"/>
+        </w:rPr>
+      </w:pPr>
+      <w:r>
+        <w:rPr>
+          <w:rFonts w:ascii="Times New Roman" w:eastAsia="Times New Roman" w:hAnsi="Times New Roman" w:cs="Times New Roman"/>
+          <w:sz w:val="24"/>
+          <w:szCs w:val="24"/>
+          <w:lang w:eastAsia="ru-RU"/>
+        </w:rPr>
+        <w:t>Изучение и детальный анализ технического задания на разработку веб-ресурса спортивного клуба.</w:t>
+      </w:r>
+    </w:p>
+    <w:p>
+      <w:pPr>
+        <w:pStyle w:val="a3"/>
+        <w:numPr>
+          <w:ilvl w:val="0"/>
+          <w:numId w:val="21"/>
+        </w:numPr>
+        <w:tabs>
+          <w:tab w:val="right" w:pos="993"/>
+        </w:tabs>
+        <w:spacing w:after="0" w:line="240" w:lineRule="auto"/>
+        <w:ind w:left="0" w:firstLine="709"/>
+        <w:jc w:val="both"/>
+        <w:rPr>
+          <w:rFonts w:ascii="Times New Roman" w:eastAsia="Times New Roman" w:hAnsi="Times New Roman" w:cs="Times New Roman"/>
+          <w:sz w:val="24"/>
+          <w:szCs w:val="24"/>
+          <w:lang w:eastAsia="ru-RU"/>
+        </w:rPr>
+      </w:pPr>
+      <w:r>
+        <w:rPr>
+          <w:rFonts w:ascii="Times New Roman" w:eastAsia="Times New Roman" w:hAnsi="Times New Roman" w:cs="Times New Roman"/>
+          <w:sz w:val="24"/>
+          <w:szCs w:val="24"/>
+          <w:lang w:eastAsia="ru-RU"/>
+        </w:rPr>
+        <w:t>Проектирование информационной архитектуры, структуры страниц сайта и административной панели управления.</w:t>
+      </w:r>
+    </w:p>
+    <w:p>
+      <w:pPr>
+        <w:pStyle w:val="a3"/>
+        <w:numPr>
+          <w:ilvl w:val="0"/>
+          <w:numId w:val="21"/>
+        </w:numPr>
+        <w:tabs>
+          <w:tab w:val="right" w:pos="993"/>
+        </w:tabs>
+        <w:spacing w:after="0" w:line="240" w:lineRule="auto"/>
+        <w:ind w:left="0" w:firstLine="709"/>
+        <w:jc w:val="both"/>
+        <w:rPr>
+          <w:rFonts w:ascii="Times New Roman" w:eastAsia="Times New Roman" w:hAnsi="Times New Roman" w:cs="Times New Roman"/>
+          <w:sz w:val="24"/>
+          <w:szCs w:val="24"/>
+          <w:lang w:eastAsia="ru-RU"/>
+        </w:rPr>
+      </w:pPr>
+      <w:r>
+        <w:rPr>
+          <w:rFonts w:ascii="Times New Roman" w:eastAsia="Times New Roman" w:hAnsi="Times New Roman" w:cs="Times New Roman"/>
+          <w:sz w:val="24"/>
+          <w:szCs w:val="24"/>
+          <w:lang w:eastAsia="ru-RU"/>
+        </w:rPr>
+        <w:t xml:space="preserve">Разработка визуального оформления интерфейса с использованием современных трендов графического дизайна (динамичная стилистика, контрастная темная тема с акцентными элементами, использование шрифтов класса </w:t>
+      </w:r>
+      <w:proofErr w:type="spellStart"/>
+      <w:r>
+        <w:rPr>
+          <w:rFonts w:ascii="Times New Roman" w:eastAsia="Times New Roman" w:hAnsi="Times New Roman" w:cs="Times New Roman"/>
+          <w:sz w:val="24"/>
+          <w:szCs w:val="24"/>
+          <w:lang w:eastAsia="ru-RU"/>
+        </w:rPr>
+        <w:t>Sans</w:t>
+      </w:r>
+      <w:proofErr w:type="spellEnd"/>
+      <w:r>
+        <w:rPr>
+          <w:rFonts w:ascii="Times New Roman" w:eastAsia="Times New Roman" w:hAnsi="Times New Roman" w:cs="Times New Roman"/>
+          <w:sz w:val="24"/>
+          <w:szCs w:val="24"/>
+          <w:lang w:eastAsia="ru-RU"/>
+        </w:rPr>
+        <w:t xml:space="preserve"> </w:t>
+      </w:r>
+      <w:proofErr w:type="spellStart"/>
+      <w:r>
+        <w:rPr>
+          <w:rFonts w:ascii="Times New Roman" w:eastAsia="Times New Roman" w:hAnsi="Times New Roman" w:cs="Times New Roman"/>
+          <w:sz w:val="24"/>
+          <w:szCs w:val="24"/>
+          <w:lang w:eastAsia="ru-RU"/>
+        </w:rPr>
+        <w:t>Serif</w:t>
+      </w:r>
+      <w:proofErr w:type="spellEnd"/>
+      <w:r>
+        <w:rPr>
+          <w:rFonts w:ascii="Times New Roman" w:eastAsia="Times New Roman" w:hAnsi="Times New Roman" w:cs="Times New Roman"/>
+          <w:sz w:val="24"/>
+          <w:szCs w:val="24"/>
+          <w:lang w:eastAsia="ru-RU"/>
+        </w:rPr>
+        <w:t>).</w:t>
+      </w:r>
+    </w:p>
+    <w:p>
+      <w:pPr>
+        <w:pStyle w:val="a3"/>
+        <w:numPr>
+          <w:ilvl w:val="0"/>
+          <w:numId w:val="21"/>
+        </w:numPr>
+        <w:tabs>
+          <w:tab w:val="right" w:pos="993"/>
+        </w:tabs>
+        <w:spacing w:after="0" w:line="240" w:lineRule="auto"/>
+        <w:ind w:left="0" w:firstLine="709"/>
+        <w:jc w:val="both"/>
+        <w:rPr>
+          <w:rFonts w:ascii="Times New Roman" w:eastAsia="Times New Roman" w:hAnsi="Times New Roman" w:cs="Times New Roman"/>
+          <w:sz w:val="24"/>
+          <w:szCs w:val="24"/>
+          <w:lang w:eastAsia="ru-RU"/>
+        </w:rPr>
+      </w:pPr>
+      <w:r>
+        <w:rPr>
+          <w:rFonts w:ascii="Times New Roman" w:eastAsia="Times New Roman" w:hAnsi="Times New Roman" w:cs="Times New Roman"/>
+          <w:sz w:val="24"/>
+          <w:szCs w:val="24"/>
+          <w:lang w:eastAsia="ru-RU"/>
+        </w:rPr>
+        <w:t xml:space="preserve">Программная реализация адаптивной </w:t>
+      </w:r>
+      <w:proofErr w:type="spellStart"/>
+      <w:r>
+        <w:rPr>
+          <w:rFonts w:ascii="Times New Roman" w:eastAsia="Times New Roman" w:hAnsi="Times New Roman" w:cs="Times New Roman"/>
+          <w:sz w:val="24"/>
+          <w:szCs w:val="24"/>
+          <w:lang w:eastAsia="ru-RU"/>
+        </w:rPr>
+        <w:t>кроссбраузерной</w:t>
+      </w:r>
+      <w:proofErr w:type="spellEnd"/>
+      <w:r>
+        <w:rPr>
+          <w:rFonts w:ascii="Times New Roman" w:eastAsia="Times New Roman" w:hAnsi="Times New Roman" w:cs="Times New Roman"/>
+          <w:sz w:val="24"/>
+          <w:szCs w:val="24"/>
+          <w:lang w:eastAsia="ru-RU"/>
+        </w:rPr>
+        <w:t xml:space="preserve"> верстки пользовательской части (</w:t>
+      </w:r>
+      <w:proofErr w:type="spellStart"/>
+      <w:r>
+        <w:rPr>
+          <w:rFonts w:ascii="Times New Roman" w:eastAsia="Times New Roman" w:hAnsi="Times New Roman" w:cs="Times New Roman"/>
+          <w:sz w:val="24"/>
+          <w:szCs w:val="24"/>
+          <w:lang w:eastAsia="ru-RU"/>
+        </w:rPr>
+        <w:t>landing</w:t>
+      </w:r>
+      <w:proofErr w:type="spellEnd"/>
+      <w:r>
+        <w:rPr>
+          <w:rFonts w:ascii="Times New Roman" w:eastAsia="Times New Roman" w:hAnsi="Times New Roman" w:cs="Times New Roman"/>
+          <w:sz w:val="24"/>
+          <w:szCs w:val="24"/>
+          <w:lang w:eastAsia="ru-RU"/>
+        </w:rPr>
+        <w:t xml:space="preserve"> </w:t>
+      </w:r>
+      <w:proofErr w:type="spellStart"/>
+      <w:r>
+        <w:rPr>
+          <w:rFonts w:ascii="Times New Roman" w:eastAsia="Times New Roman" w:hAnsi="Times New Roman" w:cs="Times New Roman"/>
+          <w:sz w:val="24"/>
+          <w:szCs w:val="24"/>
+          <w:lang w:eastAsia="ru-RU"/>
+        </w:rPr>
+        <w:t>page</w:t>
+      </w:r>
+      <w:proofErr w:type="spellEnd"/>
+      <w:r>
+        <w:rPr>
+          <w:rFonts w:ascii="Times New Roman" w:eastAsia="Times New Roman" w:hAnsi="Times New Roman" w:cs="Times New Roman"/>
+          <w:sz w:val="24"/>
+          <w:szCs w:val="24"/>
+          <w:lang w:eastAsia="ru-RU"/>
+        </w:rPr>
+        <w:t>) и административных интерфейсов с применением семантического HTML5 и гибких CSS3-сеток (</w:t>
+      </w:r>
+      <w:proofErr w:type="spellStart"/>
+      <w:r>
+        <w:rPr>
+          <w:rFonts w:ascii="Times New Roman" w:eastAsia="Times New Roman" w:hAnsi="Times New Roman" w:cs="Times New Roman"/>
+          <w:sz w:val="24"/>
+          <w:szCs w:val="24"/>
+          <w:lang w:eastAsia="ru-RU"/>
+        </w:rPr>
+        <w:t>Flexbox</w:t>
+      </w:r>
+      <w:proofErr w:type="spellEnd"/>
+      <w:r>
+        <w:rPr>
+          <w:rFonts w:ascii="Times New Roman" w:eastAsia="Times New Roman" w:hAnsi="Times New Roman" w:cs="Times New Roman"/>
+          <w:sz w:val="24"/>
+          <w:szCs w:val="24"/>
+          <w:lang w:eastAsia="ru-RU"/>
+        </w:rPr>
+        <w:t xml:space="preserve">, Grid </w:t>
+      </w:r>
+      <w:proofErr w:type="spellStart"/>
+      <w:r>
+        <w:rPr>
+          <w:rFonts w:ascii="Times New Roman" w:eastAsia="Times New Roman" w:hAnsi="Times New Roman" w:cs="Times New Roman"/>
+          <w:sz w:val="24"/>
+          <w:szCs w:val="24"/>
+          <w:lang w:eastAsia="ru-RU"/>
+        </w:rPr>
+        <w:t>Layout</w:t>
+      </w:r>
+      <w:proofErr w:type="spellEnd"/>
+      <w:r>
+        <w:rPr>
+          <w:rFonts w:ascii="Times New Roman" w:eastAsia="Times New Roman" w:hAnsi="Times New Roman" w:cs="Times New Roman"/>
+          <w:sz w:val="24"/>
+          <w:szCs w:val="24"/>
+          <w:lang w:eastAsia="ru-RU"/>
+        </w:rPr>
+        <w:t>).</w:t>
+      </w:r>
+    </w:p>
+    <w:p>
+      <w:pPr>
+        <w:pStyle w:val="a3"/>
+        <w:numPr>
+          <w:ilvl w:val="0"/>
+          <w:numId w:val="21"/>
+        </w:numPr>
+        <w:tabs>
+          <w:tab w:val="right" w:pos="993"/>
+        </w:tabs>
+        <w:spacing w:after="0" w:line="240" w:lineRule="auto"/>
+        <w:ind w:left="0" w:firstLine="709"/>
+        <w:jc w:val="both"/>
+        <w:rPr>
+          <w:rFonts w:ascii="Times New Roman" w:eastAsia="Times New Roman" w:hAnsi="Times New Roman" w:cs="Times New Roman"/>
+          <w:sz w:val="24"/>
+          <w:szCs w:val="24"/>
+          <w:lang w:eastAsia="ru-RU"/>
+        </w:rPr>
+      </w:pPr>
+      <w:r>
+        <w:rPr>
+          <w:rFonts w:ascii="Times New Roman" w:eastAsia="Times New Roman" w:hAnsi="Times New Roman" w:cs="Times New Roman"/>
+          <w:sz w:val="24"/>
+          <w:szCs w:val="24"/>
+          <w:lang w:eastAsia="ru-RU"/>
+        </w:rPr>
+        <w:t xml:space="preserve">Разработка интерактивных модулей, клиентской валидации форм и механизмов асинхронного обмена данными посредством скриптов JavaScript и </w:t>
+      </w:r>
+      <w:proofErr w:type="spellStart"/>
+      <w:r>
+        <w:rPr>
+          <w:rFonts w:ascii="Times New Roman" w:eastAsia="Times New Roman" w:hAnsi="Times New Roman" w:cs="Times New Roman"/>
+          <w:sz w:val="24"/>
+          <w:szCs w:val="24"/>
+          <w:lang w:eastAsia="ru-RU"/>
+        </w:rPr>
+        <w:t>Fetch</w:t>
+      </w:r>
+      <w:proofErr w:type="spellEnd"/>
+      <w:r>
+        <w:rPr>
+          <w:rFonts w:ascii="Times New Roman" w:eastAsia="Times New Roman" w:hAnsi="Times New Roman" w:cs="Times New Roman"/>
+          <w:sz w:val="24"/>
+          <w:szCs w:val="24"/>
+          <w:lang w:eastAsia="ru-RU"/>
+        </w:rPr>
+        <w:t xml:space="preserve"> API.</w:t>
+      </w:r>
+    </w:p>
+    <w:p>
+      <w:pPr>
+        <w:pStyle w:val="a3"/>
+        <w:numPr>
+          <w:ilvl w:val="0"/>
+          <w:numId w:val="21"/>
+        </w:numPr>
+        <w:tabs>
+          <w:tab w:val="right" w:pos="993"/>
+        </w:tabs>
+        <w:spacing w:after="0" w:line="240" w:lineRule="auto"/>
+        <w:ind w:left="0" w:firstLine="709"/>
+        <w:jc w:val="both"/>
+        <w:rPr>
+          <w:rFonts w:ascii="Times New Roman" w:eastAsia="Times New Roman" w:hAnsi="Times New Roman" w:cs="Times New Roman"/>
+          <w:sz w:val="24"/>
+          <w:szCs w:val="24"/>
+          <w:lang w:eastAsia="ru-RU"/>
+        </w:rPr>
+      </w:pPr>
+      <w:r>
+        <w:rPr>
+          <w:rFonts w:ascii="Times New Roman" w:eastAsia="Times New Roman" w:hAnsi="Times New Roman" w:cs="Times New Roman"/>
+          <w:sz w:val="24"/>
+          <w:szCs w:val="24"/>
+          <w:lang w:eastAsia="ru-RU"/>
+        </w:rPr>
+        <w:t>Выполнение комплексного тестирования верстки, производительности и удобства интерфейса на различных типах устройств.</w:t>
+      </w:r>
+    </w:p>
+    <w:p>
+      <w:pPr>
+        <w:pStyle w:val="a3"/>
+        <w:tabs>
+          <w:tab w:val="right" w:pos="993"/>
+        </w:tabs>
+        <w:spacing w:after="0" w:line="240" w:lineRule="auto"/>
+        <w:ind w:left="0" w:firstLine="709"/>
+        <w:jc w:val="both"/>
+        <w:rPr>
+          <w:rFonts w:ascii="Times New Roman" w:eastAsia="Times New Roman" w:hAnsi="Times New Roman" w:cs="Times New Roman"/>
+          <w:sz w:val="24"/>
+          <w:szCs w:val="24"/>
+          <w:lang w:eastAsia="ru-RU"/>
+        </w:rPr>
+      </w:pPr>
+    </w:p>
+    <w:p>
+      <w:pPr>
+        <w:tabs>
+          <w:tab w:val="right" w:pos="993"/>
+        </w:tabs>
+        <w:spacing w:after="0" w:line="240" w:lineRule="auto"/>
+        <w:ind w:firstLine="709"/>
+        <w:jc w:val="both"/>
+        <w:rPr>
+          <w:rFonts w:ascii="Times New Roman" w:eastAsia="Times New Roman" w:hAnsi="Times New Roman" w:cs="Times New Roman"/>
+          <w:sz w:val="24"/>
+          <w:szCs w:val="24"/>
+          <w:lang w:eastAsia="ru-RU"/>
+        </w:rPr>
+      </w:pPr>
+      <w:r>
+        <w:rPr>
+          <w:rFonts w:ascii="Times New Roman" w:eastAsia="Times New Roman" w:hAnsi="Times New Roman" w:cs="Times New Roman"/>
+          <w:sz w:val="24"/>
+          <w:szCs w:val="24"/>
+          <w:lang w:eastAsia="ru-RU"/>
+        </w:rPr>
+        <w:t>В процессе прохождения практики осуществляется освоение и формирование следующих профессиональных (ПК) и общих (ОК) компетенций, а также личностных результатов (ЛР):</w:t>
+      </w:r>
+    </w:p>
+    <w:p>
+      <w:pPr>
+        <w:tabs>
+          <w:tab w:val="right" w:pos="993"/>
+        </w:tabs>
+        <w:spacing w:after="0" w:line="240" w:lineRule="auto"/>
+        <w:ind w:firstLine="709"/>
+        <w:jc w:val="both"/>
+        <w:rPr>
+          <w:rFonts w:ascii="Times New Roman" w:eastAsia="Times New Roman" w:hAnsi="Times New Roman" w:cs="Times New Roman"/>
+          <w:sz w:val="24"/>
+          <w:szCs w:val="24"/>
+          <w:lang w:eastAsia="ru-RU"/>
+        </w:rPr>
+      </w:pPr>
+      <w:r>
+        <w:rPr>
+          <w:rFonts w:ascii="Times New Roman" w:eastAsia="Times New Roman" w:hAnsi="Times New Roman" w:cs="Times New Roman"/>
+          <w:sz w:val="24"/>
+          <w:szCs w:val="24"/>
+          <w:lang w:eastAsia="ru-RU"/>
+        </w:rPr>
+        <w:t>ОК 01 Выбирать способы решения задач профессиональной деятельности применительно к различным контекстам;  </w:t>
+      </w:r>
+    </w:p>
+    <w:p>
+      <w:pPr>
+        <w:tabs>
+          <w:tab w:val="right" w:pos="993"/>
+        </w:tabs>
+        <w:spacing w:after="0" w:line="240" w:lineRule="auto"/>
+        <w:ind w:firstLine="709"/>
+        <w:jc w:val="both"/>
+        <w:rPr>
+          <w:rFonts w:ascii="Times New Roman" w:eastAsia="Times New Roman" w:hAnsi="Times New Roman" w:cs="Times New Roman"/>
+          <w:sz w:val="24"/>
+          <w:szCs w:val="24"/>
+          <w:lang w:eastAsia="ru-RU"/>
+        </w:rPr>
+      </w:pPr>
+      <w:r>
+        <w:rPr>
+          <w:rFonts w:ascii="Times New Roman" w:eastAsia="Times New Roman" w:hAnsi="Times New Roman" w:cs="Times New Roman"/>
+          <w:sz w:val="24"/>
+          <w:szCs w:val="24"/>
+          <w:lang w:eastAsia="ru-RU"/>
+        </w:rPr>
+        <w:t>ОК 02 Использовать современные средства поиска, анализа и интерпретации информации, и информационные технологии для выполнения задач профессиональной деятельности  </w:t>
+      </w:r>
+    </w:p>
+    <w:p>
+      <w:pPr>
+        <w:tabs>
+          <w:tab w:val="right" w:pos="993"/>
+        </w:tabs>
+        <w:spacing w:after="0" w:line="240" w:lineRule="auto"/>
+        <w:ind w:firstLine="709"/>
+        <w:jc w:val="both"/>
+        <w:rPr>
+          <w:rFonts w:ascii="Times New Roman" w:eastAsia="Times New Roman" w:hAnsi="Times New Roman" w:cs="Times New Roman"/>
+          <w:sz w:val="24"/>
+          <w:szCs w:val="24"/>
+          <w:lang w:eastAsia="ru-RU"/>
+        </w:rPr>
+      </w:pPr>
+      <w:r>
+        <w:rPr>
+          <w:rFonts w:ascii="Times New Roman" w:eastAsia="Times New Roman" w:hAnsi="Times New Roman" w:cs="Times New Roman"/>
+          <w:sz w:val="24"/>
+          <w:szCs w:val="24"/>
+          <w:lang w:eastAsia="ru-RU"/>
+        </w:rPr>
+        <w:t>ОК 03 Планировать и реализовывать собственное профессиональное и личностное развитие, предпринимательскую деятельность в профессиональной сфере, использовать знания по финансовой грамотности в различных жизненных ситуациях  </w:t>
+      </w:r>
+    </w:p>
+    <w:p>
+      <w:pPr>
+        <w:tabs>
+          <w:tab w:val="right" w:pos="993"/>
+        </w:tabs>
+        <w:spacing w:after="0" w:line="240" w:lineRule="auto"/>
+        <w:ind w:firstLine="709"/>
+        <w:jc w:val="both"/>
+        <w:rPr>
+          <w:rFonts w:ascii="Times New Roman" w:eastAsia="Times New Roman" w:hAnsi="Times New Roman" w:cs="Times New Roman"/>
+          <w:sz w:val="24"/>
+          <w:szCs w:val="24"/>
+          <w:lang w:eastAsia="ru-RU"/>
+        </w:rPr>
+      </w:pPr>
+      <w:r>
+        <w:rPr>
+          <w:rFonts w:ascii="Times New Roman" w:eastAsia="Times New Roman" w:hAnsi="Times New Roman" w:cs="Times New Roman"/>
+          <w:sz w:val="24"/>
+          <w:szCs w:val="24"/>
+          <w:lang w:eastAsia="ru-RU"/>
+        </w:rPr>
+        <w:t>ОК 04 Эффективно взаимодействовать и работать в коллективе и команде  </w:t>
+      </w:r>
+    </w:p>
+    <w:p>
+      <w:pPr>
+        <w:tabs>
+          <w:tab w:val="right" w:pos="993"/>
+        </w:tabs>
+        <w:spacing w:after="0" w:line="240" w:lineRule="auto"/>
+        <w:ind w:firstLine="709"/>
+        <w:jc w:val="both"/>
+        <w:rPr>
+          <w:rFonts w:ascii="Times New Roman" w:eastAsia="Times New Roman" w:hAnsi="Times New Roman" w:cs="Times New Roman"/>
+          <w:sz w:val="24"/>
+          <w:szCs w:val="24"/>
+          <w:lang w:eastAsia="ru-RU"/>
+        </w:rPr>
+      </w:pPr>
+      <w:r>
+        <w:rPr>
+          <w:rFonts w:ascii="Times New Roman" w:eastAsia="Times New Roman" w:hAnsi="Times New Roman" w:cs="Times New Roman"/>
+          <w:sz w:val="24"/>
+          <w:szCs w:val="24"/>
+          <w:lang w:eastAsia="ru-RU"/>
+        </w:rPr>
+        <w:t>ОК 5 Осуществлять устную и письменную коммуникацию на государственном языке с учетом особенностей социального и культурного контекста. </w:t>
+      </w:r>
+    </w:p>
+    <w:p>
+      <w:pPr>
+        <w:tabs>
+          <w:tab w:val="right" w:pos="993"/>
+        </w:tabs>
+        <w:spacing w:after="0" w:line="240" w:lineRule="auto"/>
+        <w:ind w:firstLine="709"/>
+        <w:jc w:val="both"/>
+        <w:rPr>
+          <w:rFonts w:ascii="Times New Roman" w:eastAsia="Times New Roman" w:hAnsi="Times New Roman" w:cs="Times New Roman"/>
+          <w:sz w:val="24"/>
+          <w:szCs w:val="24"/>
+          <w:lang w:eastAsia="ru-RU"/>
+        </w:rPr>
+      </w:pPr>
+      <w:r>
+        <w:rPr>
+          <w:rFonts w:ascii="Times New Roman" w:eastAsia="Times New Roman" w:hAnsi="Times New Roman" w:cs="Times New Roman"/>
+          <w:sz w:val="24"/>
+          <w:szCs w:val="24"/>
+          <w:lang w:eastAsia="ru-RU"/>
+        </w:rPr>
+        <w:t>ОК 9 Использовать информационные технологии в профессиональной деятельности. </w:t>
+      </w:r>
+    </w:p>
+    <w:p>
+      <w:pPr>
+        <w:tabs>
+          <w:tab w:val="right" w:pos="993"/>
+        </w:tabs>
+        <w:spacing w:after="0" w:line="240" w:lineRule="auto"/>
+        <w:ind w:firstLine="709"/>
+        <w:jc w:val="both"/>
+        <w:rPr>
+          <w:rFonts w:ascii="Times New Roman" w:eastAsia="Times New Roman" w:hAnsi="Times New Roman" w:cs="Times New Roman"/>
+          <w:sz w:val="24"/>
+          <w:szCs w:val="24"/>
+          <w:lang w:eastAsia="ru-RU"/>
+        </w:rPr>
+      </w:pPr>
+      <w:r>
+        <w:rPr>
+          <w:rFonts w:ascii="Times New Roman" w:eastAsia="Times New Roman" w:hAnsi="Times New Roman" w:cs="Times New Roman"/>
+          <w:sz w:val="24"/>
+          <w:szCs w:val="24"/>
+          <w:lang w:eastAsia="ru-RU"/>
+        </w:rPr>
+        <w:lastRenderedPageBreak/>
+        <w:t>ОК 10 Пользоваться профессиональной документацией на государственном и иностранном языках </w:t>
+      </w:r>
+    </w:p>
+    <w:p>
+      <w:pPr>
+        <w:tabs>
+          <w:tab w:val="right" w:pos="993"/>
+        </w:tabs>
+        <w:spacing w:after="0" w:line="240" w:lineRule="auto"/>
+        <w:ind w:firstLine="709"/>
+        <w:jc w:val="both"/>
+        <w:rPr>
+          <w:rFonts w:ascii="Times New Roman" w:eastAsia="Times New Roman" w:hAnsi="Times New Roman" w:cs="Times New Roman"/>
+          <w:sz w:val="24"/>
+          <w:szCs w:val="24"/>
+          <w:lang w:eastAsia="ru-RU"/>
+        </w:rPr>
+      </w:pPr>
+      <w:r>
+        <w:rPr>
+          <w:rFonts w:ascii="Times New Roman" w:eastAsia="Times New Roman" w:hAnsi="Times New Roman" w:cs="Times New Roman"/>
+          <w:sz w:val="24"/>
+          <w:szCs w:val="24"/>
+          <w:lang w:eastAsia="ru-RU"/>
+        </w:rPr>
+        <w:t>ПК 1.1 Формировать алгоритмы разработки программных модулей в соответствии с техническим заданием </w:t>
+      </w:r>
+    </w:p>
+    <w:p>
+      <w:pPr>
+        <w:tabs>
+          <w:tab w:val="right" w:pos="993"/>
+        </w:tabs>
+        <w:spacing w:after="0" w:line="240" w:lineRule="auto"/>
+        <w:ind w:firstLine="709"/>
+        <w:jc w:val="both"/>
+        <w:rPr>
+          <w:rFonts w:ascii="Times New Roman" w:eastAsia="Times New Roman" w:hAnsi="Times New Roman" w:cs="Times New Roman"/>
+          <w:sz w:val="24"/>
+          <w:szCs w:val="24"/>
+          <w:lang w:eastAsia="ru-RU"/>
+        </w:rPr>
+      </w:pPr>
+      <w:r>
+        <w:rPr>
+          <w:rFonts w:ascii="Times New Roman" w:eastAsia="Times New Roman" w:hAnsi="Times New Roman" w:cs="Times New Roman"/>
+          <w:sz w:val="24"/>
+          <w:szCs w:val="24"/>
+          <w:lang w:eastAsia="ru-RU"/>
+        </w:rPr>
+        <w:t>ПК 1.2 Разрабатывать программные модули в соответствии с техническим заданием </w:t>
+      </w:r>
+    </w:p>
+    <w:p>
+      <w:pPr>
+        <w:tabs>
+          <w:tab w:val="right" w:pos="993"/>
+        </w:tabs>
+        <w:spacing w:after="0" w:line="240" w:lineRule="auto"/>
+        <w:ind w:firstLine="709"/>
+        <w:jc w:val="both"/>
+        <w:rPr>
+          <w:rFonts w:ascii="Times New Roman" w:eastAsia="Times New Roman" w:hAnsi="Times New Roman" w:cs="Times New Roman"/>
+          <w:sz w:val="24"/>
+          <w:szCs w:val="24"/>
+          <w:lang w:eastAsia="ru-RU"/>
+        </w:rPr>
+      </w:pPr>
+      <w:r>
+        <w:rPr>
+          <w:rFonts w:ascii="Times New Roman" w:eastAsia="Times New Roman" w:hAnsi="Times New Roman" w:cs="Times New Roman"/>
+          <w:sz w:val="24"/>
+          <w:szCs w:val="24"/>
+          <w:lang w:eastAsia="ru-RU"/>
+        </w:rPr>
+        <w:t>ПК 1.3 Выполнять отладку программных модулей с использованием специализированных программных средств </w:t>
+      </w:r>
+    </w:p>
+    <w:p>
+      <w:pPr>
+        <w:tabs>
+          <w:tab w:val="right" w:pos="993"/>
+        </w:tabs>
+        <w:spacing w:after="0" w:line="240" w:lineRule="auto"/>
+        <w:ind w:firstLine="709"/>
+        <w:jc w:val="both"/>
+        <w:rPr>
+          <w:rFonts w:ascii="Times New Roman" w:eastAsia="Times New Roman" w:hAnsi="Times New Roman" w:cs="Times New Roman"/>
+          <w:sz w:val="24"/>
+          <w:szCs w:val="24"/>
+          <w:lang w:eastAsia="ru-RU"/>
+        </w:rPr>
+      </w:pPr>
+      <w:r>
+        <w:rPr>
+          <w:rFonts w:ascii="Times New Roman" w:eastAsia="Times New Roman" w:hAnsi="Times New Roman" w:cs="Times New Roman"/>
+          <w:sz w:val="24"/>
+          <w:szCs w:val="24"/>
+          <w:lang w:eastAsia="ru-RU"/>
+        </w:rPr>
+        <w:t>ПК 1.4 Выполнять тестирование программных модулей </w:t>
+      </w:r>
+    </w:p>
+    <w:p>
+      <w:pPr>
+        <w:tabs>
+          <w:tab w:val="right" w:pos="993"/>
+        </w:tabs>
+        <w:spacing w:after="0" w:line="240" w:lineRule="auto"/>
+        <w:ind w:firstLine="709"/>
+        <w:jc w:val="both"/>
+        <w:rPr>
+          <w:rFonts w:ascii="Times New Roman" w:eastAsia="Times New Roman" w:hAnsi="Times New Roman" w:cs="Times New Roman"/>
+          <w:sz w:val="24"/>
+          <w:szCs w:val="24"/>
+          <w:lang w:eastAsia="ru-RU"/>
+        </w:rPr>
+      </w:pPr>
+      <w:r>
+        <w:rPr>
+          <w:rFonts w:ascii="Times New Roman" w:eastAsia="Times New Roman" w:hAnsi="Times New Roman" w:cs="Times New Roman"/>
+          <w:sz w:val="24"/>
+          <w:szCs w:val="24"/>
+          <w:lang w:eastAsia="ru-RU"/>
+        </w:rPr>
+        <w:t>ПК 1.5 Осуществлять рефакторинг и оптимизацию программного кода </w:t>
+      </w:r>
+    </w:p>
+    <w:p>
+      <w:pPr>
+        <w:tabs>
+          <w:tab w:val="right" w:pos="993"/>
+        </w:tabs>
+        <w:spacing w:after="0" w:line="240" w:lineRule="auto"/>
+        <w:ind w:firstLine="709"/>
+        <w:jc w:val="both"/>
+        <w:rPr>
+          <w:rFonts w:ascii="Times New Roman" w:eastAsia="Times New Roman" w:hAnsi="Times New Roman" w:cs="Times New Roman"/>
+          <w:sz w:val="24"/>
+          <w:szCs w:val="24"/>
+          <w:lang w:eastAsia="ru-RU"/>
+        </w:rPr>
+      </w:pPr>
+      <w:r>
+        <w:rPr>
+          <w:rFonts w:ascii="Times New Roman" w:eastAsia="Times New Roman" w:hAnsi="Times New Roman" w:cs="Times New Roman"/>
+          <w:sz w:val="24"/>
+          <w:szCs w:val="24"/>
+          <w:lang w:eastAsia="ru-RU"/>
+        </w:rPr>
+        <w:t>ЛР 14 Демонстрирующий навыки анализа и интерпретации информации из различных источников с учетом нормативно-правовых норм: </w:t>
+      </w:r>
+    </w:p>
+    <w:p>
+      <w:pPr>
+        <w:numPr>
+          <w:ilvl w:val="0"/>
+          <w:numId w:val="22"/>
+        </w:numPr>
+        <w:tabs>
+          <w:tab w:val="right" w:pos="993"/>
+        </w:tabs>
+        <w:spacing w:after="0" w:line="240" w:lineRule="auto"/>
+        <w:ind w:left="0" w:firstLine="709"/>
+        <w:jc w:val="both"/>
+        <w:rPr>
+          <w:rFonts w:ascii="Times New Roman" w:eastAsia="Times New Roman" w:hAnsi="Times New Roman" w:cs="Times New Roman"/>
+          <w:sz w:val="24"/>
+          <w:szCs w:val="24"/>
+          <w:lang w:eastAsia="ru-RU"/>
+        </w:rPr>
+      </w:pPr>
+      <w:r>
+        <w:rPr>
+          <w:rFonts w:ascii="Times New Roman" w:eastAsia="Times New Roman" w:hAnsi="Times New Roman" w:cs="Times New Roman"/>
+          <w:sz w:val="24"/>
+          <w:szCs w:val="24"/>
+          <w:lang w:eastAsia="ru-RU"/>
+        </w:rPr>
+        <w:t>14.1 Анализ и интерпретация информации из различных источников с учетом нормативно-правовых норм </w:t>
+      </w:r>
+    </w:p>
+    <w:p>
+      <w:pPr>
+        <w:tabs>
+          <w:tab w:val="right" w:pos="993"/>
+        </w:tabs>
+        <w:spacing w:after="0" w:line="240" w:lineRule="auto"/>
+        <w:ind w:firstLine="709"/>
+        <w:jc w:val="both"/>
+        <w:rPr>
+          <w:rFonts w:ascii="Times New Roman" w:eastAsia="Times New Roman" w:hAnsi="Times New Roman" w:cs="Times New Roman"/>
+          <w:sz w:val="24"/>
+          <w:szCs w:val="24"/>
+          <w:lang w:eastAsia="ru-RU"/>
+        </w:rPr>
+      </w:pPr>
+      <w:r>
+        <w:rPr>
+          <w:rFonts w:ascii="Times New Roman" w:eastAsia="Times New Roman" w:hAnsi="Times New Roman" w:cs="Times New Roman"/>
+          <w:sz w:val="24"/>
+          <w:szCs w:val="24"/>
+          <w:lang w:eastAsia="ru-RU"/>
+        </w:rPr>
+        <w:t>ЛР 15 Демонстрирующий готовность и способность к образованию, в том числе самообразованию, на протяжении всей жизни; сознательное отношение к непрерывному образованию как условию успешной профессиональной и общественной деятельности: </w:t>
+      </w:r>
+    </w:p>
+    <w:p>
+      <w:pPr>
+        <w:numPr>
+          <w:ilvl w:val="0"/>
+          <w:numId w:val="23"/>
+        </w:numPr>
+        <w:tabs>
+          <w:tab w:val="right" w:pos="993"/>
+        </w:tabs>
+        <w:spacing w:after="0" w:line="240" w:lineRule="auto"/>
+        <w:ind w:left="0" w:firstLine="709"/>
+        <w:jc w:val="both"/>
+        <w:rPr>
+          <w:rFonts w:ascii="Times New Roman" w:eastAsia="Times New Roman" w:hAnsi="Times New Roman" w:cs="Times New Roman"/>
+          <w:sz w:val="24"/>
+          <w:szCs w:val="24"/>
+          <w:lang w:eastAsia="ru-RU"/>
+        </w:rPr>
+      </w:pPr>
+      <w:r>
+        <w:rPr>
+          <w:rFonts w:ascii="Times New Roman" w:eastAsia="Times New Roman" w:hAnsi="Times New Roman" w:cs="Times New Roman"/>
+          <w:sz w:val="24"/>
+          <w:szCs w:val="24"/>
+          <w:lang w:eastAsia="ru-RU"/>
+        </w:rPr>
+        <w:t>15.1 Сознательное отношение к непрерывному образованию как условию успешной профессиональной и общественной деятельности; </w:t>
+      </w:r>
+    </w:p>
+    <w:p>
+      <w:pPr>
+        <w:numPr>
+          <w:ilvl w:val="0"/>
+          <w:numId w:val="24"/>
+        </w:numPr>
+        <w:tabs>
+          <w:tab w:val="right" w:pos="993"/>
+        </w:tabs>
+        <w:spacing w:after="0" w:line="240" w:lineRule="auto"/>
+        <w:ind w:left="0" w:firstLine="709"/>
+        <w:jc w:val="both"/>
+        <w:rPr>
+          <w:rFonts w:ascii="Times New Roman" w:eastAsia="Times New Roman" w:hAnsi="Times New Roman" w:cs="Times New Roman"/>
+          <w:sz w:val="24"/>
+          <w:szCs w:val="24"/>
+          <w:lang w:eastAsia="ru-RU"/>
+        </w:rPr>
+      </w:pPr>
+      <w:r>
+        <w:rPr>
+          <w:rFonts w:ascii="Times New Roman" w:eastAsia="Times New Roman" w:hAnsi="Times New Roman" w:cs="Times New Roman"/>
+          <w:sz w:val="24"/>
+          <w:szCs w:val="24"/>
+          <w:lang w:eastAsia="ru-RU"/>
+        </w:rPr>
+        <w:t>15.2 Реализация собственного профессионального и личностного развития </w:t>
+      </w:r>
+    </w:p>
+    <w:p>
+      <w:pPr>
+        <w:tabs>
+          <w:tab w:val="right" w:pos="993"/>
+        </w:tabs>
+        <w:spacing w:after="0" w:line="240" w:lineRule="auto"/>
+        <w:ind w:firstLine="567"/>
+        <w:jc w:val="both"/>
+        <w:rPr>
+          <w:rFonts w:ascii="Times New Roman" w:eastAsia="Times New Roman" w:hAnsi="Times New Roman" w:cs="Times New Roman"/>
+          <w:sz w:val="24"/>
+          <w:szCs w:val="24"/>
+          <w:lang w:eastAsia="ru-RU"/>
+        </w:rPr>
+      </w:pPr>
+    </w:p>
+    <w:p>
+      <w:pPr>
+        <w:spacing w:after="0" w:line="240" w:lineRule="auto"/>
+        <w:ind w:firstLine="567"/>
+        <w:jc w:val="both"/>
+        <w:rPr>
+          <w:rFonts w:ascii="Times New Roman" w:eastAsia="Times New Roman" w:hAnsi="Times New Roman" w:cs="Times New Roman"/>
+          <w:sz w:val="26"/>
+          <w:szCs w:val="26"/>
+          <w:lang w:eastAsia="ru-RU"/>
+        </w:rPr>
+      </w:pPr>
+    </w:p>
+    <w:p>
+      <w:pPr>
+        <w:spacing w:after="0" w:line="240" w:lineRule="auto"/>
+        <w:ind w:firstLine="567"/>
+        <w:jc w:val="center"/>
         <w:rPr>
           <w:rFonts w:ascii="Times New Roman" w:eastAsia="Times New Roman" w:hAnsi="Times New Roman" w:cs="Times New Roman"/>
           <w:b/>
@@ -1493,7 +2561,9 @@
           <w:lang w:eastAsia="ru-RU"/>
         </w:rPr>
       </w:pPr>
-      <w:r>
+    </w:p>
+    <w:p>
+      <w:pPr>
         <w:rPr>
           <w:rFonts w:ascii="Times New Roman" w:eastAsia="Times New Roman" w:hAnsi="Times New Roman" w:cs="Times New Roman"/>
           <w:b/>
@@ -1502,8 +2572,7 @@
           <w:szCs w:val="26"/>
           <w:lang w:eastAsia="ru-RU"/>
         </w:rPr>
-        <w:fldChar w:fldCharType="end"/>
-      </w:r>
+      </w:pPr>
       <w:r>
         <w:rPr>
           <w:rFonts w:ascii="Times New Roman" w:eastAsia="Times New Roman" w:hAnsi="Times New Roman" w:cs="Times New Roman"/>
@@ -1519,1176 +2588,125 @@
     <w:p>
       <w:pPr>
         <w:pStyle w:val="1"/>
+        <w:spacing w:before="0" w:line="240" w:lineRule="auto"/>
+        <w:ind w:firstLine="709"/>
         <w:jc w:val="center"/>
         <w:rPr>
           <w:rFonts w:eastAsia="Times New Roman"/>
-          <w:lang w:eastAsia="ru-RU"/>
-        </w:rPr>
-      </w:pPr>
-      <w:bookmarkStart w:id="0" w:name="_Toc230550131"/>
+          <w:sz w:val="28"/>
+          <w:szCs w:val="28"/>
+          <w:lang w:eastAsia="ru-RU"/>
+        </w:rPr>
+      </w:pPr>
+      <w:bookmarkStart w:id="1" w:name="_Toc230550132"/>
       <w:r>
         <w:rPr>
           <w:rFonts w:ascii="Times New Roman" w:eastAsia="Times New Roman" w:hAnsi="Times New Roman" w:cs="Times New Roman"/>
           <w:b/>
           <w:bCs/>
           <w:color w:val="auto"/>
-          <w:sz w:val="26"/>
-          <w:szCs w:val="26"/>
+          <w:sz w:val="24"/>
+          <w:szCs w:val="24"/>
           <w:lang w:eastAsia="ru-RU"/>
         </w:rPr>
         <w:lastRenderedPageBreak/>
-        <w:t>ВВЕДЕНИЕ</w:t>
-      </w:r>
-      <w:bookmarkEnd w:id="0"/>
-    </w:p>
-    <w:p>
-      <w:pPr>
-        <w:spacing w:after="0" w:line="240" w:lineRule="auto"/>
-        <w:ind w:firstLine="567"/>
-        <w:jc w:val="center"/>
+        <w:t>ОСНОВНАЯ ЧАСТЬ</w:t>
+      </w:r>
+      <w:bookmarkEnd w:id="1"/>
+    </w:p>
+    <w:p>
+      <w:pPr>
+        <w:spacing w:after="0" w:line="240" w:lineRule="auto"/>
+        <w:ind w:firstLine="709"/>
+        <w:jc w:val="both"/>
         <w:rPr>
           <w:rFonts w:ascii="Times New Roman" w:eastAsia="Times New Roman" w:hAnsi="Times New Roman" w:cs="Times New Roman"/>
           <w:b/>
           <w:bCs/>
-          <w:sz w:val="26"/>
-          <w:szCs w:val="26"/>
-          <w:lang w:eastAsia="ru-RU"/>
-        </w:rPr>
-      </w:pPr>
-    </w:p>
-    <w:p>
-      <w:pPr>
-        <w:spacing w:after="0" w:line="240" w:lineRule="auto"/>
-        <w:ind w:firstLine="567"/>
+          <w:sz w:val="24"/>
+          <w:szCs w:val="24"/>
+          <w:lang w:eastAsia="ru-RU"/>
+        </w:rPr>
+      </w:pPr>
+    </w:p>
+    <w:p>
+      <w:pPr>
+        <w:spacing w:after="0" w:line="240" w:lineRule="auto"/>
+        <w:ind w:firstLine="709"/>
         <w:jc w:val="both"/>
         <w:rPr>
           <w:rFonts w:ascii="Times New Roman" w:hAnsi="Times New Roman" w:cs="Times New Roman"/>
           <w:color w:val="000000"/>
-          <w:sz w:val="26"/>
-          <w:szCs w:val="26"/>
-        </w:rPr>
-      </w:pPr>
-      <w:r>
-        <w:rPr>
-          <w:rFonts w:ascii="Times New Roman" w:hAnsi="Times New Roman" w:cs="Times New Roman"/>
-          <w:color w:val="000000"/>
-          <w:sz w:val="26"/>
-          <w:szCs w:val="26"/>
-        </w:rPr>
-        <w:t>Информационные технологии в современном мире проникают во все сферы человеческой деятельности, включая спортивную индустрию. Графический дизайн и разработка интерактивных пользовательских интерфейсов (UI/UX) играют ведущую роль в позиционировании бренда, привлечении и удержании целевой аудитории. Полнофункциональное и визуально привлекательное веб-представительство спортивного клуба позволяет не только информировать клиентов о перечне услуг, тренерском составе и графике тренировок, но и автоматизировать рутинные бизнес-процессы, такие как сбор заявок на пробные занятия, управление абонементами и администрирование прав доступа персонала.</w:t>
-      </w:r>
-    </w:p>
-    <w:p>
-      <w:pPr>
-        <w:spacing w:after="0" w:line="240" w:lineRule="auto"/>
-        <w:ind w:firstLine="567"/>
+          <w:sz w:val="24"/>
+          <w:szCs w:val="24"/>
+        </w:rPr>
+      </w:pPr>
+      <w:r>
+        <w:rPr>
+          <w:rFonts w:ascii="Times New Roman" w:hAnsi="Times New Roman" w:cs="Times New Roman"/>
+          <w:color w:val="000000"/>
+          <w:sz w:val="24"/>
+          <w:szCs w:val="24"/>
+        </w:rPr>
+        <w:t>На начальном этапе выполнения работ был проведен детальный анализ требований Технического задания (ТЗ) на разработку дизайна и интерфейса веб-сайта спортивного клуба «</w:t>
+      </w:r>
+      <w:r>
+        <w:rPr>
+          <w:rFonts w:ascii="Times New Roman" w:hAnsi="Times New Roman" w:cs="Times New Roman"/>
+          <w:color w:val="000000"/>
+          <w:sz w:val="24"/>
+          <w:szCs w:val="24"/>
+        </w:rPr>
+        <w:t>СТРАЙК</w:t>
+      </w:r>
+      <w:r>
+        <w:rPr>
+          <w:rFonts w:ascii="Times New Roman" w:hAnsi="Times New Roman" w:cs="Times New Roman"/>
+          <w:color w:val="000000"/>
+          <w:sz w:val="24"/>
+          <w:szCs w:val="24"/>
+        </w:rPr>
+        <w:t xml:space="preserve">» (см. Приложение №1). Основной целью проектирования являлось создание единой экосистемы, состоящей из презентационной (публичной) части для клиентов клуба и защищенной административной панели для сотрудников и </w:t>
+      </w:r>
+      <w:proofErr w:type="gramStart"/>
+      <w:r>
+        <w:rPr>
+          <w:rFonts w:ascii="Times New Roman" w:hAnsi="Times New Roman" w:cs="Times New Roman"/>
+          <w:color w:val="000000"/>
+          <w:sz w:val="24"/>
+          <w:szCs w:val="24"/>
+        </w:rPr>
+        <w:t>супер администраторов</w:t>
+      </w:r>
+      <w:proofErr w:type="gramEnd"/>
+      <w:r>
+        <w:rPr>
+          <w:rFonts w:ascii="Times New Roman" w:hAnsi="Times New Roman" w:cs="Times New Roman"/>
+          <w:color w:val="000000"/>
+          <w:sz w:val="24"/>
+          <w:szCs w:val="24"/>
+        </w:rPr>
+        <w:t>.</w:t>
+      </w:r>
+    </w:p>
+    <w:p>
+      <w:pPr>
+        <w:spacing w:after="0" w:line="240" w:lineRule="auto"/>
+        <w:ind w:firstLine="709"/>
         <w:jc w:val="both"/>
         <w:rPr>
           <w:rFonts w:ascii="Times New Roman" w:hAnsi="Times New Roman" w:cs="Times New Roman"/>
           <w:color w:val="000000"/>
-          <w:sz w:val="26"/>
-          <w:szCs w:val="26"/>
-        </w:rPr>
-      </w:pPr>
-    </w:p>
-    <w:p>
-      <w:pPr>
-        <w:spacing w:after="0" w:line="240" w:lineRule="auto"/>
-        <w:ind w:firstLine="567"/>
-        <w:jc w:val="both"/>
-        <w:rPr>
-          <w:rFonts w:ascii="Times New Roman" w:hAnsi="Times New Roman" w:cs="Times New Roman"/>
-          <w:color w:val="000000"/>
-          <w:sz w:val="26"/>
-          <w:szCs w:val="26"/>
-        </w:rPr>
-      </w:pPr>
-      <w:r>
-        <w:rPr>
-          <w:rFonts w:ascii="Times New Roman" w:hAnsi="Times New Roman" w:cs="Times New Roman"/>
-          <w:color w:val="000000"/>
-          <w:sz w:val="26"/>
-          <w:szCs w:val="26"/>
-        </w:rPr>
-        <w:t xml:space="preserve">Эффективный интерфейс спортивного клуба должен сочетать в себе динамичную, энергичную эстетику и высокую юзабилити-компоненту. Для решения данных задач необходим комплексный подход, включающий анализ требований заказчика, макетирование, адаптивную верстку и программирование </w:t>
-      </w:r>
-      <w:proofErr w:type="gramStart"/>
-      <w:r>
-        <w:rPr>
-          <w:rFonts w:ascii="Times New Roman" w:hAnsi="Times New Roman" w:cs="Times New Roman"/>
-          <w:color w:val="000000"/>
-          <w:sz w:val="26"/>
-          <w:szCs w:val="26"/>
-        </w:rPr>
-        <w:t>интерактивного взаимодействия</w:t>
-      </w:r>
-      <w:proofErr w:type="gramEnd"/>
-      <w:r>
-        <w:rPr>
-          <w:rFonts w:ascii="Times New Roman" w:hAnsi="Times New Roman" w:cs="Times New Roman"/>
-          <w:color w:val="000000"/>
-          <w:sz w:val="26"/>
-          <w:szCs w:val="26"/>
-        </w:rPr>
-        <w:t xml:space="preserve"> на стороне клиента.</w:t>
-      </w:r>
-    </w:p>
-    <w:p>
-      <w:pPr>
-        <w:spacing w:after="0" w:line="240" w:lineRule="auto"/>
-        <w:ind w:firstLine="567"/>
-        <w:jc w:val="both"/>
-        <w:rPr>
-          <w:rFonts w:ascii="Times New Roman" w:hAnsi="Times New Roman" w:cs="Times New Roman"/>
-          <w:color w:val="000000"/>
-          <w:sz w:val="26"/>
-          <w:szCs w:val="26"/>
-        </w:rPr>
-      </w:pPr>
-    </w:p>
-    <w:p>
-      <w:pPr>
-        <w:spacing w:after="0" w:line="240" w:lineRule="auto"/>
-        <w:ind w:firstLine="567"/>
-        <w:jc w:val="both"/>
-        <w:rPr>
-          <w:rFonts w:ascii="Times New Roman" w:hAnsi="Times New Roman" w:cs="Times New Roman"/>
-          <w:color w:val="000000"/>
-          <w:sz w:val="26"/>
-          <w:szCs w:val="26"/>
-          <w:lang w:val="en-US"/>
-        </w:rPr>
-      </w:pPr>
-      <w:r>
-        <w:rPr>
-          <w:rFonts w:ascii="Times New Roman" w:hAnsi="Times New Roman" w:cs="Times New Roman"/>
-          <w:color w:val="000000"/>
-          <w:sz w:val="26"/>
-          <w:szCs w:val="26"/>
-        </w:rPr>
-        <w:t>Цель учебной практики – получение, развитие и систематизация практических навыков проектирования, прототипирования, верстки и тестирования кроссплатформенных пользовательских интерфейсов на примере веб-ресурса спортивного клуба «STRIKE» в соответствии с отраслевыми стандартами и техническими требованиями.</w:t>
-      </w:r>
-    </w:p>
-    <w:p>
-      <w:pPr>
-        <w:spacing w:after="0" w:line="240" w:lineRule="auto"/>
-        <w:ind w:firstLine="567"/>
-        <w:jc w:val="both"/>
-        <w:rPr>
-          <w:rFonts w:ascii="Times New Roman" w:hAnsi="Times New Roman" w:cs="Times New Roman"/>
-          <w:color w:val="000000"/>
-          <w:sz w:val="26"/>
-          <w:szCs w:val="26"/>
-          <w:lang w:val="en-US"/>
-        </w:rPr>
-      </w:pPr>
-    </w:p>
-    <w:p>
-      <w:pPr>
-        <w:spacing w:after="0" w:line="240" w:lineRule="auto"/>
-        <w:ind w:firstLine="567"/>
-        <w:jc w:val="both"/>
-        <w:rPr>
-          <w:rFonts w:ascii="Times New Roman" w:eastAsia="Times New Roman" w:hAnsi="Times New Roman" w:cs="Times New Roman"/>
-          <w:sz w:val="26"/>
-          <w:szCs w:val="26"/>
-          <w:lang w:eastAsia="ru-RU"/>
-        </w:rPr>
-      </w:pPr>
-      <w:r>
-        <w:rPr>
-          <w:rFonts w:ascii="Times New Roman" w:eastAsia="Times New Roman" w:hAnsi="Times New Roman" w:cs="Times New Roman"/>
-          <w:sz w:val="26"/>
-          <w:szCs w:val="26"/>
-          <w:lang w:eastAsia="ru-RU"/>
-        </w:rPr>
-        <w:t>Задачи учебной практики:</w:t>
-      </w:r>
-    </w:p>
-    <w:p>
-      <w:pPr>
-        <w:pStyle w:val="a3"/>
-        <w:numPr>
-          <w:ilvl w:val="0"/>
-          <w:numId w:val="21"/>
-        </w:numPr>
-        <w:tabs>
-          <w:tab w:val="right" w:pos="993"/>
-        </w:tabs>
-        <w:spacing w:after="0" w:line="240" w:lineRule="auto"/>
-        <w:ind w:left="0" w:firstLine="567"/>
-        <w:jc w:val="both"/>
-        <w:rPr>
-          <w:rFonts w:ascii="Times New Roman" w:eastAsia="Times New Roman" w:hAnsi="Times New Roman" w:cs="Times New Roman"/>
-          <w:sz w:val="26"/>
-          <w:szCs w:val="26"/>
-          <w:lang w:eastAsia="ru-RU"/>
-        </w:rPr>
-      </w:pPr>
-      <w:r>
-        <w:rPr>
-          <w:rFonts w:ascii="Times New Roman" w:eastAsia="Times New Roman" w:hAnsi="Times New Roman" w:cs="Times New Roman"/>
-          <w:sz w:val="26"/>
-          <w:szCs w:val="26"/>
-          <w:lang w:eastAsia="ru-RU"/>
-        </w:rPr>
-        <w:t>Изучение и детальный анализ технического задания на разработку веб-ресурса спортивного клуба.</w:t>
-      </w:r>
-    </w:p>
-    <w:p>
-      <w:pPr>
-        <w:pStyle w:val="a3"/>
-        <w:numPr>
-          <w:ilvl w:val="0"/>
-          <w:numId w:val="21"/>
-        </w:numPr>
-        <w:tabs>
-          <w:tab w:val="right" w:pos="993"/>
-        </w:tabs>
-        <w:spacing w:after="0" w:line="240" w:lineRule="auto"/>
-        <w:ind w:left="0" w:firstLine="567"/>
-        <w:jc w:val="both"/>
-        <w:rPr>
-          <w:rFonts w:ascii="Times New Roman" w:eastAsia="Times New Roman" w:hAnsi="Times New Roman" w:cs="Times New Roman"/>
-          <w:sz w:val="26"/>
-          <w:szCs w:val="26"/>
-          <w:lang w:eastAsia="ru-RU"/>
-        </w:rPr>
-      </w:pPr>
-      <w:r>
-        <w:rPr>
-          <w:rFonts w:ascii="Times New Roman" w:eastAsia="Times New Roman" w:hAnsi="Times New Roman" w:cs="Times New Roman"/>
-          <w:sz w:val="26"/>
-          <w:szCs w:val="26"/>
-          <w:lang w:eastAsia="ru-RU"/>
-        </w:rPr>
-        <w:t>Проектирование информационной архитектуры, структуры страниц сайта и административной панели управления.</w:t>
-      </w:r>
-    </w:p>
-    <w:p>
-      <w:pPr>
-        <w:pStyle w:val="a3"/>
-        <w:numPr>
-          <w:ilvl w:val="0"/>
-          <w:numId w:val="21"/>
-        </w:numPr>
-        <w:tabs>
-          <w:tab w:val="right" w:pos="993"/>
-        </w:tabs>
-        <w:spacing w:after="0" w:line="240" w:lineRule="auto"/>
-        <w:ind w:left="0" w:firstLine="567"/>
-        <w:jc w:val="both"/>
-        <w:rPr>
-          <w:rFonts w:ascii="Times New Roman" w:eastAsia="Times New Roman" w:hAnsi="Times New Roman" w:cs="Times New Roman"/>
-          <w:sz w:val="26"/>
-          <w:szCs w:val="26"/>
-          <w:lang w:eastAsia="ru-RU"/>
-        </w:rPr>
-      </w:pPr>
-      <w:r>
-        <w:rPr>
-          <w:rFonts w:ascii="Times New Roman" w:eastAsia="Times New Roman" w:hAnsi="Times New Roman" w:cs="Times New Roman"/>
-          <w:sz w:val="26"/>
-          <w:szCs w:val="26"/>
-          <w:lang w:eastAsia="ru-RU"/>
-        </w:rPr>
-        <w:t xml:space="preserve">Разработка визуального оформления интерфейса с использованием современных трендов графического дизайна (динамичная стилистика, контрастная темная тема с акцентными элементами, использование шрифтов класса </w:t>
-      </w:r>
-      <w:proofErr w:type="spellStart"/>
-      <w:r>
-        <w:rPr>
-          <w:rFonts w:ascii="Times New Roman" w:eastAsia="Times New Roman" w:hAnsi="Times New Roman" w:cs="Times New Roman"/>
-          <w:sz w:val="26"/>
-          <w:szCs w:val="26"/>
-          <w:lang w:eastAsia="ru-RU"/>
-        </w:rPr>
-        <w:t>Sans</w:t>
-      </w:r>
-      <w:proofErr w:type="spellEnd"/>
-      <w:r>
-        <w:rPr>
-          <w:rFonts w:ascii="Times New Roman" w:eastAsia="Times New Roman" w:hAnsi="Times New Roman" w:cs="Times New Roman"/>
-          <w:sz w:val="26"/>
-          <w:szCs w:val="26"/>
-          <w:lang w:eastAsia="ru-RU"/>
-        </w:rPr>
-        <w:t xml:space="preserve"> </w:t>
-      </w:r>
-      <w:proofErr w:type="spellStart"/>
-      <w:r>
-        <w:rPr>
-          <w:rFonts w:ascii="Times New Roman" w:eastAsia="Times New Roman" w:hAnsi="Times New Roman" w:cs="Times New Roman"/>
-          <w:sz w:val="26"/>
-          <w:szCs w:val="26"/>
-          <w:lang w:eastAsia="ru-RU"/>
-        </w:rPr>
-        <w:t>Serif</w:t>
-      </w:r>
-      <w:proofErr w:type="spellEnd"/>
-      <w:r>
-        <w:rPr>
-          <w:rFonts w:ascii="Times New Roman" w:eastAsia="Times New Roman" w:hAnsi="Times New Roman" w:cs="Times New Roman"/>
-          <w:sz w:val="26"/>
-          <w:szCs w:val="26"/>
-          <w:lang w:eastAsia="ru-RU"/>
-        </w:rPr>
-        <w:t>).</w:t>
-      </w:r>
-    </w:p>
-    <w:p>
-      <w:pPr>
-        <w:pStyle w:val="a3"/>
-        <w:numPr>
-          <w:ilvl w:val="0"/>
-          <w:numId w:val="21"/>
-        </w:numPr>
-        <w:tabs>
-          <w:tab w:val="right" w:pos="993"/>
-        </w:tabs>
-        <w:spacing w:after="0" w:line="240" w:lineRule="auto"/>
-        <w:ind w:left="0" w:firstLine="567"/>
-        <w:jc w:val="both"/>
-        <w:rPr>
-          <w:rFonts w:ascii="Times New Roman" w:eastAsia="Times New Roman" w:hAnsi="Times New Roman" w:cs="Times New Roman"/>
-          <w:sz w:val="26"/>
-          <w:szCs w:val="26"/>
-          <w:lang w:eastAsia="ru-RU"/>
-        </w:rPr>
-      </w:pPr>
-      <w:r>
-        <w:rPr>
-          <w:rFonts w:ascii="Times New Roman" w:eastAsia="Times New Roman" w:hAnsi="Times New Roman" w:cs="Times New Roman"/>
-          <w:sz w:val="26"/>
-          <w:szCs w:val="26"/>
-          <w:lang w:eastAsia="ru-RU"/>
-        </w:rPr>
-        <w:t xml:space="preserve">Программная реализация адаптивной </w:t>
-      </w:r>
-      <w:proofErr w:type="spellStart"/>
-      <w:r>
-        <w:rPr>
-          <w:rFonts w:ascii="Times New Roman" w:eastAsia="Times New Roman" w:hAnsi="Times New Roman" w:cs="Times New Roman"/>
-          <w:sz w:val="26"/>
-          <w:szCs w:val="26"/>
-          <w:lang w:eastAsia="ru-RU"/>
-        </w:rPr>
-        <w:t>кроссбраузерной</w:t>
-      </w:r>
-      <w:proofErr w:type="spellEnd"/>
-      <w:r>
-        <w:rPr>
-          <w:rFonts w:ascii="Times New Roman" w:eastAsia="Times New Roman" w:hAnsi="Times New Roman" w:cs="Times New Roman"/>
-          <w:sz w:val="26"/>
-          <w:szCs w:val="26"/>
-          <w:lang w:eastAsia="ru-RU"/>
-        </w:rPr>
-        <w:t xml:space="preserve"> верстки пользовательской части (</w:t>
-      </w:r>
-      <w:proofErr w:type="spellStart"/>
-      <w:r>
-        <w:rPr>
-          <w:rFonts w:ascii="Times New Roman" w:eastAsia="Times New Roman" w:hAnsi="Times New Roman" w:cs="Times New Roman"/>
-          <w:sz w:val="26"/>
-          <w:szCs w:val="26"/>
-          <w:lang w:eastAsia="ru-RU"/>
-        </w:rPr>
-        <w:t>landing</w:t>
-      </w:r>
-      <w:proofErr w:type="spellEnd"/>
-      <w:r>
-        <w:rPr>
-          <w:rFonts w:ascii="Times New Roman" w:eastAsia="Times New Roman" w:hAnsi="Times New Roman" w:cs="Times New Roman"/>
-          <w:sz w:val="26"/>
-          <w:szCs w:val="26"/>
-          <w:lang w:eastAsia="ru-RU"/>
-        </w:rPr>
-        <w:t xml:space="preserve"> </w:t>
-      </w:r>
-      <w:proofErr w:type="spellStart"/>
-      <w:r>
-        <w:rPr>
-          <w:rFonts w:ascii="Times New Roman" w:eastAsia="Times New Roman" w:hAnsi="Times New Roman" w:cs="Times New Roman"/>
-          <w:sz w:val="26"/>
-          <w:szCs w:val="26"/>
-          <w:lang w:eastAsia="ru-RU"/>
-        </w:rPr>
-        <w:t>page</w:t>
-      </w:r>
-      <w:proofErr w:type="spellEnd"/>
-      <w:r>
-        <w:rPr>
-          <w:rFonts w:ascii="Times New Roman" w:eastAsia="Times New Roman" w:hAnsi="Times New Roman" w:cs="Times New Roman"/>
-          <w:sz w:val="26"/>
-          <w:szCs w:val="26"/>
-          <w:lang w:eastAsia="ru-RU"/>
-        </w:rPr>
-        <w:t>) и административных интерфейсов с применением семантического HTML5 и гибких CSS3-сеток (</w:t>
-      </w:r>
-      <w:proofErr w:type="spellStart"/>
-      <w:r>
-        <w:rPr>
-          <w:rFonts w:ascii="Times New Roman" w:eastAsia="Times New Roman" w:hAnsi="Times New Roman" w:cs="Times New Roman"/>
-          <w:sz w:val="26"/>
-          <w:szCs w:val="26"/>
-          <w:lang w:eastAsia="ru-RU"/>
-        </w:rPr>
-        <w:t>Flexbox</w:t>
-      </w:r>
-      <w:proofErr w:type="spellEnd"/>
-      <w:r>
-        <w:rPr>
-          <w:rFonts w:ascii="Times New Roman" w:eastAsia="Times New Roman" w:hAnsi="Times New Roman" w:cs="Times New Roman"/>
-          <w:sz w:val="26"/>
-          <w:szCs w:val="26"/>
-          <w:lang w:eastAsia="ru-RU"/>
-        </w:rPr>
-        <w:t xml:space="preserve">, Grid </w:t>
-      </w:r>
-      <w:proofErr w:type="spellStart"/>
-      <w:r>
-        <w:rPr>
-          <w:rFonts w:ascii="Times New Roman" w:eastAsia="Times New Roman" w:hAnsi="Times New Roman" w:cs="Times New Roman"/>
-          <w:sz w:val="26"/>
-          <w:szCs w:val="26"/>
-          <w:lang w:eastAsia="ru-RU"/>
-        </w:rPr>
-        <w:t>Layout</w:t>
-      </w:r>
-      <w:proofErr w:type="spellEnd"/>
-      <w:r>
-        <w:rPr>
-          <w:rFonts w:ascii="Times New Roman" w:eastAsia="Times New Roman" w:hAnsi="Times New Roman" w:cs="Times New Roman"/>
-          <w:sz w:val="26"/>
-          <w:szCs w:val="26"/>
-          <w:lang w:eastAsia="ru-RU"/>
-        </w:rPr>
-        <w:t>).</w:t>
-      </w:r>
-    </w:p>
-    <w:p>
-      <w:pPr>
-        <w:pStyle w:val="a3"/>
-        <w:numPr>
-          <w:ilvl w:val="0"/>
-          <w:numId w:val="21"/>
-        </w:numPr>
-        <w:tabs>
-          <w:tab w:val="right" w:pos="993"/>
-        </w:tabs>
-        <w:spacing w:after="0" w:line="240" w:lineRule="auto"/>
-        <w:ind w:left="0" w:firstLine="567"/>
-        <w:jc w:val="both"/>
-        <w:rPr>
-          <w:rFonts w:ascii="Times New Roman" w:eastAsia="Times New Roman" w:hAnsi="Times New Roman" w:cs="Times New Roman"/>
-          <w:sz w:val="26"/>
-          <w:szCs w:val="26"/>
-          <w:lang w:eastAsia="ru-RU"/>
-        </w:rPr>
-      </w:pPr>
-      <w:r>
-        <w:rPr>
-          <w:rFonts w:ascii="Times New Roman" w:eastAsia="Times New Roman" w:hAnsi="Times New Roman" w:cs="Times New Roman"/>
-          <w:sz w:val="26"/>
-          <w:szCs w:val="26"/>
-          <w:lang w:eastAsia="ru-RU"/>
-        </w:rPr>
-        <w:t xml:space="preserve">Разработка интерактивных модулей, клиентской валидации форм и механизмов асинхронного обмена данными посредством скриптов JavaScript и </w:t>
-      </w:r>
-      <w:proofErr w:type="spellStart"/>
-      <w:r>
-        <w:rPr>
-          <w:rFonts w:ascii="Times New Roman" w:eastAsia="Times New Roman" w:hAnsi="Times New Roman" w:cs="Times New Roman"/>
-          <w:sz w:val="26"/>
-          <w:szCs w:val="26"/>
-          <w:lang w:eastAsia="ru-RU"/>
-        </w:rPr>
-        <w:t>Fetch</w:t>
-      </w:r>
-      <w:proofErr w:type="spellEnd"/>
-      <w:r>
-        <w:rPr>
-          <w:rFonts w:ascii="Times New Roman" w:eastAsia="Times New Roman" w:hAnsi="Times New Roman" w:cs="Times New Roman"/>
-          <w:sz w:val="26"/>
-          <w:szCs w:val="26"/>
-          <w:lang w:eastAsia="ru-RU"/>
-        </w:rPr>
-        <w:t xml:space="preserve"> API.</w:t>
-      </w:r>
-    </w:p>
-    <w:p>
-      <w:pPr>
-        <w:pStyle w:val="a3"/>
-        <w:numPr>
-          <w:ilvl w:val="0"/>
-          <w:numId w:val="21"/>
-        </w:numPr>
-        <w:tabs>
-          <w:tab w:val="right" w:pos="993"/>
-        </w:tabs>
-        <w:spacing w:after="0" w:line="240" w:lineRule="auto"/>
-        <w:ind w:left="0" w:firstLine="567"/>
-        <w:jc w:val="both"/>
-        <w:rPr>
-          <w:rFonts w:ascii="Times New Roman" w:eastAsia="Times New Roman" w:hAnsi="Times New Roman" w:cs="Times New Roman"/>
-          <w:sz w:val="26"/>
-          <w:szCs w:val="26"/>
-          <w:lang w:eastAsia="ru-RU"/>
-        </w:rPr>
-      </w:pPr>
-      <w:r>
-        <w:rPr>
-          <w:rFonts w:ascii="Times New Roman" w:eastAsia="Times New Roman" w:hAnsi="Times New Roman" w:cs="Times New Roman"/>
-          <w:sz w:val="26"/>
-          <w:szCs w:val="26"/>
-          <w:lang w:eastAsia="ru-RU"/>
-        </w:rPr>
-        <w:t>Выполнение комплексного тестирования верстки, производительности и удобства интерфейса на различных типах устройств.</w:t>
-      </w:r>
-    </w:p>
-    <w:p>
-      <w:pPr>
-        <w:pStyle w:val="a3"/>
-        <w:tabs>
-          <w:tab w:val="right" w:pos="993"/>
-        </w:tabs>
-        <w:spacing w:after="0" w:line="240" w:lineRule="auto"/>
-        <w:ind w:left="567"/>
-        <w:jc w:val="both"/>
-        <w:rPr>
-          <w:rFonts w:ascii="Times New Roman" w:eastAsia="Times New Roman" w:hAnsi="Times New Roman" w:cs="Times New Roman"/>
-          <w:sz w:val="26"/>
-          <w:szCs w:val="26"/>
-          <w:lang w:val="en-US" w:eastAsia="ru-RU"/>
-        </w:rPr>
-      </w:pPr>
-    </w:p>
-    <w:p>
-      <w:pPr>
-        <w:tabs>
-          <w:tab w:val="right" w:pos="993"/>
-        </w:tabs>
-        <w:spacing w:after="0" w:line="240" w:lineRule="auto"/>
-        <w:ind w:firstLine="567"/>
-        <w:jc w:val="both"/>
-        <w:rPr>
-          <w:rFonts w:ascii="Times New Roman" w:eastAsia="Times New Roman" w:hAnsi="Times New Roman" w:cs="Times New Roman"/>
-          <w:sz w:val="26"/>
-          <w:szCs w:val="26"/>
-          <w:lang w:eastAsia="ru-RU"/>
-        </w:rPr>
-      </w:pPr>
-      <w:r>
-        <w:rPr>
-          <w:rFonts w:ascii="Times New Roman" w:eastAsia="Times New Roman" w:hAnsi="Times New Roman" w:cs="Times New Roman"/>
-          <w:sz w:val="26"/>
-          <w:szCs w:val="26"/>
-          <w:lang w:eastAsia="ru-RU"/>
-        </w:rPr>
-        <w:t>В процессе прохождения практики осуществляется освоение и формирование следующих профессиональных (ПК) и общих (ОК) компетенций, а также личностных результатов (ЛР):</w:t>
-      </w:r>
-    </w:p>
-    <w:p>
-      <w:pPr>
-        <w:tabs>
-          <w:tab w:val="right" w:pos="993"/>
-        </w:tabs>
-        <w:spacing w:after="0" w:line="240" w:lineRule="auto"/>
-        <w:ind w:firstLine="567"/>
-        <w:jc w:val="both"/>
-        <w:rPr>
-          <w:rFonts w:ascii="Times New Roman" w:eastAsia="Times New Roman" w:hAnsi="Times New Roman" w:cs="Times New Roman"/>
-          <w:sz w:val="26"/>
-          <w:szCs w:val="26"/>
-          <w:lang w:eastAsia="ru-RU"/>
-        </w:rPr>
-      </w:pPr>
-      <w:r>
-        <w:rPr>
-          <w:rFonts w:ascii="Times New Roman" w:eastAsia="Times New Roman" w:hAnsi="Times New Roman" w:cs="Times New Roman"/>
-          <w:sz w:val="26"/>
-          <w:szCs w:val="26"/>
-          <w:lang w:eastAsia="ru-RU"/>
-        </w:rPr>
-        <w:t>ОК 01 Выбирать способы решения задач профессиональной деятельности применительно к различным контекстам;  </w:t>
-      </w:r>
-    </w:p>
-    <w:p>
-      <w:pPr>
-        <w:tabs>
-          <w:tab w:val="right" w:pos="993"/>
-        </w:tabs>
-        <w:spacing w:after="0" w:line="240" w:lineRule="auto"/>
-        <w:ind w:firstLine="567"/>
-        <w:jc w:val="both"/>
-        <w:rPr>
-          <w:rFonts w:ascii="Times New Roman" w:eastAsia="Times New Roman" w:hAnsi="Times New Roman" w:cs="Times New Roman"/>
-          <w:sz w:val="26"/>
-          <w:szCs w:val="26"/>
-          <w:lang w:eastAsia="ru-RU"/>
-        </w:rPr>
-      </w:pPr>
-      <w:r>
-        <w:rPr>
-          <w:rFonts w:ascii="Times New Roman" w:eastAsia="Times New Roman" w:hAnsi="Times New Roman" w:cs="Times New Roman"/>
-          <w:sz w:val="26"/>
-          <w:szCs w:val="26"/>
-          <w:lang w:eastAsia="ru-RU"/>
-        </w:rPr>
-        <w:t>ОК 02 Использовать современные средства поиска, анализа и интерпретации информации, и информационные технологии для выполнения задач профессиональной деятельности  </w:t>
-      </w:r>
-    </w:p>
-    <w:p>
-      <w:pPr>
-        <w:tabs>
-          <w:tab w:val="right" w:pos="993"/>
-        </w:tabs>
-        <w:spacing w:after="0" w:line="240" w:lineRule="auto"/>
-        <w:ind w:firstLine="567"/>
-        <w:jc w:val="both"/>
-        <w:rPr>
-          <w:rFonts w:ascii="Times New Roman" w:eastAsia="Times New Roman" w:hAnsi="Times New Roman" w:cs="Times New Roman"/>
-          <w:sz w:val="26"/>
-          <w:szCs w:val="26"/>
-          <w:lang w:eastAsia="ru-RU"/>
-        </w:rPr>
-      </w:pPr>
-      <w:r>
-        <w:rPr>
-          <w:rFonts w:ascii="Times New Roman" w:eastAsia="Times New Roman" w:hAnsi="Times New Roman" w:cs="Times New Roman"/>
-          <w:sz w:val="26"/>
-          <w:szCs w:val="26"/>
-          <w:lang w:eastAsia="ru-RU"/>
-        </w:rPr>
-        <w:t>ОК 03 Планировать и реализовывать собственное профессиональное и личностное развитие, предпринимательскую деятельность в профессиональной сфере, использовать знания по финансовой грамотности в различных жизненных ситуациях  </w:t>
-      </w:r>
-    </w:p>
-    <w:p>
-      <w:pPr>
-        <w:tabs>
-          <w:tab w:val="right" w:pos="993"/>
-        </w:tabs>
-        <w:spacing w:after="0" w:line="240" w:lineRule="auto"/>
-        <w:ind w:firstLine="567"/>
-        <w:jc w:val="both"/>
-        <w:rPr>
-          <w:rFonts w:ascii="Times New Roman" w:eastAsia="Times New Roman" w:hAnsi="Times New Roman" w:cs="Times New Roman"/>
-          <w:sz w:val="26"/>
-          <w:szCs w:val="26"/>
-          <w:lang w:eastAsia="ru-RU"/>
-        </w:rPr>
-      </w:pPr>
-      <w:r>
-        <w:rPr>
-          <w:rFonts w:ascii="Times New Roman" w:eastAsia="Times New Roman" w:hAnsi="Times New Roman" w:cs="Times New Roman"/>
-          <w:sz w:val="26"/>
-          <w:szCs w:val="26"/>
-          <w:lang w:eastAsia="ru-RU"/>
-        </w:rPr>
-        <w:t>ОК 04 Эффективно взаимодействовать и работать в коллективе и команде  </w:t>
-      </w:r>
-    </w:p>
-    <w:p>
-      <w:pPr>
-        <w:tabs>
-          <w:tab w:val="right" w:pos="993"/>
-        </w:tabs>
-        <w:spacing w:after="0" w:line="240" w:lineRule="auto"/>
-        <w:ind w:firstLine="567"/>
-        <w:jc w:val="both"/>
-        <w:rPr>
-          <w:rFonts w:ascii="Times New Roman" w:eastAsia="Times New Roman" w:hAnsi="Times New Roman" w:cs="Times New Roman"/>
-          <w:sz w:val="26"/>
-          <w:szCs w:val="26"/>
-          <w:lang w:eastAsia="ru-RU"/>
-        </w:rPr>
-      </w:pPr>
-      <w:r>
-        <w:rPr>
-          <w:rFonts w:ascii="Times New Roman" w:eastAsia="Times New Roman" w:hAnsi="Times New Roman" w:cs="Times New Roman"/>
-          <w:sz w:val="26"/>
-          <w:szCs w:val="26"/>
-          <w:lang w:eastAsia="ru-RU"/>
-        </w:rPr>
-        <w:lastRenderedPageBreak/>
-        <w:t>ОК 5 Осуществлять устную и письменную коммуникацию на государственном языке с учетом особенностей социального и культурного контекста. </w:t>
-      </w:r>
-    </w:p>
-    <w:p>
-      <w:pPr>
-        <w:tabs>
-          <w:tab w:val="right" w:pos="993"/>
-        </w:tabs>
-        <w:spacing w:after="0" w:line="240" w:lineRule="auto"/>
-        <w:ind w:firstLine="567"/>
-        <w:jc w:val="both"/>
-        <w:rPr>
-          <w:rFonts w:ascii="Times New Roman" w:eastAsia="Times New Roman" w:hAnsi="Times New Roman" w:cs="Times New Roman"/>
-          <w:sz w:val="26"/>
-          <w:szCs w:val="26"/>
-          <w:lang w:eastAsia="ru-RU"/>
-        </w:rPr>
-      </w:pPr>
-      <w:r>
-        <w:rPr>
-          <w:rFonts w:ascii="Times New Roman" w:eastAsia="Times New Roman" w:hAnsi="Times New Roman" w:cs="Times New Roman"/>
-          <w:sz w:val="26"/>
-          <w:szCs w:val="26"/>
-          <w:lang w:eastAsia="ru-RU"/>
-        </w:rPr>
-        <w:t>ОК 9 Использовать информационные технологии в профессиональной деятельности. </w:t>
-      </w:r>
-    </w:p>
-    <w:p>
-      <w:pPr>
-        <w:tabs>
-          <w:tab w:val="right" w:pos="993"/>
-        </w:tabs>
-        <w:spacing w:after="0" w:line="240" w:lineRule="auto"/>
-        <w:ind w:firstLine="567"/>
-        <w:jc w:val="both"/>
-        <w:rPr>
-          <w:rFonts w:ascii="Times New Roman" w:eastAsia="Times New Roman" w:hAnsi="Times New Roman" w:cs="Times New Roman"/>
-          <w:sz w:val="26"/>
-          <w:szCs w:val="26"/>
-          <w:lang w:eastAsia="ru-RU"/>
-        </w:rPr>
-      </w:pPr>
-      <w:r>
-        <w:rPr>
-          <w:rFonts w:ascii="Times New Roman" w:eastAsia="Times New Roman" w:hAnsi="Times New Roman" w:cs="Times New Roman"/>
-          <w:sz w:val="26"/>
-          <w:szCs w:val="26"/>
-          <w:lang w:eastAsia="ru-RU"/>
-        </w:rPr>
-        <w:t>ОК 10 Пользоваться профессиональной документацией на государственном и иностранном языках </w:t>
-      </w:r>
-    </w:p>
-    <w:p>
-      <w:pPr>
-        <w:tabs>
-          <w:tab w:val="right" w:pos="993"/>
-        </w:tabs>
-        <w:spacing w:after="0" w:line="240" w:lineRule="auto"/>
-        <w:ind w:firstLine="567"/>
-        <w:jc w:val="both"/>
-        <w:rPr>
-          <w:rFonts w:ascii="Times New Roman" w:eastAsia="Times New Roman" w:hAnsi="Times New Roman" w:cs="Times New Roman"/>
-          <w:sz w:val="26"/>
-          <w:szCs w:val="26"/>
-          <w:lang w:eastAsia="ru-RU"/>
-        </w:rPr>
-      </w:pPr>
-      <w:r>
-        <w:rPr>
-          <w:rFonts w:ascii="Times New Roman" w:eastAsia="Times New Roman" w:hAnsi="Times New Roman" w:cs="Times New Roman"/>
-          <w:sz w:val="26"/>
-          <w:szCs w:val="26"/>
-          <w:lang w:eastAsia="ru-RU"/>
-        </w:rPr>
-        <w:t>ПК 1.1 Формировать алгоритмы разработки программных модулей в соответствии с техническим заданием </w:t>
-      </w:r>
-    </w:p>
-    <w:p>
-      <w:pPr>
-        <w:tabs>
-          <w:tab w:val="right" w:pos="993"/>
-        </w:tabs>
-        <w:spacing w:after="0" w:line="240" w:lineRule="auto"/>
-        <w:ind w:firstLine="567"/>
-        <w:jc w:val="both"/>
-        <w:rPr>
-          <w:rFonts w:ascii="Times New Roman" w:eastAsia="Times New Roman" w:hAnsi="Times New Roman" w:cs="Times New Roman"/>
-          <w:sz w:val="26"/>
-          <w:szCs w:val="26"/>
-          <w:lang w:eastAsia="ru-RU"/>
-        </w:rPr>
-      </w:pPr>
-      <w:r>
-        <w:rPr>
-          <w:rFonts w:ascii="Times New Roman" w:eastAsia="Times New Roman" w:hAnsi="Times New Roman" w:cs="Times New Roman"/>
-          <w:sz w:val="26"/>
-          <w:szCs w:val="26"/>
-          <w:lang w:eastAsia="ru-RU"/>
-        </w:rPr>
-        <w:t>ПК 1.2 Разрабатывать программные модули в соответствии с техническим заданием </w:t>
-      </w:r>
-    </w:p>
-    <w:p>
-      <w:pPr>
-        <w:tabs>
-          <w:tab w:val="right" w:pos="993"/>
-        </w:tabs>
-        <w:spacing w:after="0" w:line="240" w:lineRule="auto"/>
-        <w:ind w:firstLine="567"/>
-        <w:jc w:val="both"/>
-        <w:rPr>
-          <w:rFonts w:ascii="Times New Roman" w:eastAsia="Times New Roman" w:hAnsi="Times New Roman" w:cs="Times New Roman"/>
-          <w:sz w:val="26"/>
-          <w:szCs w:val="26"/>
-          <w:lang w:eastAsia="ru-RU"/>
-        </w:rPr>
-      </w:pPr>
-      <w:r>
-        <w:rPr>
-          <w:rFonts w:ascii="Times New Roman" w:eastAsia="Times New Roman" w:hAnsi="Times New Roman" w:cs="Times New Roman"/>
-          <w:sz w:val="26"/>
-          <w:szCs w:val="26"/>
-          <w:lang w:eastAsia="ru-RU"/>
-        </w:rPr>
-        <w:t>ПК 1.3 Выполнять отладку программных модулей с использованием специализированных программных средств </w:t>
-      </w:r>
-    </w:p>
-    <w:p>
-      <w:pPr>
-        <w:tabs>
-          <w:tab w:val="right" w:pos="993"/>
-        </w:tabs>
-        <w:spacing w:after="0" w:line="240" w:lineRule="auto"/>
-        <w:ind w:firstLine="567"/>
-        <w:jc w:val="both"/>
-        <w:rPr>
-          <w:rFonts w:ascii="Times New Roman" w:eastAsia="Times New Roman" w:hAnsi="Times New Roman" w:cs="Times New Roman"/>
-          <w:sz w:val="26"/>
-          <w:szCs w:val="26"/>
-          <w:lang w:eastAsia="ru-RU"/>
-        </w:rPr>
-      </w:pPr>
-      <w:r>
-        <w:rPr>
-          <w:rFonts w:ascii="Times New Roman" w:eastAsia="Times New Roman" w:hAnsi="Times New Roman" w:cs="Times New Roman"/>
-          <w:sz w:val="26"/>
-          <w:szCs w:val="26"/>
-          <w:lang w:eastAsia="ru-RU"/>
-        </w:rPr>
-        <w:t>ПК 1.4 Выполнять тестирование программных модулей </w:t>
-      </w:r>
-    </w:p>
-    <w:p>
-      <w:pPr>
-        <w:tabs>
-          <w:tab w:val="right" w:pos="993"/>
-        </w:tabs>
-        <w:spacing w:after="0" w:line="240" w:lineRule="auto"/>
-        <w:ind w:firstLine="567"/>
-        <w:jc w:val="both"/>
-        <w:rPr>
-          <w:rFonts w:ascii="Times New Roman" w:eastAsia="Times New Roman" w:hAnsi="Times New Roman" w:cs="Times New Roman"/>
-          <w:sz w:val="26"/>
-          <w:szCs w:val="26"/>
-          <w:lang w:eastAsia="ru-RU"/>
-        </w:rPr>
-      </w:pPr>
-      <w:r>
-        <w:rPr>
-          <w:rFonts w:ascii="Times New Roman" w:eastAsia="Times New Roman" w:hAnsi="Times New Roman" w:cs="Times New Roman"/>
-          <w:sz w:val="26"/>
-          <w:szCs w:val="26"/>
-          <w:lang w:eastAsia="ru-RU"/>
-        </w:rPr>
-        <w:t>ПК 1.5 Осуществлять рефакторинг и оптимизацию программного кода </w:t>
-      </w:r>
-    </w:p>
-    <w:p>
-      <w:pPr>
-        <w:tabs>
-          <w:tab w:val="right" w:pos="993"/>
-        </w:tabs>
-        <w:spacing w:after="0" w:line="240" w:lineRule="auto"/>
-        <w:ind w:firstLine="567"/>
-        <w:jc w:val="both"/>
-        <w:rPr>
-          <w:rFonts w:ascii="Times New Roman" w:eastAsia="Times New Roman" w:hAnsi="Times New Roman" w:cs="Times New Roman"/>
-          <w:sz w:val="26"/>
-          <w:szCs w:val="26"/>
-          <w:lang w:eastAsia="ru-RU"/>
-        </w:rPr>
-      </w:pPr>
-      <w:r>
-        <w:rPr>
-          <w:rFonts w:ascii="Times New Roman" w:eastAsia="Times New Roman" w:hAnsi="Times New Roman" w:cs="Times New Roman"/>
-          <w:sz w:val="26"/>
-          <w:szCs w:val="26"/>
-          <w:lang w:eastAsia="ru-RU"/>
-        </w:rPr>
-        <w:t>ЛР 14 Демонстрирующий навыки анализа и интерпретации информации из различных источников с учетом нормативно-правовых норм: </w:t>
-      </w:r>
-    </w:p>
-    <w:p>
-      <w:pPr>
-        <w:numPr>
-          <w:ilvl w:val="0"/>
-          <w:numId w:val="22"/>
-        </w:numPr>
-        <w:tabs>
-          <w:tab w:val="right" w:pos="993"/>
-        </w:tabs>
-        <w:spacing w:after="0" w:line="240" w:lineRule="auto"/>
-        <w:jc w:val="both"/>
-        <w:rPr>
-          <w:rFonts w:ascii="Times New Roman" w:eastAsia="Times New Roman" w:hAnsi="Times New Roman" w:cs="Times New Roman"/>
-          <w:sz w:val="26"/>
-          <w:szCs w:val="26"/>
-          <w:lang w:eastAsia="ru-RU"/>
-        </w:rPr>
-      </w:pPr>
-      <w:r>
-        <w:rPr>
-          <w:rFonts w:ascii="Times New Roman" w:eastAsia="Times New Roman" w:hAnsi="Times New Roman" w:cs="Times New Roman"/>
-          <w:sz w:val="26"/>
-          <w:szCs w:val="26"/>
-          <w:lang w:eastAsia="ru-RU"/>
-        </w:rPr>
-        <w:t>14.1 Анализ и интерпретация информации из различных источников с учетом нормативно-правовых норм </w:t>
-      </w:r>
-    </w:p>
-    <w:p>
-      <w:pPr>
-        <w:tabs>
-          <w:tab w:val="right" w:pos="993"/>
-        </w:tabs>
-        <w:spacing w:after="0" w:line="240" w:lineRule="auto"/>
-        <w:ind w:firstLine="567"/>
-        <w:jc w:val="both"/>
-        <w:rPr>
-          <w:rFonts w:ascii="Times New Roman" w:eastAsia="Times New Roman" w:hAnsi="Times New Roman" w:cs="Times New Roman"/>
-          <w:sz w:val="26"/>
-          <w:szCs w:val="26"/>
-          <w:lang w:eastAsia="ru-RU"/>
-        </w:rPr>
-      </w:pPr>
-      <w:r>
-        <w:rPr>
-          <w:rFonts w:ascii="Times New Roman" w:eastAsia="Times New Roman" w:hAnsi="Times New Roman" w:cs="Times New Roman"/>
-          <w:sz w:val="26"/>
-          <w:szCs w:val="26"/>
-          <w:lang w:eastAsia="ru-RU"/>
-        </w:rPr>
-        <w:t>ЛР 15 Демонстрирующий готовность и способность к образованию, в том числе самообразованию, на протяжении всей жизни; сознательное отношение к непрерывному образованию как условию успешной профессиональной и общественной деятельности: </w:t>
-      </w:r>
-    </w:p>
-    <w:p>
-      <w:pPr>
-        <w:numPr>
-          <w:ilvl w:val="0"/>
-          <w:numId w:val="23"/>
-        </w:numPr>
-        <w:tabs>
-          <w:tab w:val="right" w:pos="993"/>
-        </w:tabs>
-        <w:spacing w:after="0" w:line="240" w:lineRule="auto"/>
-        <w:jc w:val="both"/>
-        <w:rPr>
-          <w:rFonts w:ascii="Times New Roman" w:eastAsia="Times New Roman" w:hAnsi="Times New Roman" w:cs="Times New Roman"/>
-          <w:sz w:val="26"/>
-          <w:szCs w:val="26"/>
-          <w:lang w:eastAsia="ru-RU"/>
-        </w:rPr>
-      </w:pPr>
-      <w:r>
-        <w:rPr>
-          <w:rFonts w:ascii="Times New Roman" w:eastAsia="Times New Roman" w:hAnsi="Times New Roman" w:cs="Times New Roman"/>
-          <w:sz w:val="26"/>
-          <w:szCs w:val="26"/>
-          <w:lang w:eastAsia="ru-RU"/>
-        </w:rPr>
-        <w:t>15.1 Сознательное отношение к непрерывному образованию как условию успешной профессиональной и общественной деятельности; </w:t>
-      </w:r>
-    </w:p>
-    <w:p>
-      <w:pPr>
-        <w:numPr>
-          <w:ilvl w:val="0"/>
-          <w:numId w:val="24"/>
-        </w:numPr>
-        <w:tabs>
-          <w:tab w:val="right" w:pos="993"/>
-        </w:tabs>
-        <w:spacing w:after="0" w:line="240" w:lineRule="auto"/>
-        <w:jc w:val="both"/>
-        <w:rPr>
-          <w:rFonts w:ascii="Times New Roman" w:eastAsia="Times New Roman" w:hAnsi="Times New Roman" w:cs="Times New Roman"/>
-          <w:sz w:val="26"/>
-          <w:szCs w:val="26"/>
-          <w:lang w:eastAsia="ru-RU"/>
-        </w:rPr>
-      </w:pPr>
-      <w:r>
-        <w:rPr>
-          <w:rFonts w:ascii="Times New Roman" w:eastAsia="Times New Roman" w:hAnsi="Times New Roman" w:cs="Times New Roman"/>
-          <w:sz w:val="26"/>
-          <w:szCs w:val="26"/>
-          <w:lang w:eastAsia="ru-RU"/>
-        </w:rPr>
-        <w:t>15.2 Реализация собственного профессионального и личностного развития </w:t>
-      </w:r>
-    </w:p>
-    <w:p>
-      <w:pPr>
-        <w:tabs>
-          <w:tab w:val="right" w:pos="993"/>
-        </w:tabs>
-        <w:spacing w:after="0" w:line="240" w:lineRule="auto"/>
-        <w:ind w:firstLine="567"/>
-        <w:jc w:val="both"/>
-        <w:rPr>
-          <w:rFonts w:ascii="Times New Roman" w:eastAsia="Times New Roman" w:hAnsi="Times New Roman" w:cs="Times New Roman"/>
-          <w:sz w:val="26"/>
-          <w:szCs w:val="26"/>
-          <w:lang w:eastAsia="ru-RU"/>
-        </w:rPr>
-      </w:pPr>
-    </w:p>
-    <w:p>
-      <w:pPr>
-        <w:spacing w:after="0" w:line="240" w:lineRule="auto"/>
-        <w:ind w:firstLine="567"/>
-        <w:jc w:val="both"/>
-        <w:rPr>
-          <w:rFonts w:ascii="Times New Roman" w:eastAsia="Times New Roman" w:hAnsi="Times New Roman" w:cs="Times New Roman"/>
-          <w:sz w:val="26"/>
-          <w:szCs w:val="26"/>
-          <w:lang w:eastAsia="ru-RU"/>
-        </w:rPr>
-      </w:pPr>
-    </w:p>
-    <w:p>
-      <w:pPr>
-        <w:spacing w:after="0" w:line="240" w:lineRule="auto"/>
-        <w:ind w:firstLine="567"/>
-        <w:jc w:val="center"/>
-        <w:rPr>
-          <w:rFonts w:ascii="Times New Roman" w:eastAsia="Times New Roman" w:hAnsi="Times New Roman" w:cs="Times New Roman"/>
-          <w:b/>
-          <w:bCs/>
-          <w:sz w:val="26"/>
-          <w:szCs w:val="26"/>
-          <w:lang w:eastAsia="ru-RU"/>
-        </w:rPr>
-      </w:pPr>
-    </w:p>
-    <w:p>
-      <w:pPr>
-        <w:rPr>
-          <w:rFonts w:ascii="Times New Roman" w:eastAsia="Times New Roman" w:hAnsi="Times New Roman" w:cs="Times New Roman"/>
-          <w:b/>
-          <w:bCs/>
-          <w:sz w:val="26"/>
-          <w:szCs w:val="26"/>
-          <w:lang w:eastAsia="ru-RU"/>
-        </w:rPr>
-      </w:pPr>
-      <w:r>
-        <w:rPr>
-          <w:rFonts w:ascii="Times New Roman" w:eastAsia="Times New Roman" w:hAnsi="Times New Roman" w:cs="Times New Roman"/>
-          <w:b/>
-          <w:bCs/>
-          <w:sz w:val="26"/>
-          <w:szCs w:val="26"/>
-          <w:lang w:eastAsia="ru-RU"/>
-        </w:rPr>
-        <w:br w:type="page"/>
-      </w:r>
-    </w:p>
-    <w:p>
-      <w:pPr>
-        <w:pStyle w:val="1"/>
-        <w:jc w:val="center"/>
-        <w:rPr>
-          <w:rFonts w:eastAsia="Times New Roman"/>
-          <w:lang w:eastAsia="ru-RU"/>
-        </w:rPr>
-      </w:pPr>
-      <w:bookmarkStart w:id="1" w:name="_Toc230550132"/>
-      <w:r>
-        <w:rPr>
-          <w:rFonts w:ascii="Times New Roman" w:eastAsia="Times New Roman" w:hAnsi="Times New Roman" w:cs="Times New Roman"/>
-          <w:b/>
-          <w:bCs/>
-          <w:color w:val="auto"/>
-          <w:sz w:val="26"/>
-          <w:szCs w:val="26"/>
-          <w:lang w:eastAsia="ru-RU"/>
-        </w:rPr>
-        <w:lastRenderedPageBreak/>
-        <w:t>ОСНОВНАЯ ЧАСТЬ</w:t>
-      </w:r>
-      <w:bookmarkEnd w:id="1"/>
-    </w:p>
-    <w:p>
-      <w:pPr>
-        <w:spacing w:after="0" w:line="240" w:lineRule="auto"/>
-        <w:ind w:firstLine="567"/>
-        <w:jc w:val="both"/>
-        <w:rPr>
-          <w:rFonts w:ascii="Times New Roman" w:eastAsia="Times New Roman" w:hAnsi="Times New Roman" w:cs="Times New Roman"/>
-          <w:b/>
-          <w:bCs/>
-          <w:sz w:val="26"/>
-          <w:szCs w:val="26"/>
-          <w:lang w:eastAsia="ru-RU"/>
-        </w:rPr>
-      </w:pPr>
-    </w:p>
-    <w:p>
-      <w:pPr>
-        <w:spacing w:after="0" w:line="240" w:lineRule="auto"/>
-        <w:ind w:firstLine="567"/>
-        <w:jc w:val="both"/>
-        <w:rPr>
-          <w:rFonts w:ascii="Times New Roman" w:hAnsi="Times New Roman" w:cs="Times New Roman"/>
-          <w:color w:val="000000"/>
-          <w:sz w:val="26"/>
-          <w:szCs w:val="26"/>
-        </w:rPr>
-      </w:pPr>
-      <w:r>
-        <w:rPr>
-          <w:rFonts w:ascii="Times New Roman" w:hAnsi="Times New Roman" w:cs="Times New Roman"/>
-          <w:color w:val="000000"/>
-          <w:sz w:val="26"/>
-          <w:szCs w:val="26"/>
-        </w:rPr>
-        <w:t xml:space="preserve">На начальном этапе выполнения работ был проведен детальный анализ требований Технического задания (ТЗ) на разработку дизайна и интерфейса веб-сайта спортивного клуба «STRIKE» (см. Приложение №1). Основной целью проектирования являлось создание единой экосистемы, состоящей из презентационной (публичной) части для клиентов клуба и защищенной административной панели для сотрудников и </w:t>
-      </w:r>
-      <w:proofErr w:type="gramStart"/>
-      <w:r>
-        <w:rPr>
-          <w:rFonts w:ascii="Times New Roman" w:hAnsi="Times New Roman" w:cs="Times New Roman"/>
-          <w:color w:val="000000"/>
-          <w:sz w:val="26"/>
-          <w:szCs w:val="26"/>
-        </w:rPr>
-        <w:t>супер администраторов</w:t>
-      </w:r>
-      <w:proofErr w:type="gramEnd"/>
-      <w:r>
-        <w:rPr>
-          <w:rFonts w:ascii="Times New Roman" w:hAnsi="Times New Roman" w:cs="Times New Roman"/>
-          <w:color w:val="000000"/>
-          <w:sz w:val="26"/>
-          <w:szCs w:val="26"/>
-        </w:rPr>
-        <w:t>.</w:t>
-      </w:r>
-    </w:p>
-    <w:p>
-      <w:pPr>
-        <w:spacing w:after="0" w:line="240" w:lineRule="auto"/>
-        <w:ind w:firstLine="567"/>
-        <w:jc w:val="both"/>
-        <w:rPr>
-          <w:rFonts w:ascii="Times New Roman" w:hAnsi="Times New Roman" w:cs="Times New Roman"/>
-          <w:color w:val="000000"/>
-          <w:sz w:val="26"/>
-          <w:szCs w:val="26"/>
-        </w:rPr>
-      </w:pPr>
-      <w:r>
-        <w:rPr>
-          <w:rFonts w:ascii="Times New Roman" w:hAnsi="Times New Roman" w:cs="Times New Roman"/>
-          <w:color w:val="000000"/>
-          <w:sz w:val="26"/>
-          <w:szCs w:val="26"/>
+          <w:sz w:val="24"/>
+          <w:szCs w:val="24"/>
+        </w:rPr>
+      </w:pPr>
+      <w:r>
+        <w:rPr>
+          <w:rFonts w:ascii="Times New Roman" w:hAnsi="Times New Roman" w:cs="Times New Roman"/>
+          <w:color w:val="000000"/>
+          <w:sz w:val="24"/>
+          <w:szCs w:val="24"/>
         </w:rPr>
         <w:t>На основе анализа целевой аудитории (профессиональные спортсмены, любители, родители детей, посещающих секции) были сформулированы ключевые концептуальные требования к пользовательскому интерфейсу (UI):</w:t>
       </w:r>
@@ -2700,20 +2718,21 @@
           <w:numId w:val="26"/>
         </w:numPr>
         <w:spacing w:after="0" w:line="240" w:lineRule="auto"/>
+        <w:ind w:left="0" w:firstLine="709"/>
         <w:jc w:val="both"/>
         <w:rPr>
           <w:rFonts w:ascii="Times New Roman" w:hAnsi="Times New Roman" w:cs="Times New Roman"/>
           <w:color w:val="000000"/>
-          <w:sz w:val="26"/>
-          <w:szCs w:val="26"/>
-        </w:rPr>
-      </w:pPr>
-      <w:r>
-        <w:rPr>
-          <w:rFonts w:ascii="Times New Roman" w:hAnsi="Times New Roman" w:cs="Times New Roman"/>
-          <w:color w:val="000000"/>
-          <w:sz w:val="26"/>
-          <w:szCs w:val="26"/>
+          <w:sz w:val="24"/>
+          <w:szCs w:val="24"/>
+        </w:rPr>
+      </w:pPr>
+      <w:r>
+        <w:rPr>
+          <w:rFonts w:ascii="Times New Roman" w:hAnsi="Times New Roman" w:cs="Times New Roman"/>
+          <w:color w:val="000000"/>
+          <w:sz w:val="24"/>
+          <w:szCs w:val="24"/>
         </w:rPr>
         <w:t>Динамичный и агрессивный стиль, ассоциирующийся со спортом высоких достижений.</w:t>
       </w:r>
@@ -2725,20 +2744,21 @@
           <w:numId w:val="26"/>
         </w:numPr>
         <w:spacing w:after="0" w:line="240" w:lineRule="auto"/>
+        <w:ind w:left="0" w:firstLine="709"/>
         <w:jc w:val="both"/>
         <w:rPr>
           <w:rFonts w:ascii="Times New Roman" w:hAnsi="Times New Roman" w:cs="Times New Roman"/>
           <w:color w:val="000000"/>
-          <w:sz w:val="26"/>
-          <w:szCs w:val="26"/>
-        </w:rPr>
-      </w:pPr>
-      <w:r>
-        <w:rPr>
-          <w:rFonts w:ascii="Times New Roman" w:hAnsi="Times New Roman" w:cs="Times New Roman"/>
-          <w:color w:val="000000"/>
-          <w:sz w:val="26"/>
-          <w:szCs w:val="26"/>
+          <w:sz w:val="24"/>
+          <w:szCs w:val="24"/>
+        </w:rPr>
+      </w:pPr>
+      <w:r>
+        <w:rPr>
+          <w:rFonts w:ascii="Times New Roman" w:hAnsi="Times New Roman" w:cs="Times New Roman"/>
+          <w:color w:val="000000"/>
+          <w:sz w:val="24"/>
+          <w:szCs w:val="24"/>
         </w:rPr>
         <w:t>Использование темной цветовой палитры с яркими неоновыми цветовыми акцентами для концентрации внимания пользователя на ключевых конверсионных действиях (кнопки записи, лимитированные предложения).</w:t>
       </w:r>
@@ -2750,20 +2770,21 @@
           <w:numId w:val="26"/>
         </w:numPr>
         <w:spacing w:after="0" w:line="240" w:lineRule="auto"/>
+        <w:ind w:left="0" w:firstLine="709"/>
         <w:jc w:val="both"/>
         <w:rPr>
           <w:rFonts w:ascii="Times New Roman" w:hAnsi="Times New Roman" w:cs="Times New Roman"/>
           <w:color w:val="000000"/>
-          <w:sz w:val="26"/>
-          <w:szCs w:val="26"/>
-        </w:rPr>
-      </w:pPr>
-      <w:r>
-        <w:rPr>
-          <w:rFonts w:ascii="Times New Roman" w:hAnsi="Times New Roman" w:cs="Times New Roman"/>
-          <w:color w:val="000000"/>
-          <w:sz w:val="26"/>
-          <w:szCs w:val="26"/>
+          <w:sz w:val="24"/>
+          <w:szCs w:val="24"/>
+        </w:rPr>
+      </w:pPr>
+      <w:r>
+        <w:rPr>
+          <w:rFonts w:ascii="Times New Roman" w:hAnsi="Times New Roman" w:cs="Times New Roman"/>
+          <w:color w:val="000000"/>
+          <w:sz w:val="24"/>
+          <w:szCs w:val="24"/>
         </w:rPr>
         <w:t>Применение читаемого гротескного шрифта Inter (</w:t>
       </w:r>
@@ -2772,8 +2793,8 @@
         <w:rPr>
           <w:rFonts w:ascii="Times New Roman" w:hAnsi="Times New Roman" w:cs="Times New Roman"/>
           <w:color w:val="000000"/>
-          <w:sz w:val="26"/>
-          <w:szCs w:val="26"/>
+          <w:sz w:val="24"/>
+          <w:szCs w:val="24"/>
         </w:rPr>
         <w:t>Sans</w:t>
       </w:r>
@@ -2782,8 +2803,8 @@
         <w:rPr>
           <w:rFonts w:ascii="Times New Roman" w:hAnsi="Times New Roman" w:cs="Times New Roman"/>
           <w:color w:val="000000"/>
-          <w:sz w:val="26"/>
-          <w:szCs w:val="26"/>
+          <w:sz w:val="24"/>
+          <w:szCs w:val="24"/>
         </w:rPr>
         <w:t xml:space="preserve"> </w:t>
       </w:r>
@@ -2792,8 +2813,8 @@
         <w:rPr>
           <w:rFonts w:ascii="Times New Roman" w:hAnsi="Times New Roman" w:cs="Times New Roman"/>
           <w:color w:val="000000"/>
-          <w:sz w:val="26"/>
-          <w:szCs w:val="26"/>
+          <w:sz w:val="24"/>
+          <w:szCs w:val="24"/>
         </w:rPr>
         <w:t>Serif</w:t>
       </w:r>
@@ -2802,8 +2823,8 @@
         <w:rPr>
           <w:rFonts w:ascii="Times New Roman" w:hAnsi="Times New Roman" w:cs="Times New Roman"/>
           <w:color w:val="000000"/>
-          <w:sz w:val="26"/>
-          <w:szCs w:val="26"/>
+          <w:sz w:val="24"/>
+          <w:szCs w:val="24"/>
         </w:rPr>
         <w:t>) без засечек, гармонично дополняющего спортивную эстетику.</w:t>
       </w:r>
@@ -2815,20 +2836,21 @@
           <w:numId w:val="26"/>
         </w:numPr>
         <w:spacing w:after="0" w:line="240" w:lineRule="auto"/>
+        <w:ind w:left="0" w:firstLine="709"/>
         <w:jc w:val="both"/>
         <w:rPr>
           <w:rFonts w:ascii="Times New Roman" w:hAnsi="Times New Roman" w:cs="Times New Roman"/>
           <w:color w:val="000000"/>
-          <w:sz w:val="26"/>
-          <w:szCs w:val="26"/>
-        </w:rPr>
-      </w:pPr>
-      <w:r>
-        <w:rPr>
-          <w:rFonts w:ascii="Times New Roman" w:hAnsi="Times New Roman" w:cs="Times New Roman"/>
-          <w:color w:val="000000"/>
-          <w:sz w:val="26"/>
-          <w:szCs w:val="26"/>
+          <w:sz w:val="24"/>
+          <w:szCs w:val="24"/>
+        </w:rPr>
+      </w:pPr>
+      <w:r>
+        <w:rPr>
+          <w:rFonts w:ascii="Times New Roman" w:hAnsi="Times New Roman" w:cs="Times New Roman"/>
+          <w:color w:val="000000"/>
+          <w:sz w:val="24"/>
+          <w:szCs w:val="24"/>
         </w:rPr>
         <w:t>Полная адаптивность интерфейса с перестроением сетки блоков на смартфонах и планшетах без потери функциональности и удобства считывания информации.</w:t>
       </w:r>
@@ -2836,21 +2858,21 @@
     <w:p>
       <w:pPr>
         <w:spacing w:after="0" w:line="240" w:lineRule="auto"/>
-        <w:ind w:firstLine="567"/>
+        <w:ind w:firstLine="709"/>
         <w:jc w:val="both"/>
         <w:rPr>
           <w:rFonts w:ascii="Times New Roman" w:hAnsi="Times New Roman" w:cs="Times New Roman"/>
           <w:color w:val="000000"/>
-          <w:sz w:val="26"/>
-          <w:szCs w:val="26"/>
-        </w:rPr>
-      </w:pPr>
-      <w:r>
-        <w:rPr>
-          <w:rFonts w:ascii="Times New Roman" w:hAnsi="Times New Roman" w:cs="Times New Roman"/>
-          <w:color w:val="000000"/>
-          <w:sz w:val="26"/>
-          <w:szCs w:val="26"/>
+          <w:sz w:val="24"/>
+          <w:szCs w:val="24"/>
+        </w:rPr>
+      </w:pPr>
+      <w:r>
+        <w:rPr>
+          <w:rFonts w:ascii="Times New Roman" w:hAnsi="Times New Roman" w:cs="Times New Roman"/>
+          <w:color w:val="000000"/>
+          <w:sz w:val="24"/>
+          <w:szCs w:val="24"/>
         </w:rPr>
         <w:t>Для организации эффективного взаимодействия пользователя с системой была спроектирована иерархическая структура страниц, включающая:</w:t>
       </w:r>
@@ -2862,20 +2884,21 @@
           <w:numId w:val="27"/>
         </w:numPr>
         <w:spacing w:after="0" w:line="240" w:lineRule="auto"/>
+        <w:ind w:left="0" w:firstLine="709"/>
         <w:jc w:val="both"/>
         <w:rPr>
           <w:rFonts w:ascii="Times New Roman" w:hAnsi="Times New Roman" w:cs="Times New Roman"/>
           <w:color w:val="000000"/>
-          <w:sz w:val="26"/>
-          <w:szCs w:val="26"/>
-        </w:rPr>
-      </w:pPr>
-      <w:r>
-        <w:rPr>
-          <w:rFonts w:ascii="Times New Roman" w:hAnsi="Times New Roman" w:cs="Times New Roman"/>
-          <w:color w:val="000000"/>
-          <w:sz w:val="26"/>
-          <w:szCs w:val="26"/>
+          <w:sz w:val="24"/>
+          <w:szCs w:val="24"/>
+        </w:rPr>
+      </w:pPr>
+      <w:r>
+        <w:rPr>
+          <w:rFonts w:ascii="Times New Roman" w:hAnsi="Times New Roman" w:cs="Times New Roman"/>
+          <w:color w:val="000000"/>
+          <w:sz w:val="24"/>
+          <w:szCs w:val="24"/>
         </w:rPr>
         <w:t>Главную страницу (одностраничный лендинг), ориентированную на быструю презентацию преимуществ клуба и захват контактных данных посетителей через интерактивную лид-форму.</w:t>
       </w:r>
@@ -2887,20 +2910,21 @@
           <w:numId w:val="27"/>
         </w:numPr>
         <w:spacing w:after="0" w:line="240" w:lineRule="auto"/>
+        <w:ind w:left="0" w:firstLine="709"/>
         <w:jc w:val="both"/>
         <w:rPr>
           <w:rFonts w:ascii="Times New Roman" w:hAnsi="Times New Roman" w:cs="Times New Roman"/>
           <w:color w:val="000000"/>
-          <w:sz w:val="26"/>
-          <w:szCs w:val="26"/>
-        </w:rPr>
-      </w:pPr>
-      <w:r>
-        <w:rPr>
-          <w:rFonts w:ascii="Times New Roman" w:hAnsi="Times New Roman" w:cs="Times New Roman"/>
-          <w:color w:val="000000"/>
-          <w:sz w:val="26"/>
-          <w:szCs w:val="26"/>
+          <w:sz w:val="24"/>
+          <w:szCs w:val="24"/>
+        </w:rPr>
+      </w:pPr>
+      <w:r>
+        <w:rPr>
+          <w:rFonts w:ascii="Times New Roman" w:hAnsi="Times New Roman" w:cs="Times New Roman"/>
+          <w:color w:val="000000"/>
+          <w:sz w:val="24"/>
+          <w:szCs w:val="24"/>
         </w:rPr>
         <w:t>Панель управления (</w:t>
       </w:r>
@@ -2909,8 +2933,8 @@
         <w:rPr>
           <w:rFonts w:ascii="Times New Roman" w:hAnsi="Times New Roman" w:cs="Times New Roman"/>
           <w:color w:val="000000"/>
-          <w:sz w:val="26"/>
-          <w:szCs w:val="26"/>
+          <w:sz w:val="24"/>
+          <w:szCs w:val="24"/>
         </w:rPr>
         <w:t>Admin</w:t>
       </w:r>
@@ -2919,8 +2943,8 @@
         <w:rPr>
           <w:rFonts w:ascii="Times New Roman" w:hAnsi="Times New Roman" w:cs="Times New Roman"/>
           <w:color w:val="000000"/>
-          <w:sz w:val="26"/>
-          <w:szCs w:val="26"/>
+          <w:sz w:val="24"/>
+          <w:szCs w:val="24"/>
         </w:rPr>
         <w:t xml:space="preserve"> </w:t>
       </w:r>
@@ -2929,8 +2953,8 @@
         <w:rPr>
           <w:rFonts w:ascii="Times New Roman" w:hAnsi="Times New Roman" w:cs="Times New Roman"/>
           <w:color w:val="000000"/>
-          <w:sz w:val="26"/>
-          <w:szCs w:val="26"/>
+          <w:sz w:val="24"/>
+          <w:szCs w:val="24"/>
         </w:rPr>
         <w:t>Panel</w:t>
       </w:r>
@@ -2939,8 +2963,8 @@
         <w:rPr>
           <w:rFonts w:ascii="Times New Roman" w:hAnsi="Times New Roman" w:cs="Times New Roman"/>
           <w:color w:val="000000"/>
-          <w:sz w:val="26"/>
-          <w:szCs w:val="26"/>
+          <w:sz w:val="24"/>
+          <w:szCs w:val="24"/>
         </w:rPr>
         <w:t>), разделенную на четыре логических модуля:</w:t>
       </w:r>
@@ -2952,20 +2976,21 @@
           <w:numId w:val="33"/>
         </w:numPr>
         <w:spacing w:after="0" w:line="240" w:lineRule="auto"/>
+        <w:ind w:left="0" w:firstLine="709"/>
         <w:jc w:val="both"/>
         <w:rPr>
           <w:rFonts w:ascii="Times New Roman" w:hAnsi="Times New Roman" w:cs="Times New Roman"/>
           <w:color w:val="000000"/>
-          <w:sz w:val="26"/>
-          <w:szCs w:val="26"/>
-        </w:rPr>
-      </w:pPr>
-      <w:r>
-        <w:rPr>
-          <w:rFonts w:ascii="Times New Roman" w:hAnsi="Times New Roman" w:cs="Times New Roman"/>
-          <w:color w:val="000000"/>
-          <w:sz w:val="26"/>
-          <w:szCs w:val="26"/>
+          <w:sz w:val="24"/>
+          <w:szCs w:val="24"/>
+        </w:rPr>
+      </w:pPr>
+      <w:r>
+        <w:rPr>
+          <w:rFonts w:ascii="Times New Roman" w:hAnsi="Times New Roman" w:cs="Times New Roman"/>
+          <w:color w:val="000000"/>
+          <w:sz w:val="24"/>
+          <w:szCs w:val="24"/>
         </w:rPr>
         <w:t>Интерфейс авторизации персонала (admin_login.html).</w:t>
       </w:r>
@@ -2977,20 +3002,21 @@
           <w:numId w:val="33"/>
         </w:numPr>
         <w:spacing w:after="0" w:line="240" w:lineRule="auto"/>
+        <w:ind w:left="0" w:firstLine="709"/>
         <w:jc w:val="both"/>
         <w:rPr>
           <w:rFonts w:ascii="Times New Roman" w:hAnsi="Times New Roman" w:cs="Times New Roman"/>
           <w:color w:val="000000"/>
-          <w:sz w:val="26"/>
-          <w:szCs w:val="26"/>
-        </w:rPr>
-      </w:pPr>
-      <w:r>
-        <w:rPr>
-          <w:rFonts w:ascii="Times New Roman" w:hAnsi="Times New Roman" w:cs="Times New Roman"/>
-          <w:color w:val="000000"/>
-          <w:sz w:val="26"/>
-          <w:szCs w:val="26"/>
+          <w:sz w:val="24"/>
+          <w:szCs w:val="24"/>
+        </w:rPr>
+      </w:pPr>
+      <w:r>
+        <w:rPr>
+          <w:rFonts w:ascii="Times New Roman" w:hAnsi="Times New Roman" w:cs="Times New Roman"/>
+          <w:color w:val="000000"/>
+          <w:sz w:val="24"/>
+          <w:szCs w:val="24"/>
         </w:rPr>
         <w:t>Модуль мониторинга и обработки заявок на тренировки (admin.html).</w:t>
       </w:r>
@@ -3002,20 +3028,21 @@
           <w:numId w:val="33"/>
         </w:numPr>
         <w:spacing w:after="0" w:line="240" w:lineRule="auto"/>
+        <w:ind w:left="0" w:firstLine="709"/>
         <w:jc w:val="both"/>
         <w:rPr>
           <w:rFonts w:ascii="Times New Roman" w:hAnsi="Times New Roman" w:cs="Times New Roman"/>
           <w:color w:val="000000"/>
-          <w:sz w:val="26"/>
-          <w:szCs w:val="26"/>
-        </w:rPr>
-      </w:pPr>
-      <w:r>
-        <w:rPr>
-          <w:rFonts w:ascii="Times New Roman" w:hAnsi="Times New Roman" w:cs="Times New Roman"/>
-          <w:color w:val="000000"/>
-          <w:sz w:val="26"/>
-          <w:szCs w:val="26"/>
+          <w:sz w:val="24"/>
+          <w:szCs w:val="24"/>
+        </w:rPr>
+      </w:pPr>
+      <w:r>
+        <w:rPr>
+          <w:rFonts w:ascii="Times New Roman" w:hAnsi="Times New Roman" w:cs="Times New Roman"/>
+          <w:color w:val="000000"/>
+          <w:sz w:val="24"/>
+          <w:szCs w:val="24"/>
         </w:rPr>
         <w:t>Модуль ведения базы абонементов клиентов (admin_abonements.html).</w:t>
       </w:r>
@@ -3027,20 +3054,21 @@
           <w:numId w:val="33"/>
         </w:numPr>
         <w:spacing w:after="0" w:line="240" w:lineRule="auto"/>
+        <w:ind w:left="0" w:firstLine="709"/>
         <w:jc w:val="both"/>
         <w:rPr>
           <w:rFonts w:ascii="Times New Roman" w:hAnsi="Times New Roman" w:cs="Times New Roman"/>
           <w:color w:val="000000"/>
-          <w:sz w:val="26"/>
-          <w:szCs w:val="26"/>
-        </w:rPr>
-      </w:pPr>
-      <w:r>
-        <w:rPr>
-          <w:rFonts w:ascii="Times New Roman" w:hAnsi="Times New Roman" w:cs="Times New Roman"/>
-          <w:color w:val="000000"/>
-          <w:sz w:val="26"/>
-          <w:szCs w:val="26"/>
+          <w:sz w:val="24"/>
+          <w:szCs w:val="24"/>
+        </w:rPr>
+      </w:pPr>
+      <w:r>
+        <w:rPr>
+          <w:rFonts w:ascii="Times New Roman" w:hAnsi="Times New Roman" w:cs="Times New Roman"/>
+          <w:color w:val="000000"/>
+          <w:sz w:val="24"/>
+          <w:szCs w:val="24"/>
         </w:rPr>
         <w:t>Модуль разграничения прав доступа и администрирования учетных записей сотрудников (admin_users.html).</w:t>
       </w:r>
@@ -3052,20 +3080,21 @@
           <w:numId w:val="27"/>
         </w:numPr>
         <w:spacing w:after="0" w:line="240" w:lineRule="auto"/>
+        <w:ind w:left="0" w:firstLine="709"/>
         <w:jc w:val="both"/>
         <w:rPr>
           <w:rFonts w:ascii="Times New Roman" w:hAnsi="Times New Roman" w:cs="Times New Roman"/>
           <w:color w:val="000000"/>
-          <w:sz w:val="26"/>
-          <w:szCs w:val="26"/>
-        </w:rPr>
-      </w:pPr>
-      <w:r>
-        <w:rPr>
-          <w:rFonts w:ascii="Times New Roman" w:hAnsi="Times New Roman" w:cs="Times New Roman"/>
-          <w:color w:val="000000"/>
-          <w:sz w:val="26"/>
-          <w:szCs w:val="26"/>
+          <w:sz w:val="24"/>
+          <w:szCs w:val="24"/>
+        </w:rPr>
+      </w:pPr>
+      <w:r>
+        <w:rPr>
+          <w:rFonts w:ascii="Times New Roman" w:hAnsi="Times New Roman" w:cs="Times New Roman"/>
+          <w:color w:val="000000"/>
+          <w:sz w:val="24"/>
+          <w:szCs w:val="24"/>
         </w:rPr>
         <w:t>Разработка структуры и дизайн-концепции сайта</w:t>
       </w:r>
@@ -3073,23 +3102,41 @@
     <w:p>
       <w:pPr>
         <w:spacing w:after="0" w:line="240" w:lineRule="auto"/>
-        <w:ind w:firstLine="567"/>
+        <w:ind w:firstLine="709"/>
         <w:jc w:val="both"/>
         <w:rPr>
           <w:rFonts w:ascii="Times New Roman" w:hAnsi="Times New Roman" w:cs="Times New Roman"/>
           <w:color w:val="000000"/>
-          <w:sz w:val="26"/>
-          <w:szCs w:val="26"/>
-        </w:rPr>
-      </w:pPr>
-      <w:r>
-        <w:rPr>
-          <w:rFonts w:ascii="Times New Roman" w:hAnsi="Times New Roman" w:cs="Times New Roman"/>
-          <w:color w:val="000000"/>
-          <w:sz w:val="26"/>
-          <w:szCs w:val="26"/>
-        </w:rPr>
-        <w:t>Публичная часть сайта спортивного клуба «STRIKE» (index.html) спроектирована в виде последовательных смысловых экранов, что обеспечивает плавное погружение пользователя в структуру услуг. Блоки главной страницы включают в себя:</w:t>
+          <w:sz w:val="24"/>
+          <w:szCs w:val="24"/>
+        </w:rPr>
+      </w:pPr>
+      <w:r>
+        <w:rPr>
+          <w:rFonts w:ascii="Times New Roman" w:hAnsi="Times New Roman" w:cs="Times New Roman"/>
+          <w:color w:val="000000"/>
+          <w:sz w:val="24"/>
+          <w:szCs w:val="24"/>
+        </w:rPr>
+        <w:t>Публичная часть сайта спортивного клуба «</w:t>
+      </w:r>
+      <w:r>
+        <w:rPr>
+          <w:rFonts w:ascii="Times New Roman" w:hAnsi="Times New Roman" w:cs="Times New Roman"/>
+          <w:color w:val="000000"/>
+          <w:sz w:val="24"/>
+          <w:szCs w:val="24"/>
+        </w:rPr>
+        <w:t>СТРАЙК</w:t>
+      </w:r>
+      <w:r>
+        <w:rPr>
+          <w:rFonts w:ascii="Times New Roman" w:hAnsi="Times New Roman" w:cs="Times New Roman"/>
+          <w:color w:val="000000"/>
+          <w:sz w:val="24"/>
+          <w:szCs w:val="24"/>
+        </w:rPr>
+        <w:t>» (index.html) спроектирована в виде последовательных смысловых экранов, что обеспечивает плавное погружение пользователя в структуру услуг. Блоки главной страницы включают в себя:</w:t>
       </w:r>
     </w:p>
     <w:p>
@@ -3099,20 +3146,21 @@
           <w:numId w:val="28"/>
         </w:numPr>
         <w:spacing w:after="0" w:line="240" w:lineRule="auto"/>
+        <w:ind w:left="0" w:firstLine="709"/>
         <w:jc w:val="both"/>
         <w:rPr>
           <w:rFonts w:ascii="Times New Roman" w:hAnsi="Times New Roman" w:cs="Times New Roman"/>
           <w:color w:val="000000"/>
-          <w:sz w:val="26"/>
-          <w:szCs w:val="26"/>
-        </w:rPr>
-      </w:pPr>
-      <w:r>
-        <w:rPr>
-          <w:rFonts w:ascii="Times New Roman" w:hAnsi="Times New Roman" w:cs="Times New Roman"/>
-          <w:color w:val="000000"/>
-          <w:sz w:val="26"/>
-          <w:szCs w:val="26"/>
+          <w:sz w:val="24"/>
+          <w:szCs w:val="24"/>
+        </w:rPr>
+      </w:pPr>
+      <w:r>
+        <w:rPr>
+          <w:rFonts w:ascii="Times New Roman" w:hAnsi="Times New Roman" w:cs="Times New Roman"/>
+          <w:color w:val="000000"/>
+          <w:sz w:val="24"/>
+          <w:szCs w:val="24"/>
         </w:rPr>
         <w:t>Компактную шапку сайта (</w:t>
       </w:r>
@@ -3121,8 +3169,8 @@
         <w:rPr>
           <w:rFonts w:ascii="Times New Roman" w:hAnsi="Times New Roman" w:cs="Times New Roman"/>
           <w:color w:val="000000"/>
-          <w:sz w:val="26"/>
-          <w:szCs w:val="26"/>
+          <w:sz w:val="24"/>
+          <w:szCs w:val="24"/>
         </w:rPr>
         <w:t>Header</w:t>
       </w:r>
@@ -3131,8 +3179,17 @@
         <w:rPr>
           <w:rFonts w:ascii="Times New Roman" w:hAnsi="Times New Roman" w:cs="Times New Roman"/>
           <w:color w:val="000000"/>
-          <w:sz w:val="26"/>
-          <w:szCs w:val="26"/>
+          <w:sz w:val="24"/>
+          <w:szCs w:val="24"/>
+        </w:rPr>
+        <w:t xml:space="preserve"> рис.1</w:t>
+      </w:r>
+      <w:r>
+        <w:rPr>
+          <w:rFonts w:ascii="Times New Roman" w:hAnsi="Times New Roman" w:cs="Times New Roman"/>
+          <w:color w:val="000000"/>
+          <w:sz w:val="24"/>
+          <w:szCs w:val="24"/>
         </w:rPr>
         <w:t xml:space="preserve">) с фиксированным позиционированием, логотипом бренда, горизонтальным меню навигации со </w:t>
       </w:r>
@@ -3141,8 +3198,8 @@
         <w:rPr>
           <w:rFonts w:ascii="Times New Roman" w:hAnsi="Times New Roman" w:cs="Times New Roman"/>
           <w:color w:val="000000"/>
-          <w:sz w:val="26"/>
-          <w:szCs w:val="26"/>
+          <w:sz w:val="24"/>
+          <w:szCs w:val="24"/>
         </w:rPr>
         <w:t>скролл</w:t>
       </w:r>
@@ -3151,8 +3208,8 @@
         <w:rPr>
           <w:rFonts w:ascii="Times New Roman" w:hAnsi="Times New Roman" w:cs="Times New Roman"/>
           <w:color w:val="000000"/>
-          <w:sz w:val="26"/>
-          <w:szCs w:val="26"/>
+          <w:sz w:val="24"/>
+          <w:szCs w:val="24"/>
         </w:rPr>
         <w:t>-ссылками к внутренним секциям страницы, а также контрастной кнопкой «Вступить в клуб» для мгновенного перехода к целевому действию.</w:t>
       </w:r>
@@ -3164,12 +3221,13 @@
           <w:numId w:val="28"/>
         </w:numPr>
         <w:spacing w:after="0" w:line="240" w:lineRule="auto"/>
+        <w:ind w:left="0" w:firstLine="709"/>
         <w:jc w:val="both"/>
         <w:rPr>
           <w:rFonts w:ascii="Times New Roman" w:hAnsi="Times New Roman" w:cs="Times New Roman"/>
           <w:color w:val="000000"/>
-          <w:sz w:val="26"/>
-          <w:szCs w:val="26"/>
+          <w:sz w:val="24"/>
+          <w:szCs w:val="24"/>
         </w:rPr>
       </w:pPr>
       <w:proofErr w:type="spellStart"/>
@@ -3177,8 +3235,8 @@
         <w:rPr>
           <w:rFonts w:ascii="Times New Roman" w:hAnsi="Times New Roman" w:cs="Times New Roman"/>
           <w:color w:val="000000"/>
-          <w:sz w:val="26"/>
-          <w:szCs w:val="26"/>
+          <w:sz w:val="24"/>
+          <w:szCs w:val="24"/>
         </w:rPr>
         <w:t>Hero</w:t>
       </w:r>
@@ -3187,10 +3245,28 @@
         <w:rPr>
           <w:rFonts w:ascii="Times New Roman" w:hAnsi="Times New Roman" w:cs="Times New Roman"/>
           <w:color w:val="000000"/>
-          <w:sz w:val="26"/>
-          <w:szCs w:val="26"/>
-        </w:rPr>
-        <w:t>-секцию (первый экран), содержащую броский, крупный заголовок с использованием акцентного начертания «ТВОЯ ПОБЕДА НАЧИНАЕТСЯ ЗДЕСЬ», краткое УТП (уникальное торговое предложение), описывающее преимущества клуба, и призыв к действию (CTA).</w:t>
+          <w:sz w:val="24"/>
+          <w:szCs w:val="24"/>
+        </w:rPr>
+        <w:t>-секцию (первый экран), содержащую броский, крупный заголовок с использованием акцентного начертания «ТВОЯ ПОБЕДА НАЧИНАЕТСЯ ЗДЕСЬ», краткое УТП (уникальное торговое предложение), описывающее преимущества клуба, и призыв к действию</w:t>
+      </w:r>
+      <w:r>
+        <w:rPr>
+          <w:rFonts w:ascii="Times New Roman" w:hAnsi="Times New Roman" w:cs="Times New Roman"/>
+          <w:color w:val="000000"/>
+          <w:sz w:val="24"/>
+          <w:szCs w:val="24"/>
+        </w:rPr>
+        <w:t xml:space="preserve"> (рис.1)</w:t>
+      </w:r>
+      <w:r>
+        <w:rPr>
+          <w:rFonts w:ascii="Times New Roman" w:hAnsi="Times New Roman" w:cs="Times New Roman"/>
+          <w:color w:val="000000"/>
+          <w:sz w:val="24"/>
+          <w:szCs w:val="24"/>
+        </w:rPr>
+        <w:t>.</w:t>
       </w:r>
     </w:p>
     <w:p>
@@ -3200,22 +3276,41 @@
           <w:numId w:val="28"/>
         </w:numPr>
         <w:spacing w:after="0" w:line="240" w:lineRule="auto"/>
+        <w:ind w:left="0" w:firstLine="709"/>
         <w:jc w:val="both"/>
         <w:rPr>
           <w:rFonts w:ascii="Times New Roman" w:hAnsi="Times New Roman" w:cs="Times New Roman"/>
           <w:color w:val="000000"/>
-          <w:sz w:val="26"/>
-          <w:szCs w:val="26"/>
-        </w:rPr>
-      </w:pPr>
-      <w:r>
-        <w:rPr>
-          <w:rFonts w:ascii="Times New Roman" w:hAnsi="Times New Roman" w:cs="Times New Roman"/>
-          <w:color w:val="000000"/>
-          <w:sz w:val="26"/>
-          <w:szCs w:val="26"/>
-        </w:rPr>
-        <w:t>Секцию направлений тренировок («Наши Направления»), реализованную в виде адаптивной CSS Grid сетки из 4 карточек (Кроссфит, Единоборства, Йога &amp; Пилатес, Тренажерный зал) с выраженным визуальным откликом при наведении.</w:t>
+          <w:sz w:val="24"/>
+          <w:szCs w:val="24"/>
+        </w:rPr>
+      </w:pPr>
+      <w:r>
+        <w:rPr>
+          <w:rFonts w:ascii="Times New Roman" w:hAnsi="Times New Roman" w:cs="Times New Roman"/>
+          <w:color w:val="000000"/>
+          <w:sz w:val="24"/>
+          <w:szCs w:val="24"/>
+        </w:rPr>
+        <w:t>Секцию направлений тренировок («Наши Направления»), реализованную в виде адаптивной CSS Grid сетки из 4 карточек (Кроссфит, Единоборства, Йога &amp; Пилатес, Тренажерный зал) с выраженным визуальным откликом при наведении</w:t>
+      </w:r>
+      <w:r>
+        <w:rPr>
+          <w:rFonts w:ascii="Times New Roman" w:hAnsi="Times New Roman" w:cs="Times New Roman"/>
+          <w:color w:val="000000"/>
+          <w:sz w:val="24"/>
+          <w:szCs w:val="24"/>
+        </w:rPr>
+        <w:t xml:space="preserve"> (рис.2)</w:t>
+      </w:r>
+      <w:r>
+        <w:rPr>
+          <w:rFonts w:ascii="Times New Roman" w:hAnsi="Times New Roman" w:cs="Times New Roman"/>
+          <w:color w:val="000000"/>
+          <w:sz w:val="24"/>
+          <w:szCs w:val="24"/>
+        </w:rPr>
+        <w:t>.</w:t>
       </w:r>
     </w:p>
     <w:p>
@@ -3225,20 +3320,21 @@
           <w:numId w:val="28"/>
         </w:numPr>
         <w:spacing w:after="0" w:line="240" w:lineRule="auto"/>
+        <w:ind w:left="0" w:firstLine="709"/>
         <w:jc w:val="both"/>
         <w:rPr>
           <w:rFonts w:ascii="Times New Roman" w:hAnsi="Times New Roman" w:cs="Times New Roman"/>
           <w:color w:val="000000"/>
-          <w:sz w:val="26"/>
-          <w:szCs w:val="26"/>
-        </w:rPr>
-      </w:pPr>
-      <w:r>
-        <w:rPr>
-          <w:rFonts w:ascii="Times New Roman" w:hAnsi="Times New Roman" w:cs="Times New Roman"/>
-          <w:color w:val="000000"/>
-          <w:sz w:val="26"/>
-          <w:szCs w:val="26"/>
+          <w:sz w:val="24"/>
+          <w:szCs w:val="24"/>
+        </w:rPr>
+      </w:pPr>
+      <w:r>
+        <w:rPr>
+          <w:rFonts w:ascii="Times New Roman" w:hAnsi="Times New Roman" w:cs="Times New Roman"/>
+          <w:color w:val="000000"/>
+          <w:sz w:val="24"/>
+          <w:szCs w:val="24"/>
         </w:rPr>
         <w:t>Интерактивную сетку расписания («График занятий»), представляющую собой структурированную таблицу тренировок по времени, дням недели (</w:t>
       </w:r>
@@ -3247,8 +3343,8 @@
         <w:rPr>
           <w:rFonts w:ascii="Times New Roman" w:hAnsi="Times New Roman" w:cs="Times New Roman"/>
           <w:color w:val="000000"/>
-          <w:sz w:val="26"/>
-          <w:szCs w:val="26"/>
+          <w:sz w:val="24"/>
+          <w:szCs w:val="24"/>
         </w:rPr>
         <w:t>Пн</w:t>
       </w:r>
@@ -3257,8 +3353,8 @@
         <w:rPr>
           <w:rFonts w:ascii="Times New Roman" w:hAnsi="Times New Roman" w:cs="Times New Roman"/>
           <w:color w:val="000000"/>
-          <w:sz w:val="26"/>
-          <w:szCs w:val="26"/>
+          <w:sz w:val="24"/>
+          <w:szCs w:val="24"/>
         </w:rPr>
         <w:t xml:space="preserve">, Ср, </w:t>
       </w:r>
@@ -3267,8 +3363,8 @@
         <w:rPr>
           <w:rFonts w:ascii="Times New Roman" w:hAnsi="Times New Roman" w:cs="Times New Roman"/>
           <w:color w:val="000000"/>
-          <w:sz w:val="26"/>
-          <w:szCs w:val="26"/>
+          <w:sz w:val="24"/>
+          <w:szCs w:val="24"/>
         </w:rPr>
         <w:t>Пт</w:t>
       </w:r>
@@ -3277,10 +3373,28 @@
         <w:rPr>
           <w:rFonts w:ascii="Times New Roman" w:hAnsi="Times New Roman" w:cs="Times New Roman"/>
           <w:color w:val="000000"/>
-          <w:sz w:val="26"/>
-          <w:szCs w:val="26"/>
-        </w:rPr>
-        <w:t>), направлениям и тренерам.</w:t>
+          <w:sz w:val="24"/>
+          <w:szCs w:val="24"/>
+        </w:rPr>
+        <w:t>), направлениям и тренерам</w:t>
+      </w:r>
+      <w:r>
+        <w:rPr>
+          <w:rFonts w:ascii="Times New Roman" w:hAnsi="Times New Roman" w:cs="Times New Roman"/>
+          <w:color w:val="000000"/>
+          <w:sz w:val="24"/>
+          <w:szCs w:val="24"/>
+        </w:rPr>
+        <w:t xml:space="preserve"> (рис.2)</w:t>
+      </w:r>
+      <w:r>
+        <w:rPr>
+          <w:rFonts w:ascii="Times New Roman" w:hAnsi="Times New Roman" w:cs="Times New Roman"/>
+          <w:color w:val="000000"/>
+          <w:sz w:val="24"/>
+          <w:szCs w:val="24"/>
+        </w:rPr>
+        <w:t>.</w:t>
       </w:r>
     </w:p>
     <w:p>
@@ -3290,20 +3404,21 @@
           <w:numId w:val="28"/>
         </w:numPr>
         <w:spacing w:after="0" w:line="240" w:lineRule="auto"/>
+        <w:ind w:left="0" w:firstLine="709"/>
         <w:jc w:val="both"/>
         <w:rPr>
           <w:rFonts w:ascii="Times New Roman" w:hAnsi="Times New Roman" w:cs="Times New Roman"/>
           <w:color w:val="000000"/>
-          <w:sz w:val="26"/>
-          <w:szCs w:val="26"/>
-        </w:rPr>
-      </w:pPr>
-      <w:r>
-        <w:rPr>
-          <w:rFonts w:ascii="Times New Roman" w:hAnsi="Times New Roman" w:cs="Times New Roman"/>
-          <w:color w:val="000000"/>
-          <w:sz w:val="26"/>
-          <w:szCs w:val="26"/>
+          <w:sz w:val="24"/>
+          <w:szCs w:val="24"/>
+        </w:rPr>
+      </w:pPr>
+      <w:r>
+        <w:rPr>
+          <w:rFonts w:ascii="Times New Roman" w:hAnsi="Times New Roman" w:cs="Times New Roman"/>
+          <w:color w:val="000000"/>
+          <w:sz w:val="24"/>
+          <w:szCs w:val="24"/>
         </w:rPr>
         <w:t xml:space="preserve">Контактную форму и блок обратной связи («Готовы начать?»), состоящий из интерактивной формы записи на пробную тренировку с полями ввода (имя, телефон, выбор направления) и текстовой панели с детальной контактной информацией клуба (адрес, телефон, </w:t>
       </w:r>
@@ -3312,8 +3427,8 @@
         <w:rPr>
           <w:rFonts w:ascii="Times New Roman" w:hAnsi="Times New Roman" w:cs="Times New Roman"/>
           <w:color w:val="000000"/>
-          <w:sz w:val="26"/>
-          <w:szCs w:val="26"/>
+          <w:sz w:val="24"/>
+          <w:szCs w:val="24"/>
         </w:rPr>
         <w:t>email</w:t>
       </w:r>
@@ -3322,30 +3437,48 @@
         <w:rPr>
           <w:rFonts w:ascii="Times New Roman" w:hAnsi="Times New Roman" w:cs="Times New Roman"/>
           <w:color w:val="000000"/>
-          <w:sz w:val="26"/>
-          <w:szCs w:val="26"/>
-        </w:rPr>
-        <w:t>, время работы).</w:t>
-      </w:r>
-    </w:p>
-    <w:p>
-      <w:pPr>
-        <w:spacing w:after="0" w:line="240" w:lineRule="auto"/>
-        <w:ind w:firstLine="567"/>
+          <w:sz w:val="24"/>
+          <w:szCs w:val="24"/>
+        </w:rPr>
+        <w:t>, время работы)</w:t>
+      </w:r>
+      <w:r>
+        <w:rPr>
+          <w:rFonts w:ascii="Times New Roman" w:hAnsi="Times New Roman" w:cs="Times New Roman"/>
+          <w:color w:val="000000"/>
+          <w:sz w:val="24"/>
+          <w:szCs w:val="24"/>
+        </w:rPr>
+        <w:t xml:space="preserve"> (рис.3)</w:t>
+      </w:r>
+      <w:r>
+        <w:rPr>
+          <w:rFonts w:ascii="Times New Roman" w:hAnsi="Times New Roman" w:cs="Times New Roman"/>
+          <w:color w:val="000000"/>
+          <w:sz w:val="24"/>
+          <w:szCs w:val="24"/>
+        </w:rPr>
+        <w:t>.</w:t>
+      </w:r>
+    </w:p>
+    <w:p>
+      <w:pPr>
+        <w:spacing w:after="0" w:line="240" w:lineRule="auto"/>
+        <w:ind w:firstLine="709"/>
         <w:jc w:val="both"/>
         <w:rPr>
           <w:rFonts w:ascii="Times New Roman" w:hAnsi="Times New Roman" w:cs="Times New Roman"/>
           <w:color w:val="000000"/>
-          <w:sz w:val="26"/>
-          <w:szCs w:val="26"/>
-        </w:rPr>
-      </w:pPr>
-      <w:r>
-        <w:rPr>
-          <w:rFonts w:ascii="Times New Roman" w:hAnsi="Times New Roman" w:cs="Times New Roman"/>
-          <w:color w:val="000000"/>
-          <w:sz w:val="26"/>
-          <w:szCs w:val="26"/>
+          <w:sz w:val="24"/>
+          <w:szCs w:val="24"/>
+        </w:rPr>
+      </w:pPr>
+      <w:r>
+        <w:rPr>
+          <w:rFonts w:ascii="Times New Roman" w:hAnsi="Times New Roman" w:cs="Times New Roman"/>
+          <w:color w:val="000000"/>
+          <w:sz w:val="24"/>
+          <w:szCs w:val="24"/>
         </w:rPr>
         <w:lastRenderedPageBreak/>
         <w:t>Административная панель разработана в единой минималистичной стилистике, сочетающей плоские карточки (</w:t>
@@ -3355,8 +3488,8 @@
         <w:rPr>
           <w:rFonts w:ascii="Times New Roman" w:hAnsi="Times New Roman" w:cs="Times New Roman"/>
           <w:color w:val="000000"/>
-          <w:sz w:val="26"/>
-          <w:szCs w:val="26"/>
+          <w:sz w:val="24"/>
+          <w:szCs w:val="24"/>
         </w:rPr>
         <w:t>cards</w:t>
       </w:r>
@@ -3365,8 +3498,8 @@
         <w:rPr>
           <w:rFonts w:ascii="Times New Roman" w:hAnsi="Times New Roman" w:cs="Times New Roman"/>
           <w:color w:val="000000"/>
-          <w:sz w:val="26"/>
-          <w:szCs w:val="26"/>
+          <w:sz w:val="24"/>
+          <w:szCs w:val="24"/>
         </w:rPr>
         <w:t>) и структурированные табличные представления (</w:t>
       </w:r>
@@ -3375,8 +3508,8 @@
         <w:rPr>
           <w:rFonts w:ascii="Times New Roman" w:hAnsi="Times New Roman" w:cs="Times New Roman"/>
           <w:color w:val="000000"/>
-          <w:sz w:val="26"/>
-          <w:szCs w:val="26"/>
+          <w:sz w:val="24"/>
+          <w:szCs w:val="24"/>
         </w:rPr>
         <w:t>tables</w:t>
       </w:r>
@@ -3385,8 +3518,8 @@
         <w:rPr>
           <w:rFonts w:ascii="Times New Roman" w:hAnsi="Times New Roman" w:cs="Times New Roman"/>
           <w:color w:val="000000"/>
-          <w:sz w:val="26"/>
-          <w:szCs w:val="26"/>
+          <w:sz w:val="24"/>
+          <w:szCs w:val="24"/>
         </w:rPr>
         <w:t>) для комфортной ежедневной работы администраторов с большими объемами текстовой и цифровой информации.</w:t>
       </w:r>
@@ -3394,44 +3527,49 @@
     <w:p>
       <w:pPr>
         <w:spacing w:after="0" w:line="240" w:lineRule="auto"/>
-        <w:ind w:firstLine="567"/>
+        <w:ind w:firstLine="709"/>
         <w:jc w:val="both"/>
         <w:rPr>
           <w:rFonts w:ascii="Times New Roman" w:hAnsi="Times New Roman" w:cs="Times New Roman"/>
           <w:color w:val="000000"/>
-          <w:sz w:val="26"/>
-          <w:szCs w:val="26"/>
+          <w:sz w:val="24"/>
+          <w:szCs w:val="24"/>
+        </w:rPr>
+      </w:pPr>
+      <w:r>
+        <w:rPr>
+          <w:rFonts w:ascii="Times New Roman" w:hAnsi="Times New Roman" w:cs="Times New Roman"/>
+          <w:color w:val="000000"/>
+          <w:sz w:val="24"/>
+          <w:szCs w:val="24"/>
+        </w:rPr>
+        <w:t>Ниже приведены спроектированные интерфейсные решения, реализованные в кодовой базе проекта.</w:t>
+      </w:r>
+    </w:p>
+    <w:p>
+      <w:pPr>
+        <w:keepNext/>
+        <w:spacing w:after="0" w:line="240" w:lineRule="auto"/>
+        <w:jc w:val="center"/>
+        <w:rPr>
+          <w:rFonts w:ascii="Times New Roman" w:hAnsi="Times New Roman" w:cs="Times New Roman"/>
+          <w:sz w:val="24"/>
+          <w:szCs w:val="24"/>
+        </w:rPr>
+      </w:pPr>
+      <w:r>
+        <w:rPr>
+          <w:rFonts w:ascii="Times New Roman" w:hAnsi="Times New Roman" w:cs="Times New Roman"/>
+          <w:noProof/>
+          <w:color w:val="000000"/>
+          <w:sz w:val="24"/>
+          <w:szCs w:val="24"/>
           <w:lang w:val="en-US"/>
         </w:rPr>
-      </w:pPr>
-      <w:r>
-        <w:rPr>
-          <w:rFonts w:ascii="Times New Roman" w:hAnsi="Times New Roman" w:cs="Times New Roman"/>
-          <w:color w:val="000000"/>
-          <w:sz w:val="26"/>
-          <w:szCs w:val="26"/>
-        </w:rPr>
-        <w:t>Ниже приведены спроектированные интерфейсные решения, реализованные в кодовой базе проекта.</w:t>
-      </w:r>
-    </w:p>
-    <w:p>
-      <w:pPr>
-        <w:keepNext/>
-        <w:spacing w:after="0" w:line="240" w:lineRule="auto"/>
-        <w:jc w:val="both"/>
-      </w:pPr>
-      <w:r>
-        <w:rPr>
-          <w:rFonts w:ascii="Times New Roman" w:hAnsi="Times New Roman" w:cs="Times New Roman"/>
-          <w:color w:val="000000"/>
-          <w:sz w:val="26"/>
-          <w:szCs w:val="26"/>
-          <w:lang w:val="en-US"/>
-        </w:rPr>
         <w:drawing>
-          <wp:inline distT="0" distB="0" distL="0" distR="0" wp14:anchorId="0C6B986B" wp14:editId="31BE5DC8">
-            <wp:extent cx="6480810" cy="288925"/>
-            <wp:effectExtent l="0" t="0" r="0" b="0"/>
+          <wp:inline distT="0" distB="0" distL="0" distR="0" wp14:anchorId="0C6B986B" wp14:editId="51758167">
+            <wp:extent cx="5375910" cy="2719046"/>
+            <wp:effectExtent l="0" t="0" r="0" b="5715"/>
             <wp:docPr id="129432036" name="Рисунок 1"/>
             <wp:cNvGraphicFramePr>
               <a:graphicFrameLocks xmlns:a="http://schemas.openxmlformats.org/drawingml/2006/main" noChangeAspect="1"/>
@@ -3440,11 +3578,17 @@
               <a:graphicData uri="http://schemas.openxmlformats.org/drawingml/2006/picture">
                 <pic:pic xmlns:pic="http://schemas.openxmlformats.org/drawingml/2006/picture">
                   <pic:nvPicPr>
-                    <pic:cNvPr id="129432036" name=""/>
+                    <pic:cNvPr id="129432036" name="Рисунок 1"/>
                     <pic:cNvPicPr/>
                   </pic:nvPicPr>
                   <pic:blipFill>
-                    <a:blip r:embed="rId8"/>
+                    <a:blip r:embed="rId8" cstate="print">
+                      <a:extLst>
+                        <a:ext uri="{28A0092B-C50C-407E-A947-70E740481C1C}">
+                          <a14:useLocalDpi xmlns:a14="http://schemas.microsoft.com/office/drawing/2010/main" val="0"/>
+                        </a:ext>
+                      </a:extLst>
+                    </a:blip>
                     <a:stretch>
                       <a:fillRect/>
                     </a:stretch>
@@ -3452,7 +3596,7 @@
                   <pic:spPr>
                     <a:xfrm>
                       <a:off x="0" y="0"/>
-                      <a:ext cx="6480810" cy="288925"/>
+                      <a:ext cx="5427859" cy="2745321"/>
                     </a:xfrm>
                     <a:prstGeom prst="rect">
                       <a:avLst/>
@@ -3469,52 +3613,109 @@
       <w:pPr>
         <w:pStyle w:val="aa"/>
         <w:jc w:val="center"/>
-      </w:pPr>
-      <w:r>
+        <w:rPr>
+          <w:rFonts w:ascii="Times New Roman" w:hAnsi="Times New Roman" w:cs="Times New Roman"/>
+          <w:sz w:val="24"/>
+          <w:szCs w:val="24"/>
+        </w:rPr>
+      </w:pPr>
+      <w:r>
+        <w:rPr>
+          <w:rFonts w:ascii="Times New Roman" w:hAnsi="Times New Roman" w:cs="Times New Roman"/>
+          <w:sz w:val="24"/>
+          <w:szCs w:val="24"/>
+        </w:rPr>
         <w:t xml:space="preserve">Рисунок </w:t>
       </w:r>
       <w:r>
+        <w:rPr>
+          <w:rFonts w:ascii="Times New Roman" w:hAnsi="Times New Roman" w:cs="Times New Roman"/>
+          <w:sz w:val="24"/>
+          <w:szCs w:val="24"/>
+        </w:rPr>
         <w:fldChar w:fldCharType="begin"/>
       </w:r>
       <w:r>
+        <w:rPr>
+          <w:rFonts w:ascii="Times New Roman" w:hAnsi="Times New Roman" w:cs="Times New Roman"/>
+          <w:sz w:val="24"/>
+          <w:szCs w:val="24"/>
+        </w:rPr>
         <w:instrText xml:space="preserve"> SEQ Figure \* ARABIC </w:instrText>
       </w:r>
       <w:r>
+        <w:rPr>
+          <w:rFonts w:ascii="Times New Roman" w:hAnsi="Times New Roman" w:cs="Times New Roman"/>
+          <w:sz w:val="24"/>
+          <w:szCs w:val="24"/>
+        </w:rPr>
         <w:fldChar w:fldCharType="separate"/>
       </w:r>
       <w:r>
         <w:rPr>
+          <w:rFonts w:ascii="Times New Roman" w:hAnsi="Times New Roman" w:cs="Times New Roman"/>
           <w:noProof/>
+          <w:sz w:val="24"/>
+          <w:szCs w:val="24"/>
         </w:rPr>
         <w:t>1</w:t>
       </w:r>
       <w:r>
+        <w:rPr>
+          <w:rFonts w:ascii="Times New Roman" w:hAnsi="Times New Roman" w:cs="Times New Roman"/>
+          <w:sz w:val="24"/>
+          <w:szCs w:val="24"/>
+        </w:rPr>
         <w:fldChar w:fldCharType="end"/>
       </w:r>
       <w:r>
-        <w:t xml:space="preserve">. </w:t>
-      </w:r>
-      <w:r>
-        <w:t>Главная страница сайта (</w:t>
+        <w:rPr>
+          <w:rFonts w:ascii="Times New Roman" w:hAnsi="Times New Roman" w:cs="Times New Roman"/>
+          <w:sz w:val="24"/>
+          <w:szCs w:val="24"/>
+        </w:rPr>
+        <w:t>. Главная страница сайта (</w:t>
       </w:r>
       <w:proofErr w:type="spellStart"/>
       <w:r>
+        <w:rPr>
+          <w:rFonts w:ascii="Times New Roman" w:hAnsi="Times New Roman" w:cs="Times New Roman"/>
+          <w:sz w:val="24"/>
+          <w:szCs w:val="24"/>
+        </w:rPr>
         <w:t>Hero</w:t>
       </w:r>
       <w:proofErr w:type="spellEnd"/>
       <w:r>
+        <w:rPr>
+          <w:rFonts w:ascii="Times New Roman" w:hAnsi="Times New Roman" w:cs="Times New Roman"/>
+          <w:sz w:val="24"/>
+          <w:szCs w:val="24"/>
+        </w:rPr>
         <w:t>-секция и навигация)</w:t>
       </w:r>
     </w:p>
     <w:p>
       <w:pPr>
         <w:keepNext/>
-      </w:pPr>
-      <w:r>
+        <w:jc w:val="center"/>
+        <w:rPr>
+          <w:rFonts w:ascii="Times New Roman" w:hAnsi="Times New Roman" w:cs="Times New Roman"/>
+          <w:sz w:val="24"/>
+          <w:szCs w:val="24"/>
+        </w:rPr>
+      </w:pPr>
+      <w:r>
+        <w:rPr>
+          <w:rFonts w:ascii="Times New Roman" w:hAnsi="Times New Roman" w:cs="Times New Roman"/>
+          <w:noProof/>
+          <w:sz w:val="24"/>
+          <w:szCs w:val="24"/>
+        </w:rPr>
         <w:drawing>
-          <wp:inline distT="0" distB="0" distL="0" distR="0" wp14:anchorId="386AFC2D" wp14:editId="2887C118">
-            <wp:extent cx="6480810" cy="2917825"/>
-            <wp:effectExtent l="0" t="0" r="0" b="0"/>
+          <wp:inline distT="0" distB="0" distL="0" distR="0" wp14:anchorId="386AFC2D" wp14:editId="0EFA9993">
+            <wp:extent cx="6169111" cy="2777490"/>
+            <wp:effectExtent l="0" t="0" r="3175" b="3810"/>
             <wp:docPr id="829799753" name="Рисунок 1"/>
             <wp:cNvGraphicFramePr>
               <a:graphicFrameLocks xmlns:a="http://schemas.openxmlformats.org/drawingml/2006/main" noChangeAspect="1"/>
@@ -3535,7 +3736,7 @@
                   <pic:spPr>
                     <a:xfrm>
                       <a:off x="0" y="0"/>
-                      <a:ext cx="6480810" cy="2917825"/>
+                      <a:ext cx="6199909" cy="2791356"/>
                     </a:xfrm>
                     <a:prstGeom prst="rect">
                       <a:avLst/>
@@ -3552,16 +3753,39 @@
       <w:pPr>
         <w:pStyle w:val="aa"/>
         <w:jc w:val="center"/>
-      </w:pPr>
-      <w:r>
+        <w:rPr>
+          <w:rFonts w:ascii="Times New Roman" w:hAnsi="Times New Roman" w:cs="Times New Roman"/>
+          <w:sz w:val="24"/>
+          <w:szCs w:val="24"/>
+        </w:rPr>
+      </w:pPr>
+      <w:r>
+        <w:rPr>
+          <w:rFonts w:ascii="Times New Roman" w:hAnsi="Times New Roman" w:cs="Times New Roman"/>
+          <w:sz w:val="24"/>
+          <w:szCs w:val="24"/>
+        </w:rPr>
         <w:t>Рисунок 2. Блоки направлений клуба и интерактивного расписания</w:t>
       </w:r>
     </w:p>
     <w:p>
       <w:pPr>
         <w:keepNext/>
-      </w:pPr>
-      <w:r>
+        <w:jc w:val="center"/>
+        <w:rPr>
+          <w:rFonts w:ascii="Times New Roman" w:hAnsi="Times New Roman" w:cs="Times New Roman"/>
+          <w:sz w:val="24"/>
+          <w:szCs w:val="24"/>
+        </w:rPr>
+      </w:pPr>
+      <w:r>
+        <w:rPr>
+          <w:rFonts w:ascii="Times New Roman" w:hAnsi="Times New Roman" w:cs="Times New Roman"/>
+          <w:noProof/>
+          <w:sz w:val="24"/>
+          <w:szCs w:val="24"/>
+        </w:rPr>
+        <w:lastRenderedPageBreak/>
         <w:drawing>
           <wp:inline distT="0" distB="0" distL="0" distR="0" wp14:anchorId="1398C064" wp14:editId="77BDCAF8">
             <wp:extent cx="6480810" cy="1981835"/>
@@ -3603,8 +3827,18 @@
       <w:pPr>
         <w:pStyle w:val="aa"/>
         <w:jc w:val="center"/>
-      </w:pPr>
-      <w:r>
+        <w:rPr>
+          <w:rFonts w:ascii="Times New Roman" w:hAnsi="Times New Roman" w:cs="Times New Roman"/>
+          <w:sz w:val="24"/>
+          <w:szCs w:val="24"/>
+        </w:rPr>
+      </w:pPr>
+      <w:r>
+        <w:rPr>
+          <w:rFonts w:ascii="Times New Roman" w:hAnsi="Times New Roman" w:cs="Times New Roman"/>
+          <w:sz w:val="24"/>
+          <w:szCs w:val="24"/>
+        </w:rPr>
         <w:t>Рисунок 3. Контактный блок с интерактивной формой записи</w:t>
       </w:r>
     </w:p>
@@ -3615,20 +3849,21 @@
           <w:numId w:val="29"/>
         </w:numPr>
         <w:spacing w:after="0" w:line="240" w:lineRule="auto"/>
+        <w:ind w:left="0" w:firstLine="709"/>
         <w:jc w:val="both"/>
         <w:rPr>
           <w:rFonts w:ascii="Times New Roman" w:hAnsi="Times New Roman" w:cs="Times New Roman"/>
           <w:color w:val="000000"/>
-          <w:sz w:val="26"/>
-          <w:szCs w:val="26"/>
-        </w:rPr>
-      </w:pPr>
-      <w:r>
-        <w:rPr>
-          <w:rFonts w:ascii="Times New Roman" w:hAnsi="Times New Roman" w:cs="Times New Roman"/>
-          <w:color w:val="000000"/>
-          <w:sz w:val="26"/>
-          <w:szCs w:val="26"/>
+          <w:sz w:val="24"/>
+          <w:szCs w:val="24"/>
+        </w:rPr>
+      </w:pPr>
+      <w:r>
+        <w:rPr>
+          <w:rFonts w:ascii="Times New Roman" w:hAnsi="Times New Roman" w:cs="Times New Roman"/>
+          <w:color w:val="000000"/>
+          <w:sz w:val="24"/>
+          <w:szCs w:val="24"/>
         </w:rPr>
         <w:t>Программная реализация клиентской и административной частей</w:t>
       </w:r>
@@ -3636,21 +3871,21 @@
     <w:p>
       <w:pPr>
         <w:spacing w:after="0" w:line="240" w:lineRule="auto"/>
-        <w:ind w:firstLine="567"/>
+        <w:ind w:firstLine="709"/>
         <w:jc w:val="both"/>
         <w:rPr>
           <w:rFonts w:ascii="Times New Roman" w:hAnsi="Times New Roman" w:cs="Times New Roman"/>
           <w:color w:val="000000"/>
-          <w:sz w:val="26"/>
-          <w:szCs w:val="26"/>
-        </w:rPr>
-      </w:pPr>
-      <w:r>
-        <w:rPr>
-          <w:rFonts w:ascii="Times New Roman" w:hAnsi="Times New Roman" w:cs="Times New Roman"/>
-          <w:color w:val="000000"/>
-          <w:sz w:val="26"/>
-          <w:szCs w:val="26"/>
+          <w:sz w:val="24"/>
+          <w:szCs w:val="24"/>
+        </w:rPr>
+      </w:pPr>
+      <w:r>
+        <w:rPr>
+          <w:rFonts w:ascii="Times New Roman" w:hAnsi="Times New Roman" w:cs="Times New Roman"/>
+          <w:color w:val="000000"/>
+          <w:sz w:val="24"/>
+          <w:szCs w:val="24"/>
         </w:rPr>
         <w:t xml:space="preserve">Программный код разработан с использованием современных стандартов верстки HTML5 и стилизации CSS3. Для обеспечения кроссплатформенности и одинакового отображения шрифтов на любых устройствах был подключен внешний веб-шрифт Inter из библиотеки Google </w:t>
       </w:r>
@@ -3659,8 +3894,8 @@
         <w:rPr>
           <w:rFonts w:ascii="Times New Roman" w:hAnsi="Times New Roman" w:cs="Times New Roman"/>
           <w:color w:val="000000"/>
-          <w:sz w:val="26"/>
-          <w:szCs w:val="26"/>
+          <w:sz w:val="24"/>
+          <w:szCs w:val="24"/>
         </w:rPr>
         <w:t>Fonts</w:t>
       </w:r>
@@ -3669,8 +3904,8 @@
         <w:rPr>
           <w:rFonts w:ascii="Times New Roman" w:hAnsi="Times New Roman" w:cs="Times New Roman"/>
           <w:color w:val="000000"/>
-          <w:sz w:val="26"/>
-          <w:szCs w:val="26"/>
+          <w:sz w:val="24"/>
+          <w:szCs w:val="24"/>
         </w:rPr>
         <w:t xml:space="preserve"> посредством тега &lt;</w:t>
       </w:r>
@@ -3679,8 +3914,8 @@
         <w:rPr>
           <w:rFonts w:ascii="Times New Roman" w:hAnsi="Times New Roman" w:cs="Times New Roman"/>
           <w:color w:val="000000"/>
-          <w:sz w:val="26"/>
-          <w:szCs w:val="26"/>
+          <w:sz w:val="24"/>
+          <w:szCs w:val="24"/>
         </w:rPr>
         <w:t>link</w:t>
       </w:r>
@@ -3689,8 +3924,8 @@
         <w:rPr>
           <w:rFonts w:ascii="Times New Roman" w:hAnsi="Times New Roman" w:cs="Times New Roman"/>
           <w:color w:val="000000"/>
-          <w:sz w:val="26"/>
-          <w:szCs w:val="26"/>
+          <w:sz w:val="24"/>
+          <w:szCs w:val="24"/>
         </w:rPr>
         <w:t>&gt;.</w:t>
       </w:r>
@@ -3698,21 +3933,21 @@
     <w:p>
       <w:pPr>
         <w:spacing w:after="0" w:line="240" w:lineRule="auto"/>
-        <w:ind w:firstLine="567"/>
+        <w:ind w:firstLine="709"/>
         <w:jc w:val="both"/>
         <w:rPr>
           <w:rFonts w:ascii="Times New Roman" w:hAnsi="Times New Roman" w:cs="Times New Roman"/>
           <w:color w:val="000000"/>
-          <w:sz w:val="26"/>
-          <w:szCs w:val="26"/>
-        </w:rPr>
-      </w:pPr>
-      <w:r>
-        <w:rPr>
-          <w:rFonts w:ascii="Times New Roman" w:hAnsi="Times New Roman" w:cs="Times New Roman"/>
-          <w:color w:val="000000"/>
-          <w:sz w:val="26"/>
-          <w:szCs w:val="26"/>
+          <w:sz w:val="24"/>
+          <w:szCs w:val="24"/>
+        </w:rPr>
+      </w:pPr>
+      <w:r>
+        <w:rPr>
+          <w:rFonts w:ascii="Times New Roman" w:hAnsi="Times New Roman" w:cs="Times New Roman"/>
+          <w:color w:val="000000"/>
+          <w:sz w:val="24"/>
+          <w:szCs w:val="24"/>
         </w:rPr>
         <w:t>Верстка презентационного лендинга выполнена с упором на семантику HTML5. Были применены структурные теги &lt;</w:t>
       </w:r>
@@ -3721,8 +3956,8 @@
         <w:rPr>
           <w:rFonts w:ascii="Times New Roman" w:hAnsi="Times New Roman" w:cs="Times New Roman"/>
           <w:color w:val="000000"/>
-          <w:sz w:val="26"/>
-          <w:szCs w:val="26"/>
+          <w:sz w:val="24"/>
+          <w:szCs w:val="24"/>
         </w:rPr>
         <w:t>header</w:t>
       </w:r>
@@ -3731,8 +3966,8 @@
         <w:rPr>
           <w:rFonts w:ascii="Times New Roman" w:hAnsi="Times New Roman" w:cs="Times New Roman"/>
           <w:color w:val="000000"/>
-          <w:sz w:val="26"/>
-          <w:szCs w:val="26"/>
+          <w:sz w:val="24"/>
+          <w:szCs w:val="24"/>
         </w:rPr>
         <w:t>&gt;, &lt;</w:t>
       </w:r>
@@ -3741,8 +3976,8 @@
         <w:rPr>
           <w:rFonts w:ascii="Times New Roman" w:hAnsi="Times New Roman" w:cs="Times New Roman"/>
           <w:color w:val="000000"/>
-          <w:sz w:val="26"/>
-          <w:szCs w:val="26"/>
+          <w:sz w:val="24"/>
+          <w:szCs w:val="24"/>
         </w:rPr>
         <w:t>main</w:t>
       </w:r>
@@ -3751,8 +3986,8 @@
         <w:rPr>
           <w:rFonts w:ascii="Times New Roman" w:hAnsi="Times New Roman" w:cs="Times New Roman"/>
           <w:color w:val="000000"/>
-          <w:sz w:val="26"/>
-          <w:szCs w:val="26"/>
+          <w:sz w:val="24"/>
+          <w:szCs w:val="24"/>
         </w:rPr>
         <w:t>&gt;, &lt;</w:t>
       </w:r>
@@ -3761,8 +3996,8 @@
         <w:rPr>
           <w:rFonts w:ascii="Times New Roman" w:hAnsi="Times New Roman" w:cs="Times New Roman"/>
           <w:color w:val="000000"/>
-          <w:sz w:val="26"/>
-          <w:szCs w:val="26"/>
+          <w:sz w:val="24"/>
+          <w:szCs w:val="24"/>
         </w:rPr>
         <w:t>section</w:t>
       </w:r>
@@ -3771,8 +4006,8 @@
         <w:rPr>
           <w:rFonts w:ascii="Times New Roman" w:hAnsi="Times New Roman" w:cs="Times New Roman"/>
           <w:color w:val="000000"/>
-          <w:sz w:val="26"/>
-          <w:szCs w:val="26"/>
+          <w:sz w:val="24"/>
+          <w:szCs w:val="24"/>
         </w:rPr>
         <w:t>&gt;, &lt;</w:t>
       </w:r>
@@ -3781,8 +4016,8 @@
         <w:rPr>
           <w:rFonts w:ascii="Times New Roman" w:hAnsi="Times New Roman" w:cs="Times New Roman"/>
           <w:color w:val="000000"/>
-          <w:sz w:val="26"/>
-          <w:szCs w:val="26"/>
+          <w:sz w:val="24"/>
+          <w:szCs w:val="24"/>
         </w:rPr>
         <w:t>footer</w:t>
       </w:r>
@@ -3791,8 +4026,8 @@
         <w:rPr>
           <w:rFonts w:ascii="Times New Roman" w:hAnsi="Times New Roman" w:cs="Times New Roman"/>
           <w:color w:val="000000"/>
-          <w:sz w:val="26"/>
-          <w:szCs w:val="26"/>
+          <w:sz w:val="24"/>
+          <w:szCs w:val="24"/>
         </w:rPr>
         <w:t>&gt; и &lt;</w:t>
       </w:r>
@@ -3801,8 +4036,8 @@
         <w:rPr>
           <w:rFonts w:ascii="Times New Roman" w:hAnsi="Times New Roman" w:cs="Times New Roman"/>
           <w:color w:val="000000"/>
-          <w:sz w:val="26"/>
-          <w:szCs w:val="26"/>
+          <w:sz w:val="24"/>
+          <w:szCs w:val="24"/>
         </w:rPr>
         <w:t>nav</w:t>
       </w:r>
@@ -3811,8 +4046,8 @@
         <w:rPr>
           <w:rFonts w:ascii="Times New Roman" w:hAnsi="Times New Roman" w:cs="Times New Roman"/>
           <w:color w:val="000000"/>
-          <w:sz w:val="26"/>
-          <w:szCs w:val="26"/>
+          <w:sz w:val="24"/>
+          <w:szCs w:val="24"/>
         </w:rPr>
         <w:t>&gt;. Стилистическое оформление описывается правилами позиционирования элементов и адаптивными CSS-сетками. Основные интерфейсные акценты, кнопки и поля ввода содержат плавные переходы (</w:t>
       </w:r>
@@ -3821,8 +4056,8 @@
         <w:rPr>
           <w:rFonts w:ascii="Times New Roman" w:hAnsi="Times New Roman" w:cs="Times New Roman"/>
           <w:color w:val="000000"/>
-          <w:sz w:val="26"/>
-          <w:szCs w:val="26"/>
+          <w:sz w:val="24"/>
+          <w:szCs w:val="24"/>
         </w:rPr>
         <w:t>transition</w:t>
       </w:r>
@@ -3831,8 +4066,8 @@
         <w:rPr>
           <w:rFonts w:ascii="Times New Roman" w:hAnsi="Times New Roman" w:cs="Times New Roman"/>
           <w:color w:val="000000"/>
-          <w:sz w:val="26"/>
-          <w:szCs w:val="26"/>
+          <w:sz w:val="24"/>
+          <w:szCs w:val="24"/>
         </w:rPr>
         <w:t xml:space="preserve">) при наведении курсора </w:t>
       </w:r>
@@ -3841,8 +4076,8 @@
         <w:rPr>
           <w:rFonts w:ascii="Times New Roman" w:hAnsi="Times New Roman" w:cs="Times New Roman"/>
           <w:color w:val="000000"/>
-          <w:sz w:val="26"/>
-          <w:szCs w:val="26"/>
+          <w:sz w:val="24"/>
+          <w:szCs w:val="24"/>
         </w:rPr>
         <w:t>(:</w:t>
       </w:r>
@@ -3851,8 +4086,8 @@
         <w:rPr>
           <w:rFonts w:ascii="Times New Roman" w:hAnsi="Times New Roman" w:cs="Times New Roman"/>
           <w:color w:val="000000"/>
-          <w:sz w:val="26"/>
-          <w:szCs w:val="26"/>
+          <w:sz w:val="24"/>
+          <w:szCs w:val="24"/>
         </w:rPr>
         <w:t>hover</w:t>
       </w:r>
@@ -3862,8 +4097,8 @@
         <w:rPr>
           <w:rFonts w:ascii="Times New Roman" w:hAnsi="Times New Roman" w:cs="Times New Roman"/>
           <w:color w:val="000000"/>
-          <w:sz w:val="26"/>
-          <w:szCs w:val="26"/>
+          <w:sz w:val="24"/>
+          <w:szCs w:val="24"/>
         </w:rPr>
         <w:t xml:space="preserve">) или фокусе ввода </w:t>
       </w:r>
@@ -3872,8 +4107,8 @@
         <w:rPr>
           <w:rFonts w:ascii="Times New Roman" w:hAnsi="Times New Roman" w:cs="Times New Roman"/>
           <w:color w:val="000000"/>
-          <w:sz w:val="26"/>
-          <w:szCs w:val="26"/>
+          <w:sz w:val="24"/>
+          <w:szCs w:val="24"/>
         </w:rPr>
         <w:t>(:</w:t>
       </w:r>
@@ -3882,8 +4117,8 @@
         <w:rPr>
           <w:rFonts w:ascii="Times New Roman" w:hAnsi="Times New Roman" w:cs="Times New Roman"/>
           <w:color w:val="000000"/>
-          <w:sz w:val="26"/>
-          <w:szCs w:val="26"/>
+          <w:sz w:val="24"/>
+          <w:szCs w:val="24"/>
         </w:rPr>
         <w:t>focus</w:t>
       </w:r>
@@ -3893,8 +4128,8 @@
         <w:rPr>
           <w:rFonts w:ascii="Times New Roman" w:hAnsi="Times New Roman" w:cs="Times New Roman"/>
           <w:color w:val="000000"/>
-          <w:sz w:val="26"/>
-          <w:szCs w:val="26"/>
+          <w:sz w:val="24"/>
+          <w:szCs w:val="24"/>
         </w:rPr>
         <w:t>).</w:t>
       </w:r>
@@ -3902,21 +4137,21 @@
     <w:p>
       <w:pPr>
         <w:spacing w:after="0" w:line="240" w:lineRule="auto"/>
-        <w:ind w:firstLine="567"/>
+        <w:ind w:firstLine="709"/>
         <w:jc w:val="both"/>
         <w:rPr>
           <w:rFonts w:ascii="Times New Roman" w:hAnsi="Times New Roman" w:cs="Times New Roman"/>
           <w:color w:val="000000"/>
-          <w:sz w:val="26"/>
-          <w:szCs w:val="26"/>
-        </w:rPr>
-      </w:pPr>
-      <w:r>
-        <w:rPr>
-          <w:rFonts w:ascii="Times New Roman" w:hAnsi="Times New Roman" w:cs="Times New Roman"/>
-          <w:color w:val="000000"/>
-          <w:sz w:val="26"/>
-          <w:szCs w:val="26"/>
+          <w:sz w:val="24"/>
+          <w:szCs w:val="24"/>
+        </w:rPr>
+      </w:pPr>
+      <w:r>
+        <w:rPr>
+          <w:rFonts w:ascii="Times New Roman" w:hAnsi="Times New Roman" w:cs="Times New Roman"/>
+          <w:color w:val="000000"/>
+          <w:sz w:val="24"/>
+          <w:szCs w:val="24"/>
         </w:rPr>
         <w:t>В коде главной страницы реализован производительный скрипт на чистом JavaScript (ES6+), выполняющий:</w:t>
       </w:r>
@@ -3928,22 +4163,22 @@
           <w:numId w:val="30"/>
         </w:numPr>
         <w:spacing w:after="0" w:line="240" w:lineRule="auto"/>
+        <w:ind w:left="0" w:firstLine="709"/>
         <w:jc w:val="both"/>
         <w:rPr>
           <w:rFonts w:ascii="Times New Roman" w:hAnsi="Times New Roman" w:cs="Times New Roman"/>
           <w:color w:val="000000"/>
-          <w:sz w:val="26"/>
-          <w:szCs w:val="26"/>
-        </w:rPr>
-      </w:pPr>
-      <w:r>
-        <w:rPr>
-          <w:rFonts w:ascii="Times New Roman" w:hAnsi="Times New Roman" w:cs="Times New Roman"/>
-          <w:color w:val="000000"/>
-          <w:sz w:val="26"/>
-          <w:szCs w:val="26"/>
-        </w:rPr>
-        <w:lastRenderedPageBreak/>
+          <w:sz w:val="24"/>
+          <w:szCs w:val="24"/>
+        </w:rPr>
+      </w:pPr>
+      <w:r>
+        <w:rPr>
+          <w:rFonts w:ascii="Times New Roman" w:hAnsi="Times New Roman" w:cs="Times New Roman"/>
+          <w:color w:val="000000"/>
+          <w:sz w:val="24"/>
+          <w:szCs w:val="24"/>
+        </w:rPr>
         <w:t xml:space="preserve">Перехват события отправки формы </w:t>
       </w:r>
       <w:proofErr w:type="spellStart"/>
@@ -3951,8 +4186,8 @@
         <w:rPr>
           <w:rFonts w:ascii="Times New Roman" w:hAnsi="Times New Roman" w:cs="Times New Roman"/>
           <w:color w:val="000000"/>
-          <w:sz w:val="26"/>
-          <w:szCs w:val="26"/>
+          <w:sz w:val="24"/>
+          <w:szCs w:val="24"/>
         </w:rPr>
         <w:t>submit</w:t>
       </w:r>
@@ -3961,8 +4196,8 @@
         <w:rPr>
           <w:rFonts w:ascii="Times New Roman" w:hAnsi="Times New Roman" w:cs="Times New Roman"/>
           <w:color w:val="000000"/>
-          <w:sz w:val="26"/>
-          <w:szCs w:val="26"/>
+          <w:sz w:val="24"/>
+          <w:szCs w:val="24"/>
         </w:rPr>
         <w:t xml:space="preserve"> с отменой стандартного поведения браузера по умолчанию (</w:t>
       </w:r>
@@ -3972,8 +4207,8 @@
         <w:rPr>
           <w:rFonts w:ascii="Times New Roman" w:hAnsi="Times New Roman" w:cs="Times New Roman"/>
           <w:color w:val="000000"/>
-          <w:sz w:val="26"/>
-          <w:szCs w:val="26"/>
+          <w:sz w:val="24"/>
+          <w:szCs w:val="24"/>
         </w:rPr>
         <w:t>e.preventDefault</w:t>
       </w:r>
@@ -3983,8 +4218,8 @@
         <w:rPr>
           <w:rFonts w:ascii="Times New Roman" w:hAnsi="Times New Roman" w:cs="Times New Roman"/>
           <w:color w:val="000000"/>
-          <w:sz w:val="26"/>
-          <w:szCs w:val="26"/>
+          <w:sz w:val="24"/>
+          <w:szCs w:val="24"/>
         </w:rPr>
         <w:t>()).</w:t>
       </w:r>
@@ -3996,20 +4231,21 @@
           <w:numId w:val="30"/>
         </w:numPr>
         <w:spacing w:after="0" w:line="240" w:lineRule="auto"/>
+        <w:ind w:left="0" w:firstLine="709"/>
         <w:jc w:val="both"/>
         <w:rPr>
           <w:rFonts w:ascii="Times New Roman" w:hAnsi="Times New Roman" w:cs="Times New Roman"/>
           <w:color w:val="000000"/>
-          <w:sz w:val="26"/>
-          <w:szCs w:val="26"/>
-        </w:rPr>
-      </w:pPr>
-      <w:r>
-        <w:rPr>
-          <w:rFonts w:ascii="Times New Roman" w:hAnsi="Times New Roman" w:cs="Times New Roman"/>
-          <w:color w:val="000000"/>
-          <w:sz w:val="26"/>
-          <w:szCs w:val="26"/>
+          <w:sz w:val="24"/>
+          <w:szCs w:val="24"/>
+        </w:rPr>
+      </w:pPr>
+      <w:r>
+        <w:rPr>
+          <w:rFonts w:ascii="Times New Roman" w:hAnsi="Times New Roman" w:cs="Times New Roman"/>
+          <w:color w:val="000000"/>
+          <w:sz w:val="24"/>
+          <w:szCs w:val="24"/>
         </w:rPr>
         <w:t>Извлечение и очистку введенных пользователем данных (</w:t>
       </w:r>
@@ -4018,8 +4254,8 @@
         <w:rPr>
           <w:rFonts w:ascii="Times New Roman" w:hAnsi="Times New Roman" w:cs="Times New Roman"/>
           <w:color w:val="000000"/>
-          <w:sz w:val="26"/>
-          <w:szCs w:val="26"/>
+          <w:sz w:val="24"/>
+          <w:szCs w:val="24"/>
         </w:rPr>
         <w:t>метод .</w:t>
       </w:r>
@@ -4028,8 +4264,8 @@
         <w:rPr>
           <w:rFonts w:ascii="Times New Roman" w:hAnsi="Times New Roman" w:cs="Times New Roman"/>
           <w:color w:val="000000"/>
-          <w:sz w:val="26"/>
-          <w:szCs w:val="26"/>
+          <w:sz w:val="24"/>
+          <w:szCs w:val="24"/>
         </w:rPr>
         <w:t>trim</w:t>
       </w:r>
@@ -4039,8 +4275,8 @@
         <w:rPr>
           <w:rFonts w:ascii="Times New Roman" w:hAnsi="Times New Roman" w:cs="Times New Roman"/>
           <w:color w:val="000000"/>
-          <w:sz w:val="26"/>
-          <w:szCs w:val="26"/>
+          <w:sz w:val="24"/>
+          <w:szCs w:val="24"/>
         </w:rPr>
         <w:t>()).</w:t>
       </w:r>
@@ -4052,20 +4288,21 @@
           <w:numId w:val="30"/>
         </w:numPr>
         <w:spacing w:after="0" w:line="240" w:lineRule="auto"/>
+        <w:ind w:left="0" w:firstLine="709"/>
         <w:jc w:val="both"/>
         <w:rPr>
           <w:rFonts w:ascii="Times New Roman" w:hAnsi="Times New Roman" w:cs="Times New Roman"/>
           <w:color w:val="000000"/>
-          <w:sz w:val="26"/>
-          <w:szCs w:val="26"/>
-        </w:rPr>
-      </w:pPr>
-      <w:r>
-        <w:rPr>
-          <w:rFonts w:ascii="Times New Roman" w:hAnsi="Times New Roman" w:cs="Times New Roman"/>
-          <w:color w:val="000000"/>
-          <w:sz w:val="26"/>
-          <w:szCs w:val="26"/>
+          <w:sz w:val="24"/>
+          <w:szCs w:val="24"/>
+        </w:rPr>
+      </w:pPr>
+      <w:r>
+        <w:rPr>
+          <w:rFonts w:ascii="Times New Roman" w:hAnsi="Times New Roman" w:cs="Times New Roman"/>
+          <w:color w:val="000000"/>
+          <w:sz w:val="24"/>
+          <w:szCs w:val="24"/>
         </w:rPr>
         <w:t>Комплексную валидацию обязательных полей (Имя, Телефон, Направление). При обнаружении ошибок валидации скрипт динамически окрашивает границы незаполненных полей ввода в предупреждающий красный цвет (#ff4444) и временно изменяет текст и стили кнопки отправки на уведомление «Заполните все поля!», сопровождая его мягким размытым свечением (</w:t>
       </w:r>
@@ -4074,8 +4311,8 @@
         <w:rPr>
           <w:rFonts w:ascii="Times New Roman" w:hAnsi="Times New Roman" w:cs="Times New Roman"/>
           <w:color w:val="000000"/>
-          <w:sz w:val="26"/>
-          <w:szCs w:val="26"/>
+          <w:sz w:val="24"/>
+          <w:szCs w:val="24"/>
         </w:rPr>
         <w:t>box-shadow</w:t>
       </w:r>
@@ -4084,8 +4321,8 @@
         <w:rPr>
           <w:rFonts w:ascii="Times New Roman" w:hAnsi="Times New Roman" w:cs="Times New Roman"/>
           <w:color w:val="000000"/>
-          <w:sz w:val="26"/>
-          <w:szCs w:val="26"/>
+          <w:sz w:val="24"/>
+          <w:szCs w:val="24"/>
         </w:rPr>
         <w:t>).</w:t>
       </w:r>
@@ -4097,20 +4334,21 @@
           <w:numId w:val="30"/>
         </w:numPr>
         <w:spacing w:after="0" w:line="240" w:lineRule="auto"/>
+        <w:ind w:left="0" w:firstLine="709"/>
         <w:jc w:val="both"/>
         <w:rPr>
           <w:rFonts w:ascii="Times New Roman" w:hAnsi="Times New Roman" w:cs="Times New Roman"/>
           <w:color w:val="000000"/>
-          <w:sz w:val="26"/>
-          <w:szCs w:val="26"/>
-        </w:rPr>
-      </w:pPr>
-      <w:r>
-        <w:rPr>
-          <w:rFonts w:ascii="Times New Roman" w:hAnsi="Times New Roman" w:cs="Times New Roman"/>
-          <w:color w:val="000000"/>
-          <w:sz w:val="26"/>
-          <w:szCs w:val="26"/>
+          <w:sz w:val="24"/>
+          <w:szCs w:val="24"/>
+        </w:rPr>
+      </w:pPr>
+      <w:r>
+        <w:rPr>
+          <w:rFonts w:ascii="Times New Roman" w:hAnsi="Times New Roman" w:cs="Times New Roman"/>
+          <w:color w:val="000000"/>
+          <w:sz w:val="24"/>
+          <w:szCs w:val="24"/>
         </w:rPr>
         <w:t>Формирование асинхронного AJAX-запроса на бэкенд-обработчик по адресу /</w:t>
       </w:r>
@@ -4119,8 +4357,8 @@
         <w:rPr>
           <w:rFonts w:ascii="Times New Roman" w:hAnsi="Times New Roman" w:cs="Times New Roman"/>
           <w:color w:val="000000"/>
-          <w:sz w:val="26"/>
-          <w:szCs w:val="26"/>
+          <w:sz w:val="24"/>
+          <w:szCs w:val="24"/>
         </w:rPr>
         <w:t>submit_register</w:t>
       </w:r>
@@ -4129,8 +4367,8 @@
         <w:rPr>
           <w:rFonts w:ascii="Times New Roman" w:hAnsi="Times New Roman" w:cs="Times New Roman"/>
           <w:color w:val="000000"/>
-          <w:sz w:val="26"/>
-          <w:szCs w:val="26"/>
+          <w:sz w:val="24"/>
+          <w:szCs w:val="24"/>
         </w:rPr>
         <w:t xml:space="preserve"> с помощью встроенного интерфейса </w:t>
       </w:r>
@@ -4139,8 +4377,8 @@
         <w:rPr>
           <w:rFonts w:ascii="Times New Roman" w:hAnsi="Times New Roman" w:cs="Times New Roman"/>
           <w:color w:val="000000"/>
-          <w:sz w:val="26"/>
-          <w:szCs w:val="26"/>
+          <w:sz w:val="24"/>
+          <w:szCs w:val="24"/>
         </w:rPr>
         <w:t>Fetch</w:t>
       </w:r>
@@ -4149,8 +4387,8 @@
         <w:rPr>
           <w:rFonts w:ascii="Times New Roman" w:hAnsi="Times New Roman" w:cs="Times New Roman"/>
           <w:color w:val="000000"/>
-          <w:sz w:val="26"/>
-          <w:szCs w:val="26"/>
+          <w:sz w:val="24"/>
+          <w:szCs w:val="24"/>
         </w:rPr>
         <w:t xml:space="preserve"> API. По результатам ответа от сервера интерфейс динамически меняет состояние кнопки на успешное (зеленый фон #66ff00, надпись об успешной регистрации) или ошибочное без перезагрузки всей страницы.</w:t>
       </w:r>
@@ -4158,21 +4396,21 @@
     <w:p>
       <w:pPr>
         <w:spacing w:after="0" w:line="240" w:lineRule="auto"/>
-        <w:ind w:firstLine="567"/>
+        <w:ind w:firstLine="709"/>
         <w:jc w:val="both"/>
         <w:rPr>
           <w:rFonts w:ascii="Times New Roman" w:hAnsi="Times New Roman" w:cs="Times New Roman"/>
           <w:color w:val="000000"/>
-          <w:sz w:val="26"/>
-          <w:szCs w:val="26"/>
-        </w:rPr>
-      </w:pPr>
-      <w:r>
-        <w:rPr>
-          <w:rFonts w:ascii="Times New Roman" w:hAnsi="Times New Roman" w:cs="Times New Roman"/>
-          <w:color w:val="000000"/>
-          <w:sz w:val="26"/>
-          <w:szCs w:val="26"/>
+          <w:sz w:val="24"/>
+          <w:szCs w:val="24"/>
+        </w:rPr>
+      </w:pPr>
+      <w:r>
+        <w:rPr>
+          <w:rFonts w:ascii="Times New Roman" w:hAnsi="Times New Roman" w:cs="Times New Roman"/>
+          <w:color w:val="000000"/>
+          <w:sz w:val="24"/>
+          <w:szCs w:val="24"/>
         </w:rPr>
         <w:t xml:space="preserve">Административная часть приложения включает в себя шаблоны, поддерживающие интеграцию с </w:t>
       </w:r>
@@ -4181,8 +4419,8 @@
         <w:rPr>
           <w:rFonts w:ascii="Times New Roman" w:hAnsi="Times New Roman" w:cs="Times New Roman"/>
           <w:color w:val="000000"/>
-          <w:sz w:val="26"/>
-          <w:szCs w:val="26"/>
+          <w:sz w:val="24"/>
+          <w:szCs w:val="24"/>
         </w:rPr>
         <w:t>шаблонизатором</w:t>
       </w:r>
@@ -4191,8 +4429,8 @@
         <w:rPr>
           <w:rFonts w:ascii="Times New Roman" w:hAnsi="Times New Roman" w:cs="Times New Roman"/>
           <w:color w:val="000000"/>
-          <w:sz w:val="26"/>
-          <w:szCs w:val="26"/>
+          <w:sz w:val="24"/>
+          <w:szCs w:val="24"/>
         </w:rPr>
         <w:t xml:space="preserve"> Jinja2 (серверный рендеринг данных). Реализованы следующие страницы:</w:t>
       </w:r>
@@ -4200,22 +4438,21 @@
     <w:p>
       <w:pPr>
         <w:spacing w:after="0" w:line="240" w:lineRule="auto"/>
-        <w:ind w:firstLine="567"/>
+        <w:ind w:firstLine="709"/>
         <w:jc w:val="both"/>
         <w:rPr>
           <w:rFonts w:ascii="Times New Roman" w:hAnsi="Times New Roman" w:cs="Times New Roman"/>
           <w:color w:val="000000"/>
-          <w:sz w:val="26"/>
-          <w:szCs w:val="26"/>
-          <w:lang w:val="en-US"/>
-        </w:rPr>
-      </w:pPr>
-      <w:r>
-        <w:rPr>
-          <w:rFonts w:ascii="Times New Roman" w:hAnsi="Times New Roman" w:cs="Times New Roman"/>
-          <w:color w:val="000000"/>
-          <w:sz w:val="26"/>
-          <w:szCs w:val="26"/>
+          <w:sz w:val="24"/>
+          <w:szCs w:val="24"/>
+        </w:rPr>
+      </w:pPr>
+      <w:r>
+        <w:rPr>
+          <w:rFonts w:ascii="Times New Roman" w:hAnsi="Times New Roman" w:cs="Times New Roman"/>
+          <w:color w:val="000000"/>
+          <w:sz w:val="24"/>
+          <w:szCs w:val="24"/>
         </w:rPr>
         <w:t xml:space="preserve">А. </w:t>
       </w:r>
@@ -4225,8 +4462,8 @@
           <w:b/>
           <w:bCs/>
           <w:color w:val="000000"/>
-          <w:sz w:val="26"/>
-          <w:szCs w:val="26"/>
+          <w:sz w:val="24"/>
+          <w:szCs w:val="24"/>
         </w:rPr>
         <w:t>Форма входа в административную панель (admin_login.html)</w:t>
       </w:r>
@@ -4234,26 +4471,51 @@
         <w:rPr>
           <w:rFonts w:ascii="Times New Roman" w:hAnsi="Times New Roman" w:cs="Times New Roman"/>
           <w:color w:val="000000"/>
-          <w:sz w:val="26"/>
-          <w:szCs w:val="26"/>
-        </w:rPr>
-        <w:t>. Интерфейс центрирован по экрану и представляет собой компактную минималистичную карточку авторизации с полем ввода логина, пароля и выводом ошибок валидации.</w:t>
+          <w:sz w:val="24"/>
+          <w:szCs w:val="24"/>
+        </w:rPr>
+        <w:t>. Интерфейс центрирован по экрану и представляет собой компактную минималистичную карточку авторизации с полем ввода логина, пароля и выводом ошибок валидации</w:t>
+      </w:r>
+      <w:r>
+        <w:rPr>
+          <w:rFonts w:ascii="Times New Roman" w:hAnsi="Times New Roman" w:cs="Times New Roman"/>
+          <w:color w:val="000000"/>
+          <w:sz w:val="24"/>
+          <w:szCs w:val="24"/>
+        </w:rPr>
+        <w:t xml:space="preserve"> (рис.4)</w:t>
+      </w:r>
+      <w:r>
+        <w:rPr>
+          <w:rFonts w:ascii="Times New Roman" w:hAnsi="Times New Roman" w:cs="Times New Roman"/>
+          <w:color w:val="000000"/>
+          <w:sz w:val="24"/>
+          <w:szCs w:val="24"/>
+        </w:rPr>
+        <w:t>.</w:t>
       </w:r>
     </w:p>
     <w:p>
       <w:pPr>
         <w:keepNext/>
         <w:spacing w:after="0" w:line="240" w:lineRule="auto"/>
-        <w:jc w:val="both"/>
-      </w:pPr>
-      <w:r>
-        <w:rPr>
-          <w:rFonts w:ascii="Times New Roman" w:hAnsi="Times New Roman" w:cs="Times New Roman"/>
-          <w:color w:val="000000"/>
-          <w:sz w:val="26"/>
-          <w:szCs w:val="26"/>
+        <w:jc w:val="center"/>
+        <w:rPr>
+          <w:rFonts w:ascii="Times New Roman" w:hAnsi="Times New Roman" w:cs="Times New Roman"/>
+          <w:sz w:val="24"/>
+          <w:szCs w:val="24"/>
+        </w:rPr>
+      </w:pPr>
+      <w:r>
+        <w:rPr>
+          <w:rFonts w:ascii="Times New Roman" w:hAnsi="Times New Roman" w:cs="Times New Roman"/>
+          <w:noProof/>
+          <w:color w:val="000000"/>
+          <w:sz w:val="24"/>
+          <w:szCs w:val="24"/>
           <w:lang w:val="en-US"/>
         </w:rPr>
+        <w:lastRenderedPageBreak/>
         <w:drawing>
           <wp:inline distT="0" distB="0" distL="0" distR="0" wp14:anchorId="0CF2641C" wp14:editId="49F74B1B">
             <wp:extent cx="3752850" cy="4124325"/>
@@ -4298,132 +4560,154 @@
         <w:rPr>
           <w:rFonts w:ascii="Times New Roman" w:hAnsi="Times New Roman" w:cs="Times New Roman"/>
           <w:color w:val="000000"/>
-          <w:sz w:val="26"/>
-          <w:szCs w:val="26"/>
-        </w:rPr>
-      </w:pPr>
-      <w:r>
+          <w:sz w:val="24"/>
+          <w:szCs w:val="24"/>
+        </w:rPr>
+      </w:pPr>
+      <w:r>
+        <w:rPr>
+          <w:rFonts w:ascii="Times New Roman" w:hAnsi="Times New Roman" w:cs="Times New Roman"/>
+          <w:sz w:val="24"/>
+          <w:szCs w:val="24"/>
+        </w:rPr>
         <w:t>Рисунок 4. Страница входа в панель администратора</w:t>
       </w:r>
     </w:p>
     <w:p>
       <w:pPr>
         <w:spacing w:after="0" w:line="240" w:lineRule="auto"/>
-        <w:ind w:firstLine="567"/>
+        <w:ind w:firstLine="709"/>
         <w:jc w:val="both"/>
         <w:rPr>
           <w:rFonts w:ascii="Times New Roman" w:hAnsi="Times New Roman" w:cs="Times New Roman"/>
+          <w:color w:val="000000"/>
+          <w:sz w:val="24"/>
+          <w:szCs w:val="24"/>
+        </w:rPr>
+      </w:pPr>
+      <w:r>
+        <w:rPr>
+          <w:rFonts w:ascii="Times New Roman" w:hAnsi="Times New Roman" w:cs="Times New Roman"/>
+          <w:color w:val="000000"/>
+          <w:sz w:val="24"/>
+          <w:szCs w:val="24"/>
+        </w:rPr>
+        <w:t xml:space="preserve">Б. </w:t>
+      </w:r>
+      <w:r>
+        <w:rPr>
+          <w:rFonts w:ascii="Times New Roman" w:hAnsi="Times New Roman" w:cs="Times New Roman"/>
+          <w:b/>
+          <w:bCs/>
+          <w:color w:val="000000"/>
+          <w:sz w:val="24"/>
+          <w:szCs w:val="24"/>
+        </w:rPr>
+        <w:t>Панель управления входящими заявками (admin.html)</w:t>
+      </w:r>
+      <w:r>
+        <w:rPr>
+          <w:rFonts w:ascii="Times New Roman" w:hAnsi="Times New Roman" w:cs="Times New Roman"/>
+          <w:color w:val="000000"/>
+          <w:sz w:val="24"/>
+          <w:szCs w:val="24"/>
+        </w:rPr>
+        <w:t>. Данный интерфейс содержит сводную статистическую панель, визуализированную плоскими карточками с крупными числовыми индикаторами: «Всего заявок», «Уникальных направлений», «Последняя заявка». Ниже расположена адаптивная таблица входящих запросов с возможностью мгновенного интерактивного удаления строки. Скрипт на странице осуществляет отправку асинхронного запроса на сервер /</w:t>
+      </w:r>
+      <w:proofErr w:type="spellStart"/>
+      <w:r>
+        <w:rPr>
+          <w:rFonts w:ascii="Times New Roman" w:hAnsi="Times New Roman" w:cs="Times New Roman"/>
+          <w:color w:val="000000"/>
+          <w:sz w:val="24"/>
+          <w:szCs w:val="24"/>
+        </w:rPr>
+        <w:t>admin</w:t>
+      </w:r>
+      <w:proofErr w:type="spellEnd"/>
+      <w:r>
+        <w:rPr>
+          <w:rFonts w:ascii="Times New Roman" w:hAnsi="Times New Roman" w:cs="Times New Roman"/>
+          <w:color w:val="000000"/>
+          <w:sz w:val="24"/>
+          <w:szCs w:val="24"/>
+        </w:rPr>
+        <w:t>/</w:t>
+      </w:r>
+      <w:proofErr w:type="spellStart"/>
+      <w:r>
+        <w:rPr>
+          <w:rFonts w:ascii="Times New Roman" w:hAnsi="Times New Roman" w:cs="Times New Roman"/>
+          <w:color w:val="000000"/>
+          <w:sz w:val="24"/>
+          <w:szCs w:val="24"/>
+        </w:rPr>
+        <w:t>delete</w:t>
+      </w:r>
+      <w:proofErr w:type="spellEnd"/>
+      <w:r>
+        <w:rPr>
+          <w:rFonts w:ascii="Times New Roman" w:hAnsi="Times New Roman" w:cs="Times New Roman"/>
+          <w:color w:val="000000"/>
+          <w:sz w:val="24"/>
+          <w:szCs w:val="24"/>
+        </w:rPr>
+        <w:t>/${</w:t>
+      </w:r>
+      <w:proofErr w:type="spellStart"/>
+      <w:r>
+        <w:rPr>
+          <w:rFonts w:ascii="Times New Roman" w:hAnsi="Times New Roman" w:cs="Times New Roman"/>
+          <w:color w:val="000000"/>
+          <w:sz w:val="24"/>
+          <w:szCs w:val="24"/>
+        </w:rPr>
+        <w:t>id</w:t>
+      </w:r>
+      <w:proofErr w:type="spellEnd"/>
+      <w:r>
+        <w:rPr>
+          <w:rFonts w:ascii="Times New Roman" w:hAnsi="Times New Roman" w:cs="Times New Roman"/>
+          <w:color w:val="000000"/>
+          <w:sz w:val="24"/>
+          <w:szCs w:val="24"/>
+        </w:rPr>
+        <w:t>} методом POST и при успешном выполнении динамически пересчитывает и обновляет показатели статистики в реальном времени, заменяя текст кнопки действия на «Удалено» с изменением цвета</w:t>
+      </w:r>
+      <w:r>
+        <w:rPr>
+          <w:rFonts w:ascii="Times New Roman" w:hAnsi="Times New Roman" w:cs="Times New Roman"/>
+          <w:color w:val="000000"/>
+          <w:sz w:val="24"/>
+          <w:szCs w:val="24"/>
+        </w:rPr>
+        <w:t xml:space="preserve"> (рис.5)</w:t>
+      </w:r>
+      <w:r>
+        <w:rPr>
+          <w:rFonts w:ascii="Times New Roman" w:hAnsi="Times New Roman" w:cs="Times New Roman"/>
+          <w:color w:val="000000"/>
+          <w:sz w:val="24"/>
+          <w:szCs w:val="24"/>
+        </w:rPr>
+        <w:t>.</w:t>
+      </w:r>
+    </w:p>
+    <w:p>
+      <w:pPr>
+        <w:keepNext/>
+        <w:spacing w:after="0" w:line="240" w:lineRule="auto"/>
+        <w:jc w:val="center"/>
+      </w:pPr>
+      <w:r>
+        <w:rPr>
+          <w:rFonts w:ascii="Times New Roman" w:hAnsi="Times New Roman" w:cs="Times New Roman"/>
+          <w:noProof/>
           <w:color w:val="000000"/>
           <w:sz w:val="26"/>
           <w:szCs w:val="26"/>
           <w:lang w:val="en-US"/>
         </w:rPr>
-      </w:pPr>
-      <w:r>
-        <w:rPr>
-          <w:rFonts w:ascii="Times New Roman" w:hAnsi="Times New Roman" w:cs="Times New Roman"/>
-          <w:color w:val="000000"/>
-          <w:sz w:val="26"/>
-          <w:szCs w:val="26"/>
-        </w:rPr>
-        <w:t xml:space="preserve">Б. </w:t>
-      </w:r>
-      <w:r>
-        <w:rPr>
-          <w:rFonts w:ascii="Times New Roman" w:hAnsi="Times New Roman" w:cs="Times New Roman"/>
-          <w:b/>
-          <w:bCs/>
-          <w:color w:val="000000"/>
-          <w:sz w:val="26"/>
-          <w:szCs w:val="26"/>
-        </w:rPr>
-        <w:t>Панель управления входящими заявками (admin.html)</w:t>
-      </w:r>
-      <w:r>
-        <w:rPr>
-          <w:rFonts w:ascii="Times New Roman" w:hAnsi="Times New Roman" w:cs="Times New Roman"/>
-          <w:color w:val="000000"/>
-          <w:sz w:val="26"/>
-          <w:szCs w:val="26"/>
-        </w:rPr>
-        <w:t>. Данный интерфейс содержит сводную статистическую панель, визуализированную плоскими карточками с крупными числовыми индикаторами: «Всего заявок», «Уникальных направлений», «Последняя заявка». Ниже расположена адаптивная таблица входящих запросов с возможностью мгновенного интерактивного удаления строки. Скрипт на странице осуществляет отправку асинхронного запроса на сервер /</w:t>
-      </w:r>
-      <w:proofErr w:type="spellStart"/>
-      <w:r>
-        <w:rPr>
-          <w:rFonts w:ascii="Times New Roman" w:hAnsi="Times New Roman" w:cs="Times New Roman"/>
-          <w:color w:val="000000"/>
-          <w:sz w:val="26"/>
-          <w:szCs w:val="26"/>
-        </w:rPr>
-        <w:t>admin</w:t>
-      </w:r>
-      <w:proofErr w:type="spellEnd"/>
-      <w:r>
-        <w:rPr>
-          <w:rFonts w:ascii="Times New Roman" w:hAnsi="Times New Roman" w:cs="Times New Roman"/>
-          <w:color w:val="000000"/>
-          <w:sz w:val="26"/>
-          <w:szCs w:val="26"/>
-        </w:rPr>
-        <w:t>/</w:t>
-      </w:r>
-      <w:proofErr w:type="spellStart"/>
-      <w:r>
-        <w:rPr>
-          <w:rFonts w:ascii="Times New Roman" w:hAnsi="Times New Roman" w:cs="Times New Roman"/>
-          <w:color w:val="000000"/>
-          <w:sz w:val="26"/>
-          <w:szCs w:val="26"/>
-        </w:rPr>
-        <w:t>delete</w:t>
-      </w:r>
-      <w:proofErr w:type="spellEnd"/>
-      <w:r>
-        <w:rPr>
-          <w:rFonts w:ascii="Times New Roman" w:hAnsi="Times New Roman" w:cs="Times New Roman"/>
-          <w:color w:val="000000"/>
-          <w:sz w:val="26"/>
-          <w:szCs w:val="26"/>
-        </w:rPr>
-        <w:t>/${</w:t>
-      </w:r>
-      <w:proofErr w:type="spellStart"/>
-      <w:r>
-        <w:rPr>
-          <w:rFonts w:ascii="Times New Roman" w:hAnsi="Times New Roman" w:cs="Times New Roman"/>
-          <w:color w:val="000000"/>
-          <w:sz w:val="26"/>
-          <w:szCs w:val="26"/>
-        </w:rPr>
-        <w:t>id</w:t>
-      </w:r>
-      <w:proofErr w:type="spellEnd"/>
-      <w:r>
-        <w:rPr>
-          <w:rFonts w:ascii="Times New Roman" w:hAnsi="Times New Roman" w:cs="Times New Roman"/>
-          <w:color w:val="000000"/>
-          <w:sz w:val="26"/>
-          <w:szCs w:val="26"/>
-        </w:rPr>
-        <w:t>} методом POST и при успешном выполнении динамически пересчитывает и обновляет показатели статистики в реальном времени, заменяя текст кнопки действия на «Удалено» с изменением цвета.</w:t>
-      </w:r>
-    </w:p>
-    <w:p>
-      <w:pPr>
-        <w:keepNext/>
-        <w:spacing w:after="0" w:line="240" w:lineRule="auto"/>
-        <w:jc w:val="both"/>
-      </w:pPr>
-      <w:r>
-        <w:rPr>
-          <w:rFonts w:ascii="Times New Roman" w:hAnsi="Times New Roman" w:cs="Times New Roman"/>
-          <w:color w:val="000000"/>
-          <w:sz w:val="26"/>
-          <w:szCs w:val="26"/>
-          <w:lang w:val="en-US"/>
-        </w:rPr>
-        <w:lastRenderedPageBreak/>
         <w:drawing>
           <wp:inline distT="0" distB="0" distL="0" distR="0" wp14:anchorId="087A4247" wp14:editId="0CE31589">
             <wp:extent cx="6480810" cy="2598420"/>
@@ -4468,33 +4752,37 @@
         <w:rPr>
           <w:rFonts w:ascii="Times New Roman" w:hAnsi="Times New Roman" w:cs="Times New Roman"/>
           <w:color w:val="000000"/>
-          <w:sz w:val="26"/>
-          <w:szCs w:val="26"/>
-        </w:rPr>
-      </w:pPr>
-      <w:r>
+          <w:sz w:val="24"/>
+          <w:szCs w:val="24"/>
+        </w:rPr>
+      </w:pPr>
+      <w:r>
+        <w:rPr>
+          <w:rFonts w:ascii="Times New Roman" w:hAnsi="Times New Roman" w:cs="Times New Roman"/>
+          <w:sz w:val="24"/>
+          <w:szCs w:val="24"/>
+        </w:rPr>
         <w:t>Рисунок 5. Панель управления заявками</w:t>
       </w:r>
     </w:p>
     <w:p>
       <w:pPr>
         <w:spacing w:after="0" w:line="240" w:lineRule="auto"/>
-        <w:ind w:firstLine="567"/>
+        <w:ind w:firstLine="709"/>
         <w:jc w:val="both"/>
         <w:rPr>
           <w:rFonts w:ascii="Times New Roman" w:hAnsi="Times New Roman" w:cs="Times New Roman"/>
           <w:color w:val="000000"/>
-          <w:sz w:val="26"/>
-          <w:szCs w:val="26"/>
-          <w:lang w:val="en-US"/>
-        </w:rPr>
-      </w:pPr>
-      <w:r>
-        <w:rPr>
-          <w:rFonts w:ascii="Times New Roman" w:hAnsi="Times New Roman" w:cs="Times New Roman"/>
-          <w:color w:val="000000"/>
-          <w:sz w:val="26"/>
-          <w:szCs w:val="26"/>
+          <w:sz w:val="24"/>
+          <w:szCs w:val="24"/>
+        </w:rPr>
+      </w:pPr>
+      <w:r>
+        <w:rPr>
+          <w:rFonts w:ascii="Times New Roman" w:hAnsi="Times New Roman" w:cs="Times New Roman"/>
+          <w:color w:val="000000"/>
+          <w:sz w:val="24"/>
+          <w:szCs w:val="24"/>
         </w:rPr>
         <w:t xml:space="preserve">В. </w:t>
       </w:r>
@@ -4504,8 +4792,8 @@
           <w:b/>
           <w:bCs/>
           <w:color w:val="000000"/>
-          <w:sz w:val="26"/>
-          <w:szCs w:val="26"/>
+          <w:sz w:val="24"/>
+          <w:szCs w:val="24"/>
         </w:rPr>
         <w:t>Панель управления абонементами клиентов (admin_abonements.html)</w:t>
       </w:r>
@@ -4513,18 +4801,28 @@
         <w:rPr>
           <w:rFonts w:ascii="Times New Roman" w:hAnsi="Times New Roman" w:cs="Times New Roman"/>
           <w:color w:val="000000"/>
-          <w:sz w:val="26"/>
-          <w:szCs w:val="26"/>
-        </w:rPr>
-        <w:t xml:space="preserve">. Служит интерфейсом для CRUD-операций над абонементами посетителей. Включает форму быстрого создания абонемента с автоматической валидацией минимального количества занятий и сложную интерактивную таблицу. Каждая строка таблицы оснащена возможностью </w:t>
+          <w:sz w:val="24"/>
+          <w:szCs w:val="24"/>
+        </w:rPr>
+        <w:t xml:space="preserve">. Служит интерфейсом для CRUD-операций над абонементами посетителей. Включает форму быстрого </w:t>
+      </w:r>
+      <w:r>
+        <w:rPr>
+          <w:rFonts w:ascii="Times New Roman" w:hAnsi="Times New Roman" w:cs="Times New Roman"/>
+          <w:color w:val="000000"/>
+          <w:sz w:val="24"/>
+          <w:szCs w:val="24"/>
+        </w:rPr>
+        <w:lastRenderedPageBreak/>
+        <w:t xml:space="preserve">создания абонемента с автоматической валидацией минимального количества занятий и сложную интерактивную таблицу. Каждая строка таблицы оснащена возможностью </w:t>
       </w:r>
       <w:proofErr w:type="spellStart"/>
       <w:r>
         <w:rPr>
           <w:rFonts w:ascii="Times New Roman" w:hAnsi="Times New Roman" w:cs="Times New Roman"/>
           <w:color w:val="000000"/>
-          <w:sz w:val="26"/>
-          <w:szCs w:val="26"/>
+          <w:sz w:val="24"/>
+          <w:szCs w:val="24"/>
         </w:rPr>
         <w:t>инлайн</w:t>
       </w:r>
@@ -4533,8 +4831,8 @@
         <w:rPr>
           <w:rFonts w:ascii="Times New Roman" w:hAnsi="Times New Roman" w:cs="Times New Roman"/>
           <w:color w:val="000000"/>
-          <w:sz w:val="26"/>
-          <w:szCs w:val="26"/>
+          <w:sz w:val="24"/>
+          <w:szCs w:val="24"/>
         </w:rPr>
         <w:t xml:space="preserve">-редактирования текстовых полей имени, телефона и названия абонемента напрямую через </w:t>
       </w:r>
@@ -4543,8 +4841,8 @@
         <w:rPr>
           <w:rFonts w:ascii="Times New Roman" w:hAnsi="Times New Roman" w:cs="Times New Roman"/>
           <w:color w:val="000000"/>
-          <w:sz w:val="26"/>
-          <w:szCs w:val="26"/>
+          <w:sz w:val="24"/>
+          <w:szCs w:val="24"/>
         </w:rPr>
         <w:t>инпуты</w:t>
       </w:r>
@@ -4553,8 +4851,8 @@
         <w:rPr>
           <w:rFonts w:ascii="Times New Roman" w:hAnsi="Times New Roman" w:cs="Times New Roman"/>
           <w:color w:val="000000"/>
-          <w:sz w:val="26"/>
-          <w:szCs w:val="26"/>
+          <w:sz w:val="24"/>
+          <w:szCs w:val="24"/>
         </w:rPr>
         <w:t>, встроенные в ячейки, а также инкрементными кнопками изменения баланса визитов («+» и «-»). Кнопки изменения баланса посылают асинхронные запросы /</w:t>
       </w:r>
@@ -4563,8 +4861,8 @@
         <w:rPr>
           <w:rFonts w:ascii="Times New Roman" w:hAnsi="Times New Roman" w:cs="Times New Roman"/>
           <w:color w:val="000000"/>
-          <w:sz w:val="26"/>
-          <w:szCs w:val="26"/>
+          <w:sz w:val="24"/>
+          <w:szCs w:val="24"/>
         </w:rPr>
         <w:t>admin</w:t>
       </w:r>
@@ -4573,8 +4871,8 @@
         <w:rPr>
           <w:rFonts w:ascii="Times New Roman" w:hAnsi="Times New Roman" w:cs="Times New Roman"/>
           <w:color w:val="000000"/>
-          <w:sz w:val="26"/>
-          <w:szCs w:val="26"/>
+          <w:sz w:val="24"/>
+          <w:szCs w:val="24"/>
         </w:rPr>
         <w:t>/</w:t>
       </w:r>
@@ -4583,8 +4881,8 @@
         <w:rPr>
           <w:rFonts w:ascii="Times New Roman" w:hAnsi="Times New Roman" w:cs="Times New Roman"/>
           <w:color w:val="000000"/>
-          <w:sz w:val="26"/>
-          <w:szCs w:val="26"/>
+          <w:sz w:val="24"/>
+          <w:szCs w:val="24"/>
         </w:rPr>
         <w:t>abonements</w:t>
       </w:r>
@@ -4593,8 +4891,8 @@
         <w:rPr>
           <w:rFonts w:ascii="Times New Roman" w:hAnsi="Times New Roman" w:cs="Times New Roman"/>
           <w:color w:val="000000"/>
-          <w:sz w:val="26"/>
-          <w:szCs w:val="26"/>
+          <w:sz w:val="24"/>
+          <w:szCs w:val="24"/>
         </w:rPr>
         <w:t>/</w:t>
       </w:r>
@@ -4603,8 +4901,8 @@
         <w:rPr>
           <w:rFonts w:ascii="Times New Roman" w:hAnsi="Times New Roman" w:cs="Times New Roman"/>
           <w:color w:val="000000"/>
-          <w:sz w:val="26"/>
-          <w:szCs w:val="26"/>
+          <w:sz w:val="24"/>
+          <w:szCs w:val="24"/>
         </w:rPr>
         <w:t>adjust</w:t>
       </w:r>
@@ -4613,8 +4911,8 @@
         <w:rPr>
           <w:rFonts w:ascii="Times New Roman" w:hAnsi="Times New Roman" w:cs="Times New Roman"/>
           <w:color w:val="000000"/>
-          <w:sz w:val="26"/>
-          <w:szCs w:val="26"/>
+          <w:sz w:val="24"/>
+          <w:szCs w:val="24"/>
         </w:rPr>
         <w:t>/${</w:t>
       </w:r>
@@ -4623,8 +4921,8 @@
         <w:rPr>
           <w:rFonts w:ascii="Times New Roman" w:hAnsi="Times New Roman" w:cs="Times New Roman"/>
           <w:color w:val="000000"/>
-          <w:sz w:val="26"/>
-          <w:szCs w:val="26"/>
+          <w:sz w:val="24"/>
+          <w:szCs w:val="24"/>
         </w:rPr>
         <w:t>id</w:t>
       </w:r>
@@ -4633,24 +4931,48 @@
         <w:rPr>
           <w:rFonts w:ascii="Times New Roman" w:hAnsi="Times New Roman" w:cs="Times New Roman"/>
           <w:color w:val="000000"/>
-          <w:sz w:val="26"/>
-          <w:szCs w:val="26"/>
-        </w:rPr>
-        <w:t>} и обновляют текстовый счетчик остатка посещений на лету.</w:t>
+          <w:sz w:val="24"/>
+          <w:szCs w:val="24"/>
+        </w:rPr>
+        <w:t>} и обновляют текстовый счетчик остатка посещений на лету</w:t>
+      </w:r>
+      <w:r>
+        <w:rPr>
+          <w:rFonts w:ascii="Times New Roman" w:hAnsi="Times New Roman" w:cs="Times New Roman"/>
+          <w:color w:val="000000"/>
+          <w:sz w:val="24"/>
+          <w:szCs w:val="24"/>
+        </w:rPr>
+        <w:t xml:space="preserve"> (рис.6)</w:t>
+      </w:r>
+      <w:r>
+        <w:rPr>
+          <w:rFonts w:ascii="Times New Roman" w:hAnsi="Times New Roman" w:cs="Times New Roman"/>
+          <w:color w:val="000000"/>
+          <w:sz w:val="24"/>
+          <w:szCs w:val="24"/>
+        </w:rPr>
+        <w:t>.</w:t>
       </w:r>
     </w:p>
     <w:p>
       <w:pPr>
         <w:keepNext/>
         <w:spacing w:after="0" w:line="240" w:lineRule="auto"/>
-        <w:jc w:val="both"/>
-      </w:pPr>
-      <w:r>
-        <w:rPr>
-          <w:rFonts w:ascii="Times New Roman" w:hAnsi="Times New Roman" w:cs="Times New Roman"/>
-          <w:color w:val="000000"/>
-          <w:sz w:val="26"/>
-          <w:szCs w:val="26"/>
+        <w:jc w:val="center"/>
+        <w:rPr>
+          <w:rFonts w:ascii="Times New Roman" w:hAnsi="Times New Roman" w:cs="Times New Roman"/>
+          <w:sz w:val="24"/>
+          <w:szCs w:val="24"/>
+        </w:rPr>
+      </w:pPr>
+      <w:r>
+        <w:rPr>
+          <w:rFonts w:ascii="Times New Roman" w:hAnsi="Times New Roman" w:cs="Times New Roman"/>
+          <w:noProof/>
+          <w:color w:val="000000"/>
+          <w:sz w:val="24"/>
+          <w:szCs w:val="24"/>
           <w:lang w:val="en-US"/>
         </w:rPr>
         <w:drawing>
@@ -4697,34 +5019,37 @@
         <w:rPr>
           <w:rFonts w:ascii="Times New Roman" w:hAnsi="Times New Roman" w:cs="Times New Roman"/>
           <w:color w:val="000000"/>
-          <w:sz w:val="26"/>
-          <w:szCs w:val="26"/>
-          <w:lang w:val="en-US"/>
-        </w:rPr>
-      </w:pPr>
-      <w:r>
+          <w:sz w:val="24"/>
+          <w:szCs w:val="24"/>
+        </w:rPr>
+      </w:pPr>
+      <w:r>
+        <w:rPr>
+          <w:rFonts w:ascii="Times New Roman" w:hAnsi="Times New Roman" w:cs="Times New Roman"/>
+          <w:sz w:val="24"/>
+          <w:szCs w:val="24"/>
+        </w:rPr>
         <w:t>Рисунок 6. Раздел администрирования абонементов</w:t>
       </w:r>
     </w:p>
     <w:p>
       <w:pPr>
         <w:spacing w:after="0" w:line="240" w:lineRule="auto"/>
-        <w:ind w:firstLine="567"/>
+        <w:ind w:firstLine="709"/>
         <w:jc w:val="both"/>
         <w:rPr>
           <w:rFonts w:ascii="Times New Roman" w:hAnsi="Times New Roman" w:cs="Times New Roman"/>
           <w:color w:val="000000"/>
-          <w:sz w:val="26"/>
-          <w:szCs w:val="26"/>
-          <w:lang w:val="en-US"/>
-        </w:rPr>
-      </w:pPr>
-      <w:r>
-        <w:rPr>
-          <w:rFonts w:ascii="Times New Roman" w:hAnsi="Times New Roman" w:cs="Times New Roman"/>
-          <w:color w:val="000000"/>
-          <w:sz w:val="26"/>
-          <w:szCs w:val="26"/>
+          <w:sz w:val="24"/>
+          <w:szCs w:val="24"/>
+        </w:rPr>
+      </w:pPr>
+      <w:r>
+        <w:rPr>
+          <w:rFonts w:ascii="Times New Roman" w:hAnsi="Times New Roman" w:cs="Times New Roman"/>
+          <w:color w:val="000000"/>
+          <w:sz w:val="24"/>
+          <w:szCs w:val="24"/>
         </w:rPr>
         <w:t xml:space="preserve">Г. </w:t>
       </w:r>
@@ -4734,8 +5059,8 @@
           <w:b/>
           <w:bCs/>
           <w:color w:val="000000"/>
-          <w:sz w:val="26"/>
-          <w:szCs w:val="26"/>
+          <w:sz w:val="24"/>
+          <w:szCs w:val="24"/>
         </w:rPr>
         <w:t>Панель администрирования учетных записей (admin_users.html)</w:t>
       </w:r>
@@ -4743,55 +5068,68 @@
         <w:rPr>
           <w:rFonts w:ascii="Times New Roman" w:hAnsi="Times New Roman" w:cs="Times New Roman"/>
           <w:color w:val="000000"/>
-          <w:sz w:val="26"/>
-          <w:szCs w:val="26"/>
+          <w:sz w:val="24"/>
+          <w:szCs w:val="24"/>
         </w:rPr>
         <w:t xml:space="preserve">. Позволяет </w:t>
       </w:r>
-      <w:proofErr w:type="spellStart"/>
-      <w:r>
-        <w:rPr>
-          <w:rFonts w:ascii="Times New Roman" w:hAnsi="Times New Roman" w:cs="Times New Roman"/>
-          <w:color w:val="000000"/>
-          <w:sz w:val="26"/>
-          <w:szCs w:val="26"/>
-        </w:rPr>
-        <w:t>суперадминистраторам</w:t>
-      </w:r>
-      <w:proofErr w:type="spellEnd"/>
-      <w:r>
-        <w:rPr>
-          <w:rFonts w:ascii="Times New Roman" w:hAnsi="Times New Roman" w:cs="Times New Roman"/>
-          <w:color w:val="000000"/>
-          <w:sz w:val="26"/>
-          <w:szCs w:val="26"/>
-        </w:rPr>
-        <w:t xml:space="preserve"> добавлять сотрудников в базу данных, гибко изменять их права доступа (роли «Админ» / «Главный админ») через выпадающие списки в ячейках таблицы с кнопками «Сохранить» и производить удаление пользователей.</w:t>
+      <w:proofErr w:type="gramStart"/>
+      <w:r>
+        <w:rPr>
+          <w:rFonts w:ascii="Times New Roman" w:hAnsi="Times New Roman" w:cs="Times New Roman"/>
+          <w:color w:val="000000"/>
+          <w:sz w:val="24"/>
+          <w:szCs w:val="24"/>
+        </w:rPr>
+        <w:t>супер администраторам</w:t>
+      </w:r>
+      <w:proofErr w:type="gramEnd"/>
+      <w:r>
+        <w:rPr>
+          <w:rFonts w:ascii="Times New Roman" w:hAnsi="Times New Roman" w:cs="Times New Roman"/>
+          <w:color w:val="000000"/>
+          <w:sz w:val="24"/>
+          <w:szCs w:val="24"/>
+        </w:rPr>
+        <w:t xml:space="preserve"> добавлять сотрудников в базу данных, гибко изменять их права доступа (роли «Админ» / «Главный админ») через выпадающие списки в ячейках таблицы с кнопками «Сохранить» и производить удаление пользователей</w:t>
+      </w:r>
+      <w:r>
+        <w:rPr>
+          <w:rFonts w:ascii="Times New Roman" w:hAnsi="Times New Roman" w:cs="Times New Roman"/>
+          <w:color w:val="000000"/>
+          <w:sz w:val="24"/>
+          <w:szCs w:val="24"/>
+        </w:rPr>
+        <w:t xml:space="preserve"> (рис.7)</w:t>
+      </w:r>
+      <w:r>
+        <w:rPr>
+          <w:rFonts w:ascii="Times New Roman" w:hAnsi="Times New Roman" w:cs="Times New Roman"/>
+          <w:color w:val="000000"/>
+          <w:sz w:val="24"/>
+          <w:szCs w:val="24"/>
+        </w:rPr>
+        <w:t>.</w:t>
       </w:r>
     </w:p>
     <w:p>
       <w:pPr>
         <w:keepNext/>
         <w:spacing w:after="0" w:line="240" w:lineRule="auto"/>
-        <w:jc w:val="both"/>
-      </w:pPr>
-      <w:r>
-        <w:rPr>
-          <w:rFonts w:ascii="Times New Roman" w:hAnsi="Times New Roman" w:cs="Times New Roman"/>
-          <w:color w:val="000000"/>
-          <w:sz w:val="26"/>
-          <w:szCs w:val="26"/>
-          <w:lang w:val="en-US"/>
-        </w:rPr>
-        <w:lastRenderedPageBreak/>
-        <w:t xml:space="preserve"> </w:t>
-      </w:r>
-      <w:r>
-        <w:rPr>
-          <w:rFonts w:ascii="Times New Roman" w:hAnsi="Times New Roman" w:cs="Times New Roman"/>
-          <w:color w:val="000000"/>
-          <w:sz w:val="26"/>
-          <w:szCs w:val="26"/>
+        <w:jc w:val="center"/>
+        <w:rPr>
+          <w:rFonts w:ascii="Times New Roman" w:hAnsi="Times New Roman" w:cs="Times New Roman"/>
+          <w:sz w:val="24"/>
+          <w:szCs w:val="24"/>
+        </w:rPr>
+      </w:pPr>
+      <w:r>
+        <w:rPr>
+          <w:rFonts w:ascii="Times New Roman" w:hAnsi="Times New Roman" w:cs="Times New Roman"/>
+          <w:noProof/>
+          <w:color w:val="000000"/>
+          <w:sz w:val="24"/>
+          <w:szCs w:val="24"/>
           <w:lang w:val="en-US"/>
         </w:rPr>
         <w:drawing>
@@ -4838,11 +5176,16 @@
         <w:rPr>
           <w:rFonts w:ascii="Times New Roman" w:hAnsi="Times New Roman" w:cs="Times New Roman"/>
           <w:color w:val="000000"/>
-          <w:sz w:val="26"/>
-          <w:szCs w:val="26"/>
-        </w:rPr>
-      </w:pPr>
-      <w:r>
+          <w:sz w:val="24"/>
+          <w:szCs w:val="24"/>
+        </w:rPr>
+      </w:pPr>
+      <w:r>
+        <w:rPr>
+          <w:rFonts w:ascii="Times New Roman" w:hAnsi="Times New Roman" w:cs="Times New Roman"/>
+          <w:sz w:val="24"/>
+          <w:szCs w:val="24"/>
+        </w:rPr>
         <w:t>Рисунок 7. Интерфейс управления пользователями-администраторами</w:t>
       </w:r>
     </w:p>
@@ -4853,20 +5196,21 @@
           <w:numId w:val="31"/>
         </w:numPr>
         <w:spacing w:after="0" w:line="240" w:lineRule="auto"/>
+        <w:ind w:left="0" w:firstLine="709"/>
         <w:jc w:val="both"/>
         <w:rPr>
           <w:rFonts w:ascii="Times New Roman" w:hAnsi="Times New Roman" w:cs="Times New Roman"/>
           <w:color w:val="000000"/>
-          <w:sz w:val="26"/>
-          <w:szCs w:val="26"/>
-        </w:rPr>
-      </w:pPr>
-      <w:r>
-        <w:rPr>
-          <w:rFonts w:ascii="Times New Roman" w:hAnsi="Times New Roman" w:cs="Times New Roman"/>
-          <w:color w:val="000000"/>
-          <w:sz w:val="26"/>
-          <w:szCs w:val="26"/>
+          <w:sz w:val="24"/>
+          <w:szCs w:val="24"/>
+        </w:rPr>
+      </w:pPr>
+      <w:r>
+        <w:rPr>
+          <w:rFonts w:ascii="Times New Roman" w:hAnsi="Times New Roman" w:cs="Times New Roman"/>
+          <w:color w:val="000000"/>
+          <w:sz w:val="24"/>
+          <w:szCs w:val="24"/>
         </w:rPr>
         <w:t>Тестирование и отладка пользовательских интерфейсов</w:t>
       </w:r>
@@ -4874,21 +5218,21 @@
     <w:p>
       <w:pPr>
         <w:spacing w:after="0" w:line="240" w:lineRule="auto"/>
-        <w:ind w:firstLine="567"/>
+        <w:ind w:firstLine="709"/>
         <w:jc w:val="both"/>
         <w:rPr>
           <w:rFonts w:ascii="Times New Roman" w:hAnsi="Times New Roman" w:cs="Times New Roman"/>
           <w:color w:val="000000"/>
-          <w:sz w:val="26"/>
-          <w:szCs w:val="26"/>
-        </w:rPr>
-      </w:pPr>
-      <w:r>
-        <w:rPr>
-          <w:rFonts w:ascii="Times New Roman" w:hAnsi="Times New Roman" w:cs="Times New Roman"/>
-          <w:color w:val="000000"/>
-          <w:sz w:val="26"/>
-          <w:szCs w:val="26"/>
+          <w:sz w:val="24"/>
+          <w:szCs w:val="24"/>
+        </w:rPr>
+      </w:pPr>
+      <w:r>
+        <w:rPr>
+          <w:rFonts w:ascii="Times New Roman" w:hAnsi="Times New Roman" w:cs="Times New Roman"/>
+          <w:color w:val="000000"/>
+          <w:sz w:val="24"/>
+          <w:szCs w:val="24"/>
         </w:rPr>
         <w:t>В рамках тестирования созданных интерфейсных модулей был выполнен ряд проверок для обеспечения стабильного функционирования и высокого уровня юзабилити на различных пользовательских устройствах.</w:t>
       </w:r>
@@ -4896,21 +5240,21 @@
     <w:p>
       <w:pPr>
         <w:spacing w:after="0" w:line="240" w:lineRule="auto"/>
-        <w:ind w:firstLine="567"/>
+        <w:ind w:firstLine="709"/>
         <w:jc w:val="both"/>
         <w:rPr>
           <w:rFonts w:ascii="Times New Roman" w:hAnsi="Times New Roman" w:cs="Times New Roman"/>
           <w:color w:val="000000"/>
-          <w:sz w:val="26"/>
-          <w:szCs w:val="26"/>
-        </w:rPr>
-      </w:pPr>
-      <w:r>
-        <w:rPr>
-          <w:rFonts w:ascii="Times New Roman" w:hAnsi="Times New Roman" w:cs="Times New Roman"/>
-          <w:color w:val="000000"/>
-          <w:sz w:val="26"/>
-          <w:szCs w:val="26"/>
+          <w:sz w:val="24"/>
+          <w:szCs w:val="24"/>
+        </w:rPr>
+      </w:pPr>
+      <w:r>
+        <w:rPr>
+          <w:rFonts w:ascii="Times New Roman" w:hAnsi="Times New Roman" w:cs="Times New Roman"/>
+          <w:color w:val="000000"/>
+          <w:sz w:val="24"/>
+          <w:szCs w:val="24"/>
         </w:rPr>
         <w:t>Процесс тестирования включал в себя:</w:t>
       </w:r>
@@ -4922,12 +5266,13 @@
           <w:numId w:val="32"/>
         </w:numPr>
         <w:spacing w:after="0" w:line="240" w:lineRule="auto"/>
+        <w:ind w:left="0" w:firstLine="709"/>
         <w:jc w:val="both"/>
         <w:rPr>
           <w:rFonts w:ascii="Times New Roman" w:hAnsi="Times New Roman" w:cs="Times New Roman"/>
           <w:color w:val="000000"/>
-          <w:sz w:val="26"/>
-          <w:szCs w:val="26"/>
+          <w:sz w:val="24"/>
+          <w:szCs w:val="24"/>
         </w:rPr>
       </w:pPr>
       <w:r>
@@ -4936,17 +5281,18 @@
           <w:b/>
           <w:bCs/>
           <w:color w:val="000000"/>
-          <w:sz w:val="26"/>
-          <w:szCs w:val="26"/>
-        </w:rPr>
+          <w:sz w:val="24"/>
+          <w:szCs w:val="24"/>
+        </w:rPr>
+        <w:lastRenderedPageBreak/>
         <w:t>Тестирование адаптивности UI.</w:t>
       </w:r>
       <w:r>
         <w:rPr>
           <w:rFonts w:ascii="Times New Roman" w:hAnsi="Times New Roman" w:cs="Times New Roman"/>
           <w:color w:val="000000"/>
-          <w:sz w:val="26"/>
-          <w:szCs w:val="26"/>
+          <w:sz w:val="24"/>
+          <w:szCs w:val="24"/>
         </w:rPr>
         <w:t xml:space="preserve"> Проверка отображения макетов в режимах эмуляции экранов различных мобильных устройств (смартфоны, планшеты, широкоформатные мониторы) в инструментах разработчика Google </w:t>
       </w:r>
@@ -4955,8 +5301,8 @@
         <w:rPr>
           <w:rFonts w:ascii="Times New Roman" w:hAnsi="Times New Roman" w:cs="Times New Roman"/>
           <w:color w:val="000000"/>
-          <w:sz w:val="26"/>
-          <w:szCs w:val="26"/>
+          <w:sz w:val="24"/>
+          <w:szCs w:val="24"/>
         </w:rPr>
         <w:t>Chrome</w:t>
       </w:r>
@@ -4965,8 +5311,8 @@
         <w:rPr>
           <w:rFonts w:ascii="Times New Roman" w:hAnsi="Times New Roman" w:cs="Times New Roman"/>
           <w:color w:val="000000"/>
-          <w:sz w:val="26"/>
-          <w:szCs w:val="26"/>
+          <w:sz w:val="24"/>
+          <w:szCs w:val="24"/>
         </w:rPr>
         <w:t xml:space="preserve"> </w:t>
       </w:r>
@@ -4975,8 +5321,8 @@
         <w:rPr>
           <w:rFonts w:ascii="Times New Roman" w:hAnsi="Times New Roman" w:cs="Times New Roman"/>
           <w:color w:val="000000"/>
-          <w:sz w:val="26"/>
-          <w:szCs w:val="26"/>
+          <w:sz w:val="24"/>
+          <w:szCs w:val="24"/>
         </w:rPr>
         <w:t>DevTools</w:t>
       </w:r>
@@ -4985,8 +5331,8 @@
         <w:rPr>
           <w:rFonts w:ascii="Times New Roman" w:hAnsi="Times New Roman" w:cs="Times New Roman"/>
           <w:color w:val="000000"/>
-          <w:sz w:val="26"/>
-          <w:szCs w:val="26"/>
+          <w:sz w:val="24"/>
+          <w:szCs w:val="24"/>
         </w:rPr>
         <w:t xml:space="preserve">. Интерфейс главной страницы и админки гибко перестраивается, сохраняя читаемость шрифтов в пределах регламентированных </w:t>
       </w:r>
@@ -4995,8 +5341,8 @@
         <w:rPr>
           <w:rFonts w:ascii="Times New Roman" w:hAnsi="Times New Roman" w:cs="Times New Roman"/>
           <w:color w:val="000000"/>
-          <w:sz w:val="26"/>
-          <w:szCs w:val="26"/>
+          <w:sz w:val="24"/>
+          <w:szCs w:val="24"/>
         </w:rPr>
         <w:t>14-36</w:t>
       </w:r>
@@ -5005,8 +5351,8 @@
         <w:rPr>
           <w:rFonts w:ascii="Times New Roman" w:hAnsi="Times New Roman" w:cs="Times New Roman"/>
           <w:color w:val="000000"/>
-          <w:sz w:val="26"/>
-          <w:szCs w:val="26"/>
+          <w:sz w:val="24"/>
+          <w:szCs w:val="24"/>
         </w:rPr>
         <w:t xml:space="preserve"> пикселей.</w:t>
       </w:r>
@@ -5018,12 +5364,13 @@
           <w:numId w:val="32"/>
         </w:numPr>
         <w:spacing w:after="0" w:line="240" w:lineRule="auto"/>
+        <w:ind w:left="0" w:firstLine="709"/>
         <w:jc w:val="both"/>
         <w:rPr>
           <w:rFonts w:ascii="Times New Roman" w:hAnsi="Times New Roman" w:cs="Times New Roman"/>
           <w:color w:val="000000"/>
-          <w:sz w:val="26"/>
-          <w:szCs w:val="26"/>
+          <w:sz w:val="24"/>
+          <w:szCs w:val="24"/>
         </w:rPr>
       </w:pPr>
       <w:r>
@@ -5032,8 +5379,8 @@
           <w:b/>
           <w:bCs/>
           <w:color w:val="000000"/>
-          <w:sz w:val="26"/>
-          <w:szCs w:val="26"/>
+          <w:sz w:val="24"/>
+          <w:szCs w:val="24"/>
         </w:rPr>
         <w:t>Валидация полей ввода.</w:t>
       </w:r>
@@ -5041,8 +5388,8 @@
         <w:rPr>
           <w:rFonts w:ascii="Times New Roman" w:hAnsi="Times New Roman" w:cs="Times New Roman"/>
           <w:color w:val="000000"/>
-          <w:sz w:val="26"/>
-          <w:szCs w:val="26"/>
+          <w:sz w:val="24"/>
+          <w:szCs w:val="24"/>
         </w:rPr>
         <w:t xml:space="preserve"> Проведена проверка скрипта валидации на отправку пустых значений формы записи, некорректно заполненных данных. Индикация ошибок отрабатывает корректно, подсвечивая границы элементов красным цветом, фокус ввода автоматически устанавливается на проблемный элемент.</w:t>
       </w:r>
@@ -5054,12 +5401,13 @@
           <w:numId w:val="32"/>
         </w:numPr>
         <w:spacing w:after="0" w:line="240" w:lineRule="auto"/>
+        <w:ind w:left="0" w:firstLine="709"/>
         <w:jc w:val="both"/>
         <w:rPr>
           <w:rFonts w:ascii="Times New Roman" w:hAnsi="Times New Roman" w:cs="Times New Roman"/>
           <w:color w:val="000000"/>
-          <w:sz w:val="26"/>
-          <w:szCs w:val="26"/>
+          <w:sz w:val="24"/>
+          <w:szCs w:val="24"/>
         </w:rPr>
       </w:pPr>
       <w:proofErr w:type="spellStart"/>
@@ -5069,8 +5417,8 @@
           <w:b/>
           <w:bCs/>
           <w:color w:val="000000"/>
-          <w:sz w:val="26"/>
-          <w:szCs w:val="26"/>
+          <w:sz w:val="24"/>
+          <w:szCs w:val="24"/>
         </w:rPr>
         <w:t>Кроссбраузерное</w:t>
       </w:r>
@@ -5081,8 +5429,8 @@
           <w:b/>
           <w:bCs/>
           <w:color w:val="000000"/>
-          <w:sz w:val="26"/>
-          <w:szCs w:val="26"/>
+          <w:sz w:val="24"/>
+          <w:szCs w:val="24"/>
         </w:rPr>
         <w:t xml:space="preserve"> тестирование.</w:t>
       </w:r>
@@ -5090,8 +5438,8 @@
         <w:rPr>
           <w:rFonts w:ascii="Times New Roman" w:hAnsi="Times New Roman" w:cs="Times New Roman"/>
           <w:color w:val="000000"/>
-          <w:sz w:val="26"/>
-          <w:szCs w:val="26"/>
+          <w:sz w:val="24"/>
+          <w:szCs w:val="24"/>
         </w:rPr>
         <w:t xml:space="preserve"> Работа интерфейсов проверена в различных современных браузерах (Google </w:t>
       </w:r>
@@ -5100,8 +5448,8 @@
         <w:rPr>
           <w:rFonts w:ascii="Times New Roman" w:hAnsi="Times New Roman" w:cs="Times New Roman"/>
           <w:color w:val="000000"/>
-          <w:sz w:val="26"/>
-          <w:szCs w:val="26"/>
+          <w:sz w:val="24"/>
+          <w:szCs w:val="24"/>
         </w:rPr>
         <w:t>Chrome</w:t>
       </w:r>
@@ -5110,8 +5458,8 @@
         <w:rPr>
           <w:rFonts w:ascii="Times New Roman" w:hAnsi="Times New Roman" w:cs="Times New Roman"/>
           <w:color w:val="000000"/>
-          <w:sz w:val="26"/>
-          <w:szCs w:val="26"/>
+          <w:sz w:val="24"/>
+          <w:szCs w:val="24"/>
         </w:rPr>
         <w:t xml:space="preserve">, Mozilla Firefox, Apple Safari, </w:t>
       </w:r>
@@ -5120,8 +5468,8 @@
         <w:rPr>
           <w:rFonts w:ascii="Times New Roman" w:hAnsi="Times New Roman" w:cs="Times New Roman"/>
           <w:color w:val="000000"/>
-          <w:sz w:val="26"/>
-          <w:szCs w:val="26"/>
+          <w:sz w:val="24"/>
+          <w:szCs w:val="24"/>
         </w:rPr>
         <w:t>Яндекс.Браузер</w:t>
       </w:r>
@@ -5130,8 +5478,8 @@
         <w:rPr>
           <w:rFonts w:ascii="Times New Roman" w:hAnsi="Times New Roman" w:cs="Times New Roman"/>
           <w:color w:val="000000"/>
-          <w:sz w:val="26"/>
-          <w:szCs w:val="26"/>
+          <w:sz w:val="24"/>
+          <w:szCs w:val="24"/>
         </w:rPr>
         <w:t>). Визуальных отклонений, сдвигов верстки или критических сбоев в работе JS-скриптов обнаружено не было.</w:t>
       </w:r>
@@ -5143,12 +5491,13 @@
           <w:numId w:val="32"/>
         </w:numPr>
         <w:spacing w:after="0" w:line="240" w:lineRule="auto"/>
+        <w:ind w:left="0" w:firstLine="709"/>
         <w:jc w:val="both"/>
         <w:rPr>
           <w:rFonts w:ascii="Times New Roman" w:hAnsi="Times New Roman" w:cs="Times New Roman"/>
           <w:color w:val="000000"/>
-          <w:sz w:val="26"/>
-          <w:szCs w:val="26"/>
+          <w:sz w:val="24"/>
+          <w:szCs w:val="24"/>
         </w:rPr>
       </w:pPr>
       <w:r>
@@ -5157,8 +5506,8 @@
           <w:b/>
           <w:bCs/>
           <w:color w:val="000000"/>
-          <w:sz w:val="26"/>
-          <w:szCs w:val="26"/>
+          <w:sz w:val="24"/>
+          <w:szCs w:val="24"/>
         </w:rPr>
         <w:t>Тестирование интерактивных элементов.</w:t>
       </w:r>
@@ -5166,8 +5515,8 @@
         <w:rPr>
           <w:rFonts w:ascii="Times New Roman" w:hAnsi="Times New Roman" w:cs="Times New Roman"/>
           <w:color w:val="000000"/>
-          <w:sz w:val="26"/>
-          <w:szCs w:val="26"/>
+          <w:sz w:val="24"/>
+          <w:szCs w:val="24"/>
         </w:rPr>
         <w:t xml:space="preserve"> Проверены состояния кнопок и ссылок при наведении курсора, плавность </w:t>
       </w:r>
@@ -5176,8 +5525,8 @@
         <w:rPr>
           <w:rFonts w:ascii="Times New Roman" w:hAnsi="Times New Roman" w:cs="Times New Roman"/>
           <w:color w:val="000000"/>
-          <w:sz w:val="26"/>
-          <w:szCs w:val="26"/>
+          <w:sz w:val="24"/>
+          <w:szCs w:val="24"/>
         </w:rPr>
         <w:t>скролла</w:t>
       </w:r>
@@ -5186,8 +5535,8 @@
         <w:rPr>
           <w:rFonts w:ascii="Times New Roman" w:hAnsi="Times New Roman" w:cs="Times New Roman"/>
           <w:color w:val="000000"/>
-          <w:sz w:val="26"/>
-          <w:szCs w:val="26"/>
+          <w:sz w:val="24"/>
+          <w:szCs w:val="24"/>
         </w:rPr>
         <w:t xml:space="preserve"> к разделам лендинга, а также скорость срабатывания асинхронных кнопок изменения визитов в панели абонементов. Время отклика интерфейса на действия пользователя соответствует высоким эргономическим показателям.</w:t>
       </w:r>
@@ -5195,21 +5544,381 @@
     <w:p>
       <w:pPr>
         <w:spacing w:after="0" w:line="240" w:lineRule="auto"/>
+        <w:ind w:firstLine="709"/>
+        <w:jc w:val="both"/>
+        <w:rPr>
+          <w:rFonts w:ascii="Times New Roman" w:eastAsia="Times New Roman" w:hAnsi="Times New Roman" w:cs="Times New Roman"/>
+          <w:b/>
+          <w:bCs/>
+          <w:sz w:val="24"/>
+          <w:szCs w:val="24"/>
+          <w:lang w:eastAsia="ru-RU"/>
+        </w:rPr>
+      </w:pPr>
+      <w:r>
+        <w:rPr>
+          <w:rFonts w:ascii="Times New Roman" w:eastAsia="Times New Roman" w:hAnsi="Times New Roman" w:cs="Times New Roman"/>
+          <w:b/>
+          <w:bCs/>
+          <w:sz w:val="24"/>
+          <w:szCs w:val="24"/>
+          <w:lang w:eastAsia="ru-RU"/>
+        </w:rPr>
+        <w:br w:type="page"/>
+      </w:r>
+    </w:p>
+    <w:p>
+      <w:pPr>
+        <w:pStyle w:val="1"/>
+        <w:spacing w:before="0" w:line="240" w:lineRule="auto"/>
+        <w:ind w:firstLine="709"/>
+        <w:jc w:val="center"/>
+        <w:rPr>
+          <w:rFonts w:eastAsia="Times New Roman"/>
+          <w:sz w:val="24"/>
+          <w:szCs w:val="24"/>
+          <w:lang w:eastAsia="ru-RU"/>
+        </w:rPr>
+      </w:pPr>
+      <w:bookmarkStart w:id="2" w:name="_Toc230550133"/>
+      <w:r>
+        <w:rPr>
+          <w:rFonts w:ascii="Times New Roman" w:eastAsia="Times New Roman" w:hAnsi="Times New Roman" w:cs="Times New Roman"/>
+          <w:b/>
+          <w:bCs/>
+          <w:color w:val="auto"/>
+          <w:sz w:val="24"/>
+          <w:szCs w:val="24"/>
+          <w:lang w:eastAsia="ru-RU"/>
+        </w:rPr>
+        <w:lastRenderedPageBreak/>
+        <w:t>ЗАКЛЮЧЕНИЕ</w:t>
+      </w:r>
+      <w:bookmarkEnd w:id="2"/>
+    </w:p>
+    <w:p>
+      <w:pPr>
+        <w:spacing w:after="0" w:line="240" w:lineRule="auto"/>
+        <w:ind w:firstLine="709"/>
+        <w:jc w:val="both"/>
+        <w:rPr>
+          <w:rFonts w:ascii="Times New Roman" w:eastAsia="Times New Roman" w:hAnsi="Times New Roman" w:cs="Times New Roman"/>
+          <w:b/>
+          <w:bCs/>
+          <w:sz w:val="24"/>
+          <w:szCs w:val="24"/>
+          <w:lang w:eastAsia="ru-RU"/>
+        </w:rPr>
+      </w:pPr>
+    </w:p>
+    <w:p>
+      <w:pPr>
+        <w:spacing w:after="0" w:line="240" w:lineRule="auto"/>
+        <w:ind w:firstLine="709"/>
+        <w:jc w:val="both"/>
+        <w:rPr>
+          <w:rFonts w:ascii="Times New Roman" w:hAnsi="Times New Roman" w:cs="Times New Roman"/>
+          <w:color w:val="000000"/>
+          <w:sz w:val="24"/>
+          <w:szCs w:val="24"/>
+        </w:rPr>
+      </w:pPr>
+      <w:r>
+        <w:rPr>
+          <w:rFonts w:ascii="Times New Roman" w:hAnsi="Times New Roman" w:cs="Times New Roman"/>
+          <w:color w:val="000000"/>
+          <w:sz w:val="24"/>
+          <w:szCs w:val="24"/>
+        </w:rPr>
+        <w:t xml:space="preserve">В период прохождения учебной практики с «15» июня 2026 г. по «20» июня 2026 г. на базе Государственного автономного профессионального образовательного учреждения «Стерлитамакский колледж строительства и профессиональных технологий» (ГАПОУ </w:t>
+      </w:r>
+      <w:proofErr w:type="spellStart"/>
+      <w:r>
+        <w:rPr>
+          <w:rFonts w:ascii="Times New Roman" w:hAnsi="Times New Roman" w:cs="Times New Roman"/>
+          <w:color w:val="000000"/>
+          <w:sz w:val="24"/>
+          <w:szCs w:val="24"/>
+        </w:rPr>
+        <w:t>СКСиПТ</w:t>
+      </w:r>
+      <w:proofErr w:type="spellEnd"/>
+      <w:r>
+        <w:rPr>
+          <w:rFonts w:ascii="Times New Roman" w:hAnsi="Times New Roman" w:cs="Times New Roman"/>
+          <w:color w:val="000000"/>
+          <w:sz w:val="24"/>
+          <w:szCs w:val="24"/>
+        </w:rPr>
+        <w:t>) были в полном объеме выполнены задачи проектирования, разработки дизайна и верстки программных интерфейсов для спортивного клуба «</w:t>
+      </w:r>
+      <w:r>
+        <w:rPr>
+          <w:rFonts w:ascii="Times New Roman" w:hAnsi="Times New Roman" w:cs="Times New Roman"/>
+          <w:color w:val="000000"/>
+          <w:sz w:val="24"/>
+          <w:szCs w:val="24"/>
+        </w:rPr>
+        <w:t>СТРАЙК</w:t>
+      </w:r>
+      <w:r>
+        <w:rPr>
+          <w:rFonts w:ascii="Times New Roman" w:hAnsi="Times New Roman" w:cs="Times New Roman"/>
+          <w:color w:val="000000"/>
+          <w:sz w:val="24"/>
+          <w:szCs w:val="24"/>
+        </w:rPr>
+        <w:t>».</w:t>
+      </w:r>
+    </w:p>
+    <w:p>
+      <w:pPr>
+        <w:spacing w:after="0" w:line="240" w:lineRule="auto"/>
+        <w:ind w:firstLine="709"/>
+        <w:jc w:val="both"/>
+        <w:rPr>
+          <w:rFonts w:ascii="Times New Roman" w:hAnsi="Times New Roman" w:cs="Times New Roman"/>
+          <w:color w:val="000000"/>
+          <w:sz w:val="24"/>
+          <w:szCs w:val="24"/>
+        </w:rPr>
+      </w:pPr>
+      <w:r>
+        <w:rPr>
+          <w:rFonts w:ascii="Times New Roman" w:hAnsi="Times New Roman" w:cs="Times New Roman"/>
+          <w:color w:val="000000"/>
+          <w:sz w:val="24"/>
+          <w:szCs w:val="24"/>
+        </w:rPr>
+        <w:t>В ходе практики на меня были возложены обязанности веб-разработчика и UI/UX-проектировщика. В спектр моих регулярных задач входили: глубокий анализ проектных требований заказчика на базе исходного ТЗ, проектирование логической архитектуры клиентской и административной областей веб-приложения, написание кроссплатформенной разметки на HTML5, разработка каскадных стилей на CSS3 с обеспечением адаптивности к мобильным устройствам, программирование сценариев динамической валидации форм и организация асинхронного обмена данными по технологии AJAX (</w:t>
+      </w:r>
+      <w:proofErr w:type="spellStart"/>
+      <w:r>
+        <w:rPr>
+          <w:rFonts w:ascii="Times New Roman" w:hAnsi="Times New Roman" w:cs="Times New Roman"/>
+          <w:color w:val="000000"/>
+          <w:sz w:val="24"/>
+          <w:szCs w:val="24"/>
+        </w:rPr>
+        <w:t>Fetch</w:t>
+      </w:r>
+      <w:proofErr w:type="spellEnd"/>
+      <w:r>
+        <w:rPr>
+          <w:rFonts w:ascii="Times New Roman" w:hAnsi="Times New Roman" w:cs="Times New Roman"/>
+          <w:color w:val="000000"/>
+          <w:sz w:val="24"/>
+          <w:szCs w:val="24"/>
+        </w:rPr>
+        <w:t xml:space="preserve"> API) на языке JavaScript.</w:t>
+      </w:r>
+    </w:p>
+    <w:p>
+      <w:pPr>
+        <w:spacing w:after="0" w:line="240" w:lineRule="auto"/>
+        <w:ind w:firstLine="709"/>
+        <w:jc w:val="both"/>
+        <w:rPr>
+          <w:rFonts w:ascii="Times New Roman" w:hAnsi="Times New Roman" w:cs="Times New Roman"/>
+          <w:color w:val="000000"/>
+          <w:sz w:val="24"/>
+          <w:szCs w:val="24"/>
+        </w:rPr>
+      </w:pPr>
+      <w:r>
+        <w:rPr>
+          <w:rFonts w:ascii="Times New Roman" w:hAnsi="Times New Roman" w:cs="Times New Roman"/>
+          <w:color w:val="000000"/>
+          <w:sz w:val="24"/>
+          <w:szCs w:val="24"/>
+        </w:rPr>
+        <w:t xml:space="preserve">По результатам прохождения практики были достигнуты значительные успехи в профессиональном развитии. Были на практике закреплены знания основ адаптивной семантической верстки, освоены методы верстки многокомпонентных сеток с использованием </w:t>
+      </w:r>
+      <w:proofErr w:type="spellStart"/>
+      <w:r>
+        <w:rPr>
+          <w:rFonts w:ascii="Times New Roman" w:hAnsi="Times New Roman" w:cs="Times New Roman"/>
+          <w:color w:val="000000"/>
+          <w:sz w:val="24"/>
+          <w:szCs w:val="24"/>
+        </w:rPr>
+        <w:t>Flexbox</w:t>
+      </w:r>
+      <w:proofErr w:type="spellEnd"/>
+      <w:r>
+        <w:rPr>
+          <w:rFonts w:ascii="Times New Roman" w:hAnsi="Times New Roman" w:cs="Times New Roman"/>
+          <w:color w:val="000000"/>
+          <w:sz w:val="24"/>
+          <w:szCs w:val="24"/>
+        </w:rPr>
+        <w:t xml:space="preserve"> и CSS Grid. На высоком уровне освоены механизмы манипулирования элементами веб-страницы через объектную модель документа DOM (Document Object Model), а также методы асинхронного взаимодействия веб-интерфейсов с серверными ресурсами без необходимости полной перезагрузки страниц в браузере, что существенно повышает показатель отзывчивости интерфейсов (UX).</w:t>
+      </w:r>
+    </w:p>
+    <w:p>
+      <w:pPr>
+        <w:spacing w:after="0" w:line="240" w:lineRule="auto"/>
+        <w:ind w:firstLine="709"/>
+        <w:jc w:val="both"/>
+        <w:rPr>
+          <w:rFonts w:ascii="Times New Roman" w:hAnsi="Times New Roman" w:cs="Times New Roman"/>
+          <w:color w:val="000000"/>
+          <w:sz w:val="24"/>
+          <w:szCs w:val="24"/>
+        </w:rPr>
+      </w:pPr>
+      <w:r>
+        <w:rPr>
+          <w:rFonts w:ascii="Times New Roman" w:hAnsi="Times New Roman" w:cs="Times New Roman"/>
+          <w:color w:val="000000"/>
+          <w:sz w:val="24"/>
+          <w:szCs w:val="24"/>
+        </w:rPr>
+        <w:t>Ключевыми достижениями работы стали: полностью спроектированный, сверстанный и протестированный фронтенд-интерфейс презентационного лендинга спортивного клуба, а также комплексная, функциональная панель администратора, содержащая модули авторизации, обработки заявок, контроля абонементов клиентов и распределения прав доступа сотрудников с отзывчивым, интуитивно понятным интерфейсом.</w:t>
+      </w:r>
+    </w:p>
+    <w:p>
+      <w:pPr>
+        <w:spacing w:after="0" w:line="240" w:lineRule="auto"/>
+        <w:ind w:firstLine="709"/>
+        <w:jc w:val="both"/>
+        <w:rPr>
+          <w:rFonts w:ascii="Times New Roman" w:hAnsi="Times New Roman" w:cs="Times New Roman"/>
+          <w:color w:val="000000"/>
+          <w:sz w:val="24"/>
+          <w:szCs w:val="24"/>
+        </w:rPr>
+      </w:pPr>
+      <w:r>
+        <w:rPr>
+          <w:rFonts w:ascii="Times New Roman" w:hAnsi="Times New Roman" w:cs="Times New Roman"/>
+          <w:color w:val="000000"/>
+          <w:sz w:val="24"/>
+          <w:szCs w:val="24"/>
+        </w:rPr>
+        <w:t>На основании полученных результатов можно сделать вывод, что учебная практика пройдена успешно, все поставленные цели и задачи достигнуты в полном объеме. Сформирован базис для дальнейшего совершенствования профессионального мастерства. В качестве рекомендаций по развитию проекта «</w:t>
+      </w:r>
+      <w:proofErr w:type="spellStart"/>
+      <w:r>
+        <w:rPr>
+          <w:rFonts w:ascii="Times New Roman" w:hAnsi="Times New Roman" w:cs="Times New Roman"/>
+          <w:color w:val="000000"/>
+          <w:sz w:val="24"/>
+          <w:szCs w:val="24"/>
+        </w:rPr>
+        <w:t>сТ</w:t>
+      </w:r>
+      <w:proofErr w:type="spellEnd"/>
+      <w:r>
+        <w:rPr>
+          <w:rFonts w:ascii="Times New Roman" w:hAnsi="Times New Roman" w:cs="Times New Roman"/>
+          <w:color w:val="000000"/>
+          <w:sz w:val="24"/>
+          <w:szCs w:val="24"/>
+        </w:rPr>
+        <w:t xml:space="preserve">» можно выделить интеграцию разработанных интерфейсов со специализированными бэкенд-фреймворками (такими как </w:t>
+      </w:r>
+      <w:proofErr w:type="spellStart"/>
+      <w:r>
+        <w:rPr>
+          <w:rFonts w:ascii="Times New Roman" w:hAnsi="Times New Roman" w:cs="Times New Roman"/>
+          <w:color w:val="000000"/>
+          <w:sz w:val="24"/>
+          <w:szCs w:val="24"/>
+        </w:rPr>
+        <w:t>FastAPI</w:t>
+      </w:r>
+      <w:proofErr w:type="spellEnd"/>
+      <w:r>
+        <w:rPr>
+          <w:rFonts w:ascii="Times New Roman" w:hAnsi="Times New Roman" w:cs="Times New Roman"/>
+          <w:color w:val="000000"/>
+          <w:sz w:val="24"/>
+          <w:szCs w:val="24"/>
+        </w:rPr>
+        <w:t xml:space="preserve"> или </w:t>
+      </w:r>
+      <w:proofErr w:type="spellStart"/>
+      <w:r>
+        <w:rPr>
+          <w:rFonts w:ascii="Times New Roman" w:hAnsi="Times New Roman" w:cs="Times New Roman"/>
+          <w:color w:val="000000"/>
+          <w:sz w:val="24"/>
+          <w:szCs w:val="24"/>
+        </w:rPr>
+        <w:t>Django</w:t>
+      </w:r>
+      <w:proofErr w:type="spellEnd"/>
+      <w:r>
+        <w:rPr>
+          <w:rFonts w:ascii="Times New Roman" w:hAnsi="Times New Roman" w:cs="Times New Roman"/>
+          <w:color w:val="000000"/>
+          <w:sz w:val="24"/>
+          <w:szCs w:val="24"/>
+        </w:rPr>
+        <w:t>) и реляционными базами данных (</w:t>
+      </w:r>
+      <w:proofErr w:type="spellStart"/>
+      <w:r>
+        <w:rPr>
+          <w:rFonts w:ascii="Times New Roman" w:hAnsi="Times New Roman" w:cs="Times New Roman"/>
+          <w:color w:val="000000"/>
+          <w:sz w:val="24"/>
+          <w:szCs w:val="24"/>
+        </w:rPr>
+        <w:t>PostgreSQL</w:t>
+      </w:r>
+      <w:proofErr w:type="spellEnd"/>
+      <w:r>
+        <w:rPr>
+          <w:rFonts w:ascii="Times New Roman" w:hAnsi="Times New Roman" w:cs="Times New Roman"/>
+          <w:color w:val="000000"/>
+          <w:sz w:val="24"/>
+          <w:szCs w:val="24"/>
+        </w:rPr>
+        <w:t xml:space="preserve">, </w:t>
+      </w:r>
+      <w:proofErr w:type="spellStart"/>
+      <w:r>
+        <w:rPr>
+          <w:rFonts w:ascii="Times New Roman" w:hAnsi="Times New Roman" w:cs="Times New Roman"/>
+          <w:color w:val="000000"/>
+          <w:sz w:val="24"/>
+          <w:szCs w:val="24"/>
+        </w:rPr>
+        <w:t>SQLite</w:t>
+      </w:r>
+      <w:proofErr w:type="spellEnd"/>
+      <w:r>
+        <w:rPr>
+          <w:rFonts w:ascii="Times New Roman" w:hAnsi="Times New Roman" w:cs="Times New Roman"/>
+          <w:color w:val="000000"/>
+          <w:sz w:val="24"/>
+          <w:szCs w:val="24"/>
+        </w:rPr>
+        <w:t>) для долгосрочного хранения информации, а также внедрение полноценной системы ролевой защиты маршрутов на стороне веб-сервера.</w:t>
+      </w:r>
+    </w:p>
+    <w:p>
+      <w:pPr>
+        <w:spacing w:after="0" w:line="240" w:lineRule="auto"/>
+        <w:ind w:firstLine="709"/>
+        <w:jc w:val="both"/>
+        <w:rPr>
+          <w:rFonts w:ascii="Times New Roman" w:eastAsia="Times New Roman" w:hAnsi="Times New Roman" w:cs="Times New Roman"/>
+          <w:b/>
+          <w:bCs/>
+          <w:sz w:val="24"/>
+          <w:szCs w:val="24"/>
+          <w:lang w:eastAsia="ru-RU"/>
+        </w:rPr>
+      </w:pPr>
+    </w:p>
+    <w:p>
+      <w:pPr>
+        <w:spacing w:after="0" w:line="240" w:lineRule="auto"/>
         <w:ind w:firstLine="567"/>
-        <w:jc w:val="both"/>
-        <w:rPr>
-          <w:rFonts w:ascii="Times New Roman" w:hAnsi="Times New Roman" w:cs="Times New Roman"/>
-          <w:color w:val="000000"/>
-          <w:sz w:val="26"/>
-          <w:szCs w:val="26"/>
-        </w:rPr>
-      </w:pPr>
-    </w:p>
-    <w:p>
-      <w:pPr>
-        <w:spacing w:after="0" w:line="240" w:lineRule="auto"/>
-        <w:ind w:firstLine="567"/>
-        <w:jc w:val="both"/>
+        <w:jc w:val="center"/>
         <w:rPr>
           <w:rFonts w:ascii="Times New Roman" w:eastAsia="Times New Roman" w:hAnsi="Times New Roman" w:cs="Times New Roman"/>
           <w:b/>
@@ -5222,7 +5931,6 @@
     </w:p>
     <w:p>
       <w:pPr>
-        <w:spacing w:after="0" w:line="240" w:lineRule="auto"/>
         <w:rPr>
           <w:rFonts w:ascii="Times New Roman" w:eastAsia="Times New Roman" w:hAnsi="Times New Roman" w:cs="Times New Roman"/>
           <w:b/>
@@ -5232,10 +5940,7 @@
           <w:lang w:eastAsia="ru-RU"/>
         </w:rPr>
       </w:pPr>
-    </w:p>
-    <w:p>
-      <w:pPr>
-        <w:spacing w:after="0" w:line="240" w:lineRule="auto"/>
+      <w:r>
         <w:rPr>
           <w:rFonts w:ascii="Times New Roman" w:eastAsia="Times New Roman" w:hAnsi="Times New Roman" w:cs="Times New Roman"/>
           <w:b/>
@@ -5244,8 +5949,656 @@
           <w:szCs w:val="26"/>
           <w:lang w:eastAsia="ru-RU"/>
         </w:rPr>
-      </w:pPr>
-      <w:r>
+        <w:br w:type="page"/>
+      </w:r>
+    </w:p>
+    <w:p>
+      <w:pPr>
+        <w:pStyle w:val="1"/>
+        <w:spacing w:before="0" w:line="360" w:lineRule="auto"/>
+        <w:ind w:firstLine="709"/>
+        <w:jc w:val="center"/>
+        <w:rPr>
+          <w:rFonts w:eastAsia="Times New Roman"/>
+          <w:sz w:val="28"/>
+          <w:szCs w:val="28"/>
+          <w:lang w:eastAsia="ru-RU"/>
+        </w:rPr>
+      </w:pPr>
+      <w:bookmarkStart w:id="3" w:name="_Toc230550134"/>
+      <w:r>
+        <w:rPr>
+          <w:rFonts w:ascii="Times New Roman" w:eastAsia="Times New Roman" w:hAnsi="Times New Roman" w:cs="Times New Roman"/>
+          <w:b/>
+          <w:bCs/>
+          <w:color w:val="auto"/>
+          <w:sz w:val="24"/>
+          <w:szCs w:val="24"/>
+          <w:lang w:eastAsia="ru-RU"/>
+        </w:rPr>
+        <w:lastRenderedPageBreak/>
+        <w:t>СПИСОК ИСПОЛЬЗОВАННЫХ ИСТОЧНИКОВ</w:t>
+      </w:r>
+      <w:bookmarkEnd w:id="3"/>
+    </w:p>
+    <w:p>
+      <w:pPr>
+        <w:spacing w:after="0" w:line="360" w:lineRule="auto"/>
+        <w:ind w:firstLine="709"/>
+        <w:jc w:val="both"/>
+        <w:rPr>
+          <w:rFonts w:ascii="Times New Roman" w:eastAsia="Times New Roman" w:hAnsi="Times New Roman" w:cs="Times New Roman"/>
+          <w:b/>
+          <w:bCs/>
+          <w:sz w:val="24"/>
+          <w:szCs w:val="24"/>
+          <w:lang w:eastAsia="ru-RU"/>
+        </w:rPr>
+      </w:pPr>
+    </w:p>
+    <w:p>
+      <w:pPr>
+        <w:pStyle w:val="a3"/>
+        <w:numPr>
+          <w:ilvl w:val="0"/>
+          <w:numId w:val="35"/>
+        </w:numPr>
+        <w:tabs>
+          <w:tab w:val="right" w:pos="993"/>
+        </w:tabs>
+        <w:spacing w:after="0" w:line="360" w:lineRule="auto"/>
+        <w:ind w:left="0" w:firstLine="709"/>
+        <w:jc w:val="both"/>
+        <w:rPr>
+          <w:rFonts w:ascii="Times New Roman" w:hAnsi="Times New Roman" w:cs="Times New Roman"/>
+          <w:color w:val="000000"/>
+          <w:sz w:val="24"/>
+          <w:szCs w:val="24"/>
+        </w:rPr>
+      </w:pPr>
+      <w:r>
+        <w:rPr>
+          <w:rFonts w:ascii="Times New Roman" w:hAnsi="Times New Roman" w:cs="Times New Roman"/>
+          <w:color w:val="000000"/>
+          <w:sz w:val="24"/>
+          <w:szCs w:val="24"/>
+        </w:rPr>
+        <w:t xml:space="preserve">ГОСТ </w:t>
+      </w:r>
+      <w:proofErr w:type="gramStart"/>
+      <w:r>
+        <w:rPr>
+          <w:rFonts w:ascii="Times New Roman" w:hAnsi="Times New Roman" w:cs="Times New Roman"/>
+          <w:color w:val="000000"/>
+          <w:sz w:val="24"/>
+          <w:szCs w:val="24"/>
+        </w:rPr>
+        <w:t>34.602-2020</w:t>
+      </w:r>
+      <w:proofErr w:type="gramEnd"/>
+      <w:r>
+        <w:rPr>
+          <w:rFonts w:ascii="Times New Roman" w:hAnsi="Times New Roman" w:cs="Times New Roman"/>
+          <w:color w:val="000000"/>
+          <w:sz w:val="24"/>
+          <w:szCs w:val="24"/>
+        </w:rPr>
+        <w:t xml:space="preserve">. «Единая система программной документации. Техническое задание. Требования к содержанию и оформлению» [Электронный ресурс]. – URL: </w:t>
+      </w:r>
+      <w:hyperlink r:id="rId15" w:history="1">
+        <w:r>
+          <w:rPr>
+            <w:rStyle w:val="ac"/>
+            <w:rFonts w:ascii="Times New Roman" w:hAnsi="Times New Roman" w:cs="Times New Roman"/>
+            <w:sz w:val="24"/>
+            <w:szCs w:val="24"/>
+          </w:rPr>
+          <w:t>https://www.swrit.ru/doc/gost34/34.602-2020.pdf</w:t>
+        </w:r>
+      </w:hyperlink>
+      <w:r>
+        <w:rPr>
+          <w:rFonts w:ascii="Times New Roman" w:hAnsi="Times New Roman" w:cs="Times New Roman"/>
+          <w:color w:val="000000"/>
+          <w:sz w:val="24"/>
+          <w:szCs w:val="24"/>
+        </w:rPr>
+        <w:t xml:space="preserve"> (</w:t>
+      </w:r>
+      <w:r>
+        <w:rPr>
+          <w:rFonts w:ascii="Times New Roman" w:hAnsi="Times New Roman" w:cs="Times New Roman"/>
+          <w:color w:val="000000"/>
+          <w:sz w:val="24"/>
+          <w:szCs w:val="24"/>
+        </w:rPr>
+        <w:t>дата обращения: 24.05.2026).</w:t>
+      </w:r>
+    </w:p>
+    <w:p>
+      <w:pPr>
+        <w:pStyle w:val="a3"/>
+        <w:numPr>
+          <w:ilvl w:val="0"/>
+          <w:numId w:val="35"/>
+        </w:numPr>
+        <w:tabs>
+          <w:tab w:val="right" w:pos="993"/>
+        </w:tabs>
+        <w:spacing w:after="0" w:line="360" w:lineRule="auto"/>
+        <w:ind w:left="0" w:firstLine="709"/>
+        <w:jc w:val="both"/>
+        <w:rPr>
+          <w:rFonts w:ascii="Times New Roman" w:hAnsi="Times New Roman" w:cs="Times New Roman"/>
+          <w:color w:val="000000"/>
+          <w:sz w:val="24"/>
+          <w:szCs w:val="24"/>
+        </w:rPr>
+      </w:pPr>
+      <w:r>
+        <w:rPr>
+          <w:rFonts w:ascii="Times New Roman" w:hAnsi="Times New Roman" w:cs="Times New Roman"/>
+          <w:color w:val="000000"/>
+          <w:sz w:val="24"/>
+          <w:szCs w:val="24"/>
+        </w:rPr>
+        <w:t xml:space="preserve">MDN Web </w:t>
+      </w:r>
+      <w:proofErr w:type="spellStart"/>
+      <w:r>
+        <w:rPr>
+          <w:rFonts w:ascii="Times New Roman" w:hAnsi="Times New Roman" w:cs="Times New Roman"/>
+          <w:color w:val="000000"/>
+          <w:sz w:val="24"/>
+          <w:szCs w:val="24"/>
+        </w:rPr>
+        <w:t>Docs</w:t>
+      </w:r>
+      <w:proofErr w:type="spellEnd"/>
+      <w:r>
+        <w:rPr>
+          <w:rFonts w:ascii="Times New Roman" w:hAnsi="Times New Roman" w:cs="Times New Roman"/>
+          <w:color w:val="000000"/>
+          <w:sz w:val="24"/>
+          <w:szCs w:val="24"/>
+        </w:rPr>
+        <w:t xml:space="preserve">. HTML: </w:t>
+      </w:r>
+      <w:proofErr w:type="spellStart"/>
+      <w:r>
+        <w:rPr>
+          <w:rFonts w:ascii="Times New Roman" w:hAnsi="Times New Roman" w:cs="Times New Roman"/>
+          <w:color w:val="000000"/>
+          <w:sz w:val="24"/>
+          <w:szCs w:val="24"/>
+        </w:rPr>
+        <w:t>HyperText</w:t>
+      </w:r>
+      <w:proofErr w:type="spellEnd"/>
+      <w:r>
+        <w:rPr>
+          <w:rFonts w:ascii="Times New Roman" w:hAnsi="Times New Roman" w:cs="Times New Roman"/>
+          <w:color w:val="000000"/>
+          <w:sz w:val="24"/>
+          <w:szCs w:val="24"/>
+        </w:rPr>
+        <w:t xml:space="preserve"> </w:t>
+      </w:r>
+      <w:proofErr w:type="spellStart"/>
+      <w:r>
+        <w:rPr>
+          <w:rFonts w:ascii="Times New Roman" w:hAnsi="Times New Roman" w:cs="Times New Roman"/>
+          <w:color w:val="000000"/>
+          <w:sz w:val="24"/>
+          <w:szCs w:val="24"/>
+        </w:rPr>
+        <w:t>Markup</w:t>
+      </w:r>
+      <w:proofErr w:type="spellEnd"/>
+      <w:r>
+        <w:rPr>
+          <w:rFonts w:ascii="Times New Roman" w:hAnsi="Times New Roman" w:cs="Times New Roman"/>
+          <w:color w:val="000000"/>
+          <w:sz w:val="24"/>
+          <w:szCs w:val="24"/>
+        </w:rPr>
+        <w:t xml:space="preserve"> Language (Гипертекстовый язык разметки) [Электронный ресурс]. – URL: https://developer.mozilla.org/ru/docs/Web/HTML (дата обращения: 24.05.2026).</w:t>
+      </w:r>
+    </w:p>
+    <w:p>
+      <w:pPr>
+        <w:pStyle w:val="a3"/>
+        <w:numPr>
+          <w:ilvl w:val="0"/>
+          <w:numId w:val="35"/>
+        </w:numPr>
+        <w:tabs>
+          <w:tab w:val="right" w:pos="993"/>
+        </w:tabs>
+        <w:spacing w:after="0" w:line="360" w:lineRule="auto"/>
+        <w:ind w:left="0" w:firstLine="709"/>
+        <w:jc w:val="both"/>
+        <w:rPr>
+          <w:rFonts w:ascii="Times New Roman" w:hAnsi="Times New Roman" w:cs="Times New Roman"/>
+          <w:color w:val="000000"/>
+          <w:sz w:val="24"/>
+          <w:szCs w:val="24"/>
+        </w:rPr>
+      </w:pPr>
+      <w:r>
+        <w:rPr>
+          <w:rFonts w:ascii="Times New Roman" w:hAnsi="Times New Roman" w:cs="Times New Roman"/>
+          <w:color w:val="000000"/>
+          <w:sz w:val="24"/>
+          <w:szCs w:val="24"/>
+        </w:rPr>
+        <w:t xml:space="preserve">MDN Web </w:t>
+      </w:r>
+      <w:proofErr w:type="spellStart"/>
+      <w:r>
+        <w:rPr>
+          <w:rFonts w:ascii="Times New Roman" w:hAnsi="Times New Roman" w:cs="Times New Roman"/>
+          <w:color w:val="000000"/>
+          <w:sz w:val="24"/>
+          <w:szCs w:val="24"/>
+        </w:rPr>
+        <w:t>Docs</w:t>
+      </w:r>
+      <w:proofErr w:type="spellEnd"/>
+      <w:r>
+        <w:rPr>
+          <w:rFonts w:ascii="Times New Roman" w:hAnsi="Times New Roman" w:cs="Times New Roman"/>
+          <w:color w:val="000000"/>
+          <w:sz w:val="24"/>
+          <w:szCs w:val="24"/>
+        </w:rPr>
+        <w:t xml:space="preserve">. CSS: </w:t>
+      </w:r>
+      <w:proofErr w:type="spellStart"/>
+      <w:r>
+        <w:rPr>
+          <w:rFonts w:ascii="Times New Roman" w:hAnsi="Times New Roman" w:cs="Times New Roman"/>
+          <w:color w:val="000000"/>
+          <w:sz w:val="24"/>
+          <w:szCs w:val="24"/>
+        </w:rPr>
+        <w:t>Cascading</w:t>
+      </w:r>
+      <w:proofErr w:type="spellEnd"/>
+      <w:r>
+        <w:rPr>
+          <w:rFonts w:ascii="Times New Roman" w:hAnsi="Times New Roman" w:cs="Times New Roman"/>
+          <w:color w:val="000000"/>
+          <w:sz w:val="24"/>
+          <w:szCs w:val="24"/>
+        </w:rPr>
+        <w:t xml:space="preserve"> Style </w:t>
+      </w:r>
+      <w:proofErr w:type="spellStart"/>
+      <w:r>
+        <w:rPr>
+          <w:rFonts w:ascii="Times New Roman" w:hAnsi="Times New Roman" w:cs="Times New Roman"/>
+          <w:color w:val="000000"/>
+          <w:sz w:val="24"/>
+          <w:szCs w:val="24"/>
+        </w:rPr>
+        <w:t>Sheets</w:t>
+      </w:r>
+      <w:proofErr w:type="spellEnd"/>
+      <w:r>
+        <w:rPr>
+          <w:rFonts w:ascii="Times New Roman" w:hAnsi="Times New Roman" w:cs="Times New Roman"/>
+          <w:color w:val="000000"/>
+          <w:sz w:val="24"/>
+          <w:szCs w:val="24"/>
+        </w:rPr>
+        <w:t xml:space="preserve"> (Каскадные таблицы стилей) [Электронный ресурс]. – URL: https://developer.mozilla.org/ru/docs/Web/CSS (дата обращения: 24.05.2026).</w:t>
+      </w:r>
+    </w:p>
+    <w:p>
+      <w:pPr>
+        <w:pStyle w:val="a3"/>
+        <w:numPr>
+          <w:ilvl w:val="0"/>
+          <w:numId w:val="35"/>
+        </w:numPr>
+        <w:tabs>
+          <w:tab w:val="right" w:pos="993"/>
+        </w:tabs>
+        <w:spacing w:after="0" w:line="360" w:lineRule="auto"/>
+        <w:ind w:left="0" w:firstLine="709"/>
+        <w:jc w:val="both"/>
+        <w:rPr>
+          <w:rFonts w:ascii="Times New Roman" w:hAnsi="Times New Roman" w:cs="Times New Roman"/>
+          <w:color w:val="000000"/>
+          <w:sz w:val="24"/>
+          <w:szCs w:val="24"/>
+        </w:rPr>
+      </w:pPr>
+      <w:proofErr w:type="spellStart"/>
+      <w:r>
+        <w:rPr>
+          <w:rFonts w:ascii="Times New Roman" w:hAnsi="Times New Roman" w:cs="Times New Roman"/>
+          <w:color w:val="000000"/>
+          <w:sz w:val="24"/>
+          <w:szCs w:val="24"/>
+        </w:rPr>
+        <w:t>Хабр</w:t>
+      </w:r>
+      <w:proofErr w:type="spellEnd"/>
+      <w:r>
+        <w:rPr>
+          <w:rFonts w:ascii="Times New Roman" w:hAnsi="Times New Roman" w:cs="Times New Roman"/>
+          <w:color w:val="000000"/>
+          <w:sz w:val="24"/>
+          <w:szCs w:val="24"/>
+        </w:rPr>
+        <w:t>. Базовая структура HTML-документа и современные стандарты верстки [Электронный ресурс]. – URL: https://habr.com/ru/companies/macloud/articles/555082/ (дата обращения: 24.05.2026).</w:t>
+      </w:r>
+    </w:p>
+    <w:p>
+      <w:pPr>
+        <w:pStyle w:val="a3"/>
+        <w:numPr>
+          <w:ilvl w:val="0"/>
+          <w:numId w:val="35"/>
+        </w:numPr>
+        <w:tabs>
+          <w:tab w:val="right" w:pos="993"/>
+        </w:tabs>
+        <w:spacing w:after="0" w:line="360" w:lineRule="auto"/>
+        <w:ind w:left="0" w:firstLine="709"/>
+        <w:jc w:val="both"/>
+        <w:rPr>
+          <w:rFonts w:ascii="Times New Roman" w:hAnsi="Times New Roman" w:cs="Times New Roman"/>
+          <w:color w:val="000000"/>
+          <w:sz w:val="24"/>
+          <w:szCs w:val="24"/>
+        </w:rPr>
+      </w:pPr>
+      <w:r>
+        <w:rPr>
+          <w:rFonts w:ascii="Times New Roman" w:hAnsi="Times New Roman" w:cs="Times New Roman"/>
+          <w:color w:val="000000"/>
+          <w:sz w:val="24"/>
+          <w:szCs w:val="24"/>
+        </w:rPr>
+        <w:t>HTML5BOOK. Формы в HTML5, элементы управления и атрибуты валидации [Электронный ресурс]. – URL: https://html5book.ru/formy/ (дата обращения: 24.05.2026).</w:t>
+      </w:r>
+    </w:p>
+    <w:p>
+      <w:pPr>
+        <w:pStyle w:val="a3"/>
+        <w:numPr>
+          <w:ilvl w:val="0"/>
+          <w:numId w:val="35"/>
+        </w:numPr>
+        <w:tabs>
+          <w:tab w:val="right" w:pos="993"/>
+        </w:tabs>
+        <w:spacing w:after="0" w:line="360" w:lineRule="auto"/>
+        <w:ind w:left="0" w:firstLine="709"/>
+        <w:jc w:val="both"/>
+        <w:rPr>
+          <w:rFonts w:ascii="Times New Roman" w:hAnsi="Times New Roman" w:cs="Times New Roman"/>
+          <w:color w:val="000000"/>
+          <w:sz w:val="24"/>
+          <w:szCs w:val="24"/>
+        </w:rPr>
+      </w:pPr>
+      <w:r>
+        <w:rPr>
+          <w:rFonts w:ascii="Times New Roman" w:hAnsi="Times New Roman" w:cs="Times New Roman"/>
+          <w:color w:val="000000"/>
+          <w:sz w:val="24"/>
+          <w:szCs w:val="24"/>
+        </w:rPr>
+        <w:t xml:space="preserve">Web-стандарты. Полное руководство по CSS </w:t>
+      </w:r>
+      <w:proofErr w:type="spellStart"/>
+      <w:r>
+        <w:rPr>
+          <w:rFonts w:ascii="Times New Roman" w:hAnsi="Times New Roman" w:cs="Times New Roman"/>
+          <w:color w:val="000000"/>
+          <w:sz w:val="24"/>
+          <w:szCs w:val="24"/>
+        </w:rPr>
+        <w:t>Flexbox</w:t>
+      </w:r>
+      <w:proofErr w:type="spellEnd"/>
+      <w:r>
+        <w:rPr>
+          <w:rFonts w:ascii="Times New Roman" w:hAnsi="Times New Roman" w:cs="Times New Roman"/>
+          <w:color w:val="000000"/>
+          <w:sz w:val="24"/>
+          <w:szCs w:val="24"/>
+        </w:rPr>
+        <w:t xml:space="preserve"> [Электронный ресурс]. – URL: https://web-standards.ru/articles/flexbox-guide/ (дата обращения: 24.05.2026).</w:t>
+      </w:r>
+    </w:p>
+    <w:p>
+      <w:pPr>
+        <w:pStyle w:val="a3"/>
+        <w:numPr>
+          <w:ilvl w:val="0"/>
+          <w:numId w:val="35"/>
+        </w:numPr>
+        <w:tabs>
+          <w:tab w:val="right" w:pos="993"/>
+        </w:tabs>
+        <w:spacing w:after="0" w:line="360" w:lineRule="auto"/>
+        <w:ind w:left="0" w:firstLine="709"/>
+        <w:jc w:val="both"/>
+        <w:rPr>
+          <w:rFonts w:ascii="Times New Roman" w:hAnsi="Times New Roman" w:cs="Times New Roman"/>
+          <w:color w:val="000000"/>
+          <w:sz w:val="24"/>
+          <w:szCs w:val="24"/>
+        </w:rPr>
+      </w:pPr>
+      <w:r>
+        <w:rPr>
+          <w:rFonts w:ascii="Times New Roman" w:hAnsi="Times New Roman" w:cs="Times New Roman"/>
+          <w:color w:val="000000"/>
+          <w:sz w:val="24"/>
+          <w:szCs w:val="24"/>
+        </w:rPr>
+        <w:t>METANIT.COM. Селекторы и основы стилизации веб-интерфейсов [Электронный ресурс]. – URL: https://metanit.com/web/html5/5.2.php (дата обращения: 24.05.2026).</w:t>
+      </w:r>
+    </w:p>
+    <w:p>
+      <w:pPr>
+        <w:pStyle w:val="a3"/>
+        <w:numPr>
+          <w:ilvl w:val="0"/>
+          <w:numId w:val="35"/>
+        </w:numPr>
+        <w:tabs>
+          <w:tab w:val="right" w:pos="993"/>
+        </w:tabs>
+        <w:spacing w:after="0" w:line="360" w:lineRule="auto"/>
+        <w:ind w:left="0" w:firstLine="709"/>
+        <w:jc w:val="both"/>
+        <w:rPr>
+          <w:rFonts w:ascii="Times New Roman" w:hAnsi="Times New Roman" w:cs="Times New Roman"/>
+          <w:color w:val="000000"/>
+          <w:sz w:val="24"/>
+          <w:szCs w:val="24"/>
+        </w:rPr>
+      </w:pPr>
+      <w:r>
+        <w:rPr>
+          <w:rFonts w:ascii="Times New Roman" w:hAnsi="Times New Roman" w:cs="Times New Roman"/>
+          <w:color w:val="000000"/>
+          <w:sz w:val="24"/>
+          <w:szCs w:val="24"/>
+        </w:rPr>
+        <w:t>METANIT.COM. Создание макета страницы и современная блочная верстка [Электронный ресурс]. – URL: https://metanit.com/web/html5/8.1.php (дата обращения: 24.05.2026).</w:t>
+      </w:r>
+    </w:p>
+    <w:p>
+      <w:pPr>
+        <w:pStyle w:val="a3"/>
+        <w:numPr>
+          <w:ilvl w:val="0"/>
+          <w:numId w:val="35"/>
+        </w:numPr>
+        <w:tabs>
+          <w:tab w:val="right" w:pos="993"/>
+        </w:tabs>
+        <w:spacing w:after="0" w:line="360" w:lineRule="auto"/>
+        <w:ind w:left="0" w:firstLine="709"/>
+        <w:jc w:val="both"/>
+        <w:rPr>
+          <w:rFonts w:ascii="Times New Roman" w:hAnsi="Times New Roman" w:cs="Times New Roman"/>
+          <w:color w:val="000000"/>
+          <w:sz w:val="24"/>
+          <w:szCs w:val="24"/>
+        </w:rPr>
+      </w:pPr>
+      <w:proofErr w:type="spellStart"/>
+      <w:r>
+        <w:rPr>
+          <w:rFonts w:ascii="Times New Roman" w:hAnsi="Times New Roman" w:cs="Times New Roman"/>
+          <w:color w:val="000000"/>
+          <w:sz w:val="24"/>
+          <w:szCs w:val="24"/>
+        </w:rPr>
+        <w:t>Трепачёв</w:t>
+      </w:r>
+      <w:proofErr w:type="spellEnd"/>
+      <w:r>
+        <w:rPr>
+          <w:rFonts w:ascii="Times New Roman" w:hAnsi="Times New Roman" w:cs="Times New Roman"/>
+          <w:color w:val="000000"/>
+          <w:sz w:val="24"/>
+          <w:szCs w:val="24"/>
+        </w:rPr>
+        <w:t xml:space="preserve"> Дмитрий. Основной учебник JavaScript для веб-разработчиков [Электронный ресурс]. – URL: https://code.mu/ru/javascript/book/prime/ (дата обращения: 24.05.2026).</w:t>
+      </w:r>
+    </w:p>
+    <w:p>
+      <w:pPr>
+        <w:pStyle w:val="a3"/>
+        <w:numPr>
+          <w:ilvl w:val="0"/>
+          <w:numId w:val="35"/>
+        </w:numPr>
+        <w:tabs>
+          <w:tab w:val="right" w:pos="993"/>
+        </w:tabs>
+        <w:spacing w:after="0" w:line="360" w:lineRule="auto"/>
+        <w:ind w:left="0" w:firstLine="709"/>
+        <w:jc w:val="both"/>
+        <w:rPr>
+          <w:rFonts w:ascii="Times New Roman" w:hAnsi="Times New Roman" w:cs="Times New Roman"/>
+          <w:color w:val="000000"/>
+          <w:sz w:val="24"/>
+          <w:szCs w:val="24"/>
+        </w:rPr>
+      </w:pPr>
+      <w:proofErr w:type="spellStart"/>
+      <w:r>
+        <w:rPr>
+          <w:rFonts w:ascii="Times New Roman" w:hAnsi="Times New Roman" w:cs="Times New Roman"/>
+          <w:color w:val="000000"/>
+          <w:sz w:val="24"/>
+          <w:szCs w:val="24"/>
+        </w:rPr>
+        <w:t>Learn</w:t>
+      </w:r>
+      <w:proofErr w:type="spellEnd"/>
+      <w:r>
+        <w:rPr>
+          <w:rFonts w:ascii="Times New Roman" w:hAnsi="Times New Roman" w:cs="Times New Roman"/>
+          <w:color w:val="000000"/>
+          <w:sz w:val="24"/>
+          <w:szCs w:val="24"/>
+        </w:rPr>
+        <w:t xml:space="preserve"> JavaScript. Асинхронные запросы и </w:t>
+      </w:r>
+      <w:proofErr w:type="spellStart"/>
+      <w:r>
+        <w:rPr>
+          <w:rFonts w:ascii="Times New Roman" w:hAnsi="Times New Roman" w:cs="Times New Roman"/>
+          <w:color w:val="000000"/>
+          <w:sz w:val="24"/>
+          <w:szCs w:val="24"/>
+        </w:rPr>
+        <w:t>Fetch</w:t>
+      </w:r>
+      <w:proofErr w:type="spellEnd"/>
+      <w:r>
+        <w:rPr>
+          <w:rFonts w:ascii="Times New Roman" w:hAnsi="Times New Roman" w:cs="Times New Roman"/>
+          <w:color w:val="000000"/>
+          <w:sz w:val="24"/>
+          <w:szCs w:val="24"/>
+        </w:rPr>
+        <w:t xml:space="preserve"> API [Электронный ресурс]. – URL: https://learn.javascript.ru/fetch (дата обращения: 24.05.2026).</w:t>
+      </w:r>
+    </w:p>
+    <w:p>
+      <w:pPr>
+        <w:spacing w:after="0" w:line="360" w:lineRule="auto"/>
+        <w:ind w:firstLine="709"/>
+        <w:jc w:val="both"/>
+        <w:rPr>
+          <w:rFonts w:ascii="Times New Roman" w:eastAsia="Times New Roman" w:hAnsi="Times New Roman" w:cs="Times New Roman"/>
+          <w:b/>
+          <w:bCs/>
+          <w:sz w:val="24"/>
+          <w:szCs w:val="24"/>
+          <w:lang w:eastAsia="ru-RU"/>
+        </w:rPr>
+      </w:pPr>
+    </w:p>
+    <w:p>
+      <w:pPr>
+        <w:spacing w:after="0" w:line="360" w:lineRule="auto"/>
+        <w:ind w:firstLine="709"/>
+        <w:jc w:val="both"/>
+        <w:rPr>
+          <w:rFonts w:ascii="Times New Roman" w:eastAsia="Times New Roman" w:hAnsi="Times New Roman" w:cs="Times New Roman"/>
+          <w:b/>
+          <w:bCs/>
+          <w:sz w:val="24"/>
+          <w:szCs w:val="24"/>
+          <w:lang w:eastAsia="ru-RU"/>
+        </w:rPr>
+      </w:pPr>
+    </w:p>
+    <w:p>
+      <w:pPr>
+        <w:spacing w:after="0" w:line="360" w:lineRule="auto"/>
+        <w:ind w:firstLine="709"/>
+        <w:jc w:val="both"/>
+        <w:rPr>
+          <w:rFonts w:ascii="Times New Roman" w:eastAsia="Times New Roman" w:hAnsi="Times New Roman" w:cs="Times New Roman"/>
+          <w:b/>
+          <w:bCs/>
+          <w:sz w:val="24"/>
+          <w:szCs w:val="24"/>
+          <w:lang w:eastAsia="ru-RU"/>
+        </w:rPr>
+      </w:pPr>
+      <w:r>
+        <w:rPr>
+          <w:rFonts w:ascii="Times New Roman" w:eastAsia="Times New Roman" w:hAnsi="Times New Roman" w:cs="Times New Roman"/>
+          <w:b/>
+          <w:bCs/>
+          <w:sz w:val="24"/>
+          <w:szCs w:val="24"/>
+          <w:lang w:eastAsia="ru-RU"/>
+        </w:rPr>
+        <w:br w:type="page"/>
+      </w:r>
+    </w:p>
+    <w:p>
+      <w:pPr>
+        <w:spacing w:after="0" w:line="240" w:lineRule="auto"/>
+        <w:ind w:firstLine="567"/>
+        <w:jc w:val="center"/>
         <w:rPr>
           <w:rFonts w:ascii="Times New Roman" w:eastAsia="Times New Roman" w:hAnsi="Times New Roman" w:cs="Times New Roman"/>
           <w:b/>
@@ -5254,33 +6607,7 @@
           <w:szCs w:val="26"/>
           <w:lang w:eastAsia="ru-RU"/>
         </w:rPr>
-        <w:br w:type="page"/>
-      </w:r>
-    </w:p>
-    <w:p>
-      <w:pPr>
-        <w:pStyle w:val="1"/>
-        <w:jc w:val="center"/>
-        <w:rPr>
-          <w:rFonts w:eastAsia="Times New Roman"/>
-          <w:lang w:eastAsia="ru-RU"/>
-        </w:rPr>
-      </w:pPr>
-      <w:bookmarkStart w:id="2" w:name="_Toc230550133"/>
-      <w:r>
-        <w:rPr>
-          <w:rFonts w:ascii="Times New Roman" w:eastAsia="Times New Roman" w:hAnsi="Times New Roman" w:cs="Times New Roman"/>
-          <w:b/>
-          <w:bCs/>
-          <w:color w:val="auto"/>
-          <w:sz w:val="26"/>
-          <w:szCs w:val="26"/>
-          <w:lang w:eastAsia="ru-RU"/>
-        </w:rPr>
-        <w:lastRenderedPageBreak/>
-        <w:t>ЗАКЛЮЧЕНИЕ</w:t>
-      </w:r>
-      <w:bookmarkEnd w:id="2"/>
+      </w:pPr>
     </w:p>
     <w:p>
       <w:pPr>
@@ -5293,7 +6620,7 @@
           <w:bCs/>
           <w:sz w:val="26"/>
           <w:szCs w:val="26"/>
-          <w:lang w:val="en-US" w:eastAsia="ru-RU"/>
+          <w:lang w:eastAsia="ru-RU"/>
         </w:rPr>
       </w:pPr>
     </w:p>
@@ -5301,256 +6628,7 @@
       <w:pPr>
         <w:spacing w:after="0" w:line="240" w:lineRule="auto"/>
         <w:ind w:firstLine="567"/>
-        <w:jc w:val="both"/>
-        <w:rPr>
-          <w:rFonts w:ascii="Times New Roman" w:hAnsi="Times New Roman" w:cs="Times New Roman"/>
-          <w:color w:val="000000"/>
-          <w:sz w:val="26"/>
-          <w:szCs w:val="26"/>
-        </w:rPr>
-      </w:pPr>
-      <w:r>
-        <w:rPr>
-          <w:rFonts w:ascii="Times New Roman" w:hAnsi="Times New Roman" w:cs="Times New Roman"/>
-          <w:color w:val="000000"/>
-          <w:sz w:val="26"/>
-          <w:szCs w:val="26"/>
-        </w:rPr>
-        <w:t xml:space="preserve">В период прохождения учебной практики с «15» июня 2026 г. по «20» июня 2026 г. на базе Государственного автономного профессионального образовательного учреждения «Стерлитамакский колледж строительства и профессиональных технологий» (ГАПОУ </w:t>
-      </w:r>
-      <w:proofErr w:type="spellStart"/>
-      <w:r>
-        <w:rPr>
-          <w:rFonts w:ascii="Times New Roman" w:hAnsi="Times New Roman" w:cs="Times New Roman"/>
-          <w:color w:val="000000"/>
-          <w:sz w:val="26"/>
-          <w:szCs w:val="26"/>
-        </w:rPr>
-        <w:t>СКСиПТ</w:t>
-      </w:r>
-      <w:proofErr w:type="spellEnd"/>
-      <w:r>
-        <w:rPr>
-          <w:rFonts w:ascii="Times New Roman" w:hAnsi="Times New Roman" w:cs="Times New Roman"/>
-          <w:color w:val="000000"/>
-          <w:sz w:val="26"/>
-          <w:szCs w:val="26"/>
-        </w:rPr>
-        <w:t>) были в полном объеме выполнены задачи проектирования, разработки дизайна и верстки программных интерфейсов для спортивного клуба «STRIKE».</w:t>
-      </w:r>
-    </w:p>
-    <w:p>
-      <w:pPr>
-        <w:spacing w:after="0" w:line="240" w:lineRule="auto"/>
-        <w:ind w:firstLine="567"/>
-        <w:jc w:val="both"/>
-        <w:rPr>
-          <w:rFonts w:ascii="Times New Roman" w:hAnsi="Times New Roman" w:cs="Times New Roman"/>
-          <w:color w:val="000000"/>
-          <w:sz w:val="26"/>
-          <w:szCs w:val="26"/>
-        </w:rPr>
-      </w:pPr>
-      <w:r>
-        <w:rPr>
-          <w:rFonts w:ascii="Times New Roman" w:hAnsi="Times New Roman" w:cs="Times New Roman"/>
-          <w:color w:val="000000"/>
-          <w:sz w:val="26"/>
-          <w:szCs w:val="26"/>
-        </w:rPr>
-        <w:t>В ходе практики на меня были возложены обязанности веб-разработчика и UI/UX-проектировщика. В спектр моих регулярных задач входили: глубокий анализ проектных требований заказчика на базе исходного ТЗ, проектирование логической архитектуры клиентской и административной областей веб-приложения, написание кроссплатформенной разметки на HTML5, разработка каскадных стилей на CSS3 с обеспечением адаптивности к мобильным устройствам, программирование сценариев динамической валидации форм и организация асинхронного обмена данными по технологии AJAX (</w:t>
-      </w:r>
-      <w:proofErr w:type="spellStart"/>
-      <w:r>
-        <w:rPr>
-          <w:rFonts w:ascii="Times New Roman" w:hAnsi="Times New Roman" w:cs="Times New Roman"/>
-          <w:color w:val="000000"/>
-          <w:sz w:val="26"/>
-          <w:szCs w:val="26"/>
-        </w:rPr>
-        <w:t>Fetch</w:t>
-      </w:r>
-      <w:proofErr w:type="spellEnd"/>
-      <w:r>
-        <w:rPr>
-          <w:rFonts w:ascii="Times New Roman" w:hAnsi="Times New Roman" w:cs="Times New Roman"/>
-          <w:color w:val="000000"/>
-          <w:sz w:val="26"/>
-          <w:szCs w:val="26"/>
-        </w:rPr>
-        <w:t xml:space="preserve"> API) на языке JavaScript.</w:t>
-      </w:r>
-    </w:p>
-    <w:p>
-      <w:pPr>
-        <w:spacing w:after="0" w:line="240" w:lineRule="auto"/>
-        <w:ind w:firstLine="567"/>
-        <w:jc w:val="both"/>
-        <w:rPr>
-          <w:rFonts w:ascii="Times New Roman" w:hAnsi="Times New Roman" w:cs="Times New Roman"/>
-          <w:color w:val="000000"/>
-          <w:sz w:val="26"/>
-          <w:szCs w:val="26"/>
-        </w:rPr>
-      </w:pPr>
-      <w:r>
-        <w:rPr>
-          <w:rFonts w:ascii="Times New Roman" w:hAnsi="Times New Roman" w:cs="Times New Roman"/>
-          <w:color w:val="000000"/>
-          <w:sz w:val="26"/>
-          <w:szCs w:val="26"/>
-        </w:rPr>
-        <w:t xml:space="preserve">По результатам прохождения практики были достигнуты значительные успехи в профессиональном развитии. Были на практике закреплены знания основ адаптивной семантической верстки, освоены методы верстки многокомпонентных сеток с использованием </w:t>
-      </w:r>
-      <w:proofErr w:type="spellStart"/>
-      <w:r>
-        <w:rPr>
-          <w:rFonts w:ascii="Times New Roman" w:hAnsi="Times New Roman" w:cs="Times New Roman"/>
-          <w:color w:val="000000"/>
-          <w:sz w:val="26"/>
-          <w:szCs w:val="26"/>
-        </w:rPr>
-        <w:t>Flexbox</w:t>
-      </w:r>
-      <w:proofErr w:type="spellEnd"/>
-      <w:r>
-        <w:rPr>
-          <w:rFonts w:ascii="Times New Roman" w:hAnsi="Times New Roman" w:cs="Times New Roman"/>
-          <w:color w:val="000000"/>
-          <w:sz w:val="26"/>
-          <w:szCs w:val="26"/>
-        </w:rPr>
-        <w:t xml:space="preserve"> и CSS Grid. На высоком уровне освоены механизмы манипулирования элементами веб-страницы через объектную модель документа DOM (Document Object Model), а также методы асинхронного взаимодействия веб-интерфейсов с серверными ресурсами без необходимости полной перезагрузки страниц в браузере, что существенно повышает показатель отзывчивости интерфейсов (UX).</w:t>
-      </w:r>
-    </w:p>
-    <w:p>
-      <w:pPr>
-        <w:spacing w:after="0" w:line="240" w:lineRule="auto"/>
-        <w:ind w:firstLine="567"/>
-        <w:jc w:val="both"/>
-        <w:rPr>
-          <w:rFonts w:ascii="Times New Roman" w:hAnsi="Times New Roman" w:cs="Times New Roman"/>
-          <w:color w:val="000000"/>
-          <w:sz w:val="26"/>
-          <w:szCs w:val="26"/>
-        </w:rPr>
-      </w:pPr>
-      <w:r>
-        <w:rPr>
-          <w:rFonts w:ascii="Times New Roman" w:hAnsi="Times New Roman" w:cs="Times New Roman"/>
-          <w:color w:val="000000"/>
-          <w:sz w:val="26"/>
-          <w:szCs w:val="26"/>
-        </w:rPr>
-        <w:t>Ключевыми достижениями работы стали: полностью спроектированный, сверстанный и протестированный фронтенд-интерфейс презентационного лендинга спортивного клуба, а также комплексная, функциональная панель администратора, содержащая модули авторизации, обработки заявок, контроля абонементов клиентов и распределения прав доступа сотрудников с отзывчивым, интуитивно понятным интерфейсом.</w:t>
-      </w:r>
-    </w:p>
-    <w:p>
-      <w:pPr>
-        <w:spacing w:after="0" w:line="240" w:lineRule="auto"/>
-        <w:ind w:firstLine="567"/>
-        <w:jc w:val="both"/>
-        <w:rPr>
-          <w:rFonts w:ascii="Times New Roman" w:hAnsi="Times New Roman" w:cs="Times New Roman"/>
-          <w:color w:val="000000"/>
-          <w:sz w:val="26"/>
-          <w:szCs w:val="26"/>
-        </w:rPr>
-      </w:pPr>
-      <w:r>
-        <w:rPr>
-          <w:rFonts w:ascii="Times New Roman" w:hAnsi="Times New Roman" w:cs="Times New Roman"/>
-          <w:color w:val="000000"/>
-          <w:sz w:val="26"/>
-          <w:szCs w:val="26"/>
-        </w:rPr>
-        <w:t xml:space="preserve">На основании полученных результатов можно сделать вывод, что учебная практика пройдена успешно, все поставленные цели и задачи достигнуты в полном объеме. Сформирован базис для дальнейшего совершенствования профессионального мастерства. В качестве рекомендаций по развитию проекта «STRIKE» можно выделить интеграцию разработанных интерфейсов со специализированными бэкенд-фреймворками (такими как </w:t>
-      </w:r>
-      <w:proofErr w:type="spellStart"/>
-      <w:r>
-        <w:rPr>
-          <w:rFonts w:ascii="Times New Roman" w:hAnsi="Times New Roman" w:cs="Times New Roman"/>
-          <w:color w:val="000000"/>
-          <w:sz w:val="26"/>
-          <w:szCs w:val="26"/>
-        </w:rPr>
-        <w:t>FastAPI</w:t>
-      </w:r>
-      <w:proofErr w:type="spellEnd"/>
-      <w:r>
-        <w:rPr>
-          <w:rFonts w:ascii="Times New Roman" w:hAnsi="Times New Roman" w:cs="Times New Roman"/>
-          <w:color w:val="000000"/>
-          <w:sz w:val="26"/>
-          <w:szCs w:val="26"/>
-        </w:rPr>
-        <w:t xml:space="preserve"> или </w:t>
-      </w:r>
-      <w:proofErr w:type="spellStart"/>
-      <w:r>
-        <w:rPr>
-          <w:rFonts w:ascii="Times New Roman" w:hAnsi="Times New Roman" w:cs="Times New Roman"/>
-          <w:color w:val="000000"/>
-          <w:sz w:val="26"/>
-          <w:szCs w:val="26"/>
-        </w:rPr>
-        <w:t>Django</w:t>
-      </w:r>
-      <w:proofErr w:type="spellEnd"/>
-      <w:r>
-        <w:rPr>
-          <w:rFonts w:ascii="Times New Roman" w:hAnsi="Times New Roman" w:cs="Times New Roman"/>
-          <w:color w:val="000000"/>
-          <w:sz w:val="26"/>
-          <w:szCs w:val="26"/>
-        </w:rPr>
-        <w:t>) и реляционными базами данных (</w:t>
-      </w:r>
-      <w:proofErr w:type="spellStart"/>
-      <w:r>
-        <w:rPr>
-          <w:rFonts w:ascii="Times New Roman" w:hAnsi="Times New Roman" w:cs="Times New Roman"/>
-          <w:color w:val="000000"/>
-          <w:sz w:val="26"/>
-          <w:szCs w:val="26"/>
-        </w:rPr>
-        <w:t>PostgreSQL</w:t>
-      </w:r>
-      <w:proofErr w:type="spellEnd"/>
-      <w:r>
-        <w:rPr>
-          <w:rFonts w:ascii="Times New Roman" w:hAnsi="Times New Roman" w:cs="Times New Roman"/>
-          <w:color w:val="000000"/>
-          <w:sz w:val="26"/>
-          <w:szCs w:val="26"/>
-        </w:rPr>
-        <w:t xml:space="preserve">, </w:t>
-      </w:r>
-      <w:proofErr w:type="spellStart"/>
-      <w:r>
-        <w:rPr>
-          <w:rFonts w:ascii="Times New Roman" w:hAnsi="Times New Roman" w:cs="Times New Roman"/>
-          <w:color w:val="000000"/>
-          <w:sz w:val="26"/>
-          <w:szCs w:val="26"/>
-        </w:rPr>
-        <w:t>SQLite</w:t>
-      </w:r>
-      <w:proofErr w:type="spellEnd"/>
-      <w:r>
-        <w:rPr>
-          <w:rFonts w:ascii="Times New Roman" w:hAnsi="Times New Roman" w:cs="Times New Roman"/>
-          <w:color w:val="000000"/>
-          <w:sz w:val="26"/>
-          <w:szCs w:val="26"/>
-        </w:rPr>
-        <w:t>) для долгосрочного хранения информации, а также внедрение полноценной системы ролевой защиты маршрутов на стороне веб-сервера.</w:t>
-      </w:r>
-    </w:p>
-    <w:p>
-      <w:pPr>
-        <w:spacing w:after="0" w:line="240" w:lineRule="auto"/>
-        <w:ind w:firstLine="567"/>
+        <w:jc w:val="center"/>
         <w:rPr>
           <w:rFonts w:ascii="Times New Roman" w:eastAsia="Times New Roman" w:hAnsi="Times New Roman" w:cs="Times New Roman"/>
           <w:b/>
@@ -5578,6 +6656,9 @@
     </w:p>
     <w:p>
       <w:pPr>
+        <w:spacing w:after="0" w:line="240" w:lineRule="auto"/>
+        <w:ind w:firstLine="567"/>
+        <w:jc w:val="center"/>
         <w:rPr>
           <w:rFonts w:ascii="Times New Roman" w:eastAsia="Times New Roman" w:hAnsi="Times New Roman" w:cs="Times New Roman"/>
           <w:b/>
@@ -5587,7 +6668,12 @@
           <w:lang w:eastAsia="ru-RU"/>
         </w:rPr>
       </w:pPr>
-      <w:r>
+    </w:p>
+    <w:p>
+      <w:pPr>
+        <w:spacing w:after="0" w:line="240" w:lineRule="auto"/>
+        <w:ind w:firstLine="567"/>
+        <w:jc w:val="center"/>
         <w:rPr>
           <w:rFonts w:ascii="Times New Roman" w:eastAsia="Times New Roman" w:hAnsi="Times New Roman" w:cs="Times New Roman"/>
           <w:b/>
@@ -5596,33 +6682,7 @@
           <w:szCs w:val="26"/>
           <w:lang w:eastAsia="ru-RU"/>
         </w:rPr>
-        <w:br w:type="page"/>
-      </w:r>
-    </w:p>
-    <w:p>
-      <w:pPr>
-        <w:pStyle w:val="1"/>
-        <w:jc w:val="center"/>
-        <w:rPr>
-          <w:rFonts w:eastAsia="Times New Roman"/>
-          <w:lang w:eastAsia="ru-RU"/>
-        </w:rPr>
-      </w:pPr>
-      <w:bookmarkStart w:id="3" w:name="_Toc230550134"/>
-      <w:r>
-        <w:rPr>
-          <w:rFonts w:ascii="Times New Roman" w:eastAsia="Times New Roman" w:hAnsi="Times New Roman" w:cs="Times New Roman"/>
-          <w:b/>
-          <w:bCs/>
-          <w:color w:val="auto"/>
-          <w:sz w:val="26"/>
-          <w:szCs w:val="26"/>
-          <w:lang w:eastAsia="ru-RU"/>
-        </w:rPr>
-        <w:lastRenderedPageBreak/>
-        <w:t>СПИСОК ИСПОЛЬЗОВАННЫХ ИСТОЧНИКОВ</w:t>
-      </w:r>
-      <w:bookmarkEnd w:id="3"/>
+      </w:pPr>
     </w:p>
     <w:p>
       <w:pPr>
@@ -5641,522 +6701,9 @@
     </w:p>
     <w:p>
       <w:pPr>
-        <w:pStyle w:val="a3"/>
-        <w:numPr>
-          <w:ilvl w:val="0"/>
-          <w:numId w:val="35"/>
-        </w:numPr>
-        <w:tabs>
-          <w:tab w:val="right" w:pos="993"/>
-        </w:tabs>
-        <w:spacing w:after="0" w:line="240" w:lineRule="auto"/>
-        <w:ind w:left="0" w:firstLine="567"/>
-        <w:jc w:val="both"/>
-        <w:rPr>
-          <w:rFonts w:ascii="Times New Roman" w:hAnsi="Times New Roman" w:cs="Times New Roman"/>
-          <w:color w:val="000000"/>
-          <w:sz w:val="26"/>
-          <w:szCs w:val="26"/>
-        </w:rPr>
-      </w:pPr>
-      <w:r>
-        <w:rPr>
-          <w:rFonts w:ascii="Times New Roman" w:hAnsi="Times New Roman" w:cs="Times New Roman"/>
-          <w:color w:val="000000"/>
-          <w:sz w:val="26"/>
-          <w:szCs w:val="26"/>
-        </w:rPr>
-        <w:t xml:space="preserve">ГОСТ </w:t>
-      </w:r>
-      <w:proofErr w:type="gramStart"/>
-      <w:r>
-        <w:rPr>
-          <w:rFonts w:ascii="Times New Roman" w:hAnsi="Times New Roman" w:cs="Times New Roman"/>
-          <w:color w:val="000000"/>
-          <w:sz w:val="26"/>
-          <w:szCs w:val="26"/>
-        </w:rPr>
-        <w:t>19.201-78</w:t>
-      </w:r>
-      <w:proofErr w:type="gramEnd"/>
-      <w:r>
-        <w:rPr>
-          <w:rFonts w:ascii="Times New Roman" w:hAnsi="Times New Roman" w:cs="Times New Roman"/>
-          <w:color w:val="000000"/>
-          <w:sz w:val="26"/>
-          <w:szCs w:val="26"/>
-        </w:rPr>
-        <w:t>. «Единая система программной документации. Техническое задание. Требования к содержанию и оформлению» [Электронный ресурс]. – URL: https://internet-law.ru/gosts/gost/31884/ (дата обращения: 24.05.2026).</w:t>
-      </w:r>
-    </w:p>
-    <w:p>
-      <w:pPr>
-        <w:pStyle w:val="a3"/>
-        <w:numPr>
-          <w:ilvl w:val="0"/>
-          <w:numId w:val="35"/>
-        </w:numPr>
-        <w:tabs>
-          <w:tab w:val="right" w:pos="993"/>
-        </w:tabs>
-        <w:spacing w:after="0" w:line="240" w:lineRule="auto"/>
-        <w:ind w:left="0" w:firstLine="567"/>
-        <w:jc w:val="both"/>
-        <w:rPr>
-          <w:rFonts w:ascii="Times New Roman" w:hAnsi="Times New Roman" w:cs="Times New Roman"/>
-          <w:color w:val="000000"/>
-          <w:sz w:val="26"/>
-          <w:szCs w:val="26"/>
-        </w:rPr>
-      </w:pPr>
-      <w:r>
-        <w:rPr>
-          <w:rFonts w:ascii="Times New Roman" w:hAnsi="Times New Roman" w:cs="Times New Roman"/>
-          <w:color w:val="000000"/>
-          <w:sz w:val="26"/>
-          <w:szCs w:val="26"/>
-        </w:rPr>
-        <w:t xml:space="preserve">MDN Web </w:t>
-      </w:r>
-      <w:proofErr w:type="spellStart"/>
-      <w:r>
-        <w:rPr>
-          <w:rFonts w:ascii="Times New Roman" w:hAnsi="Times New Roman" w:cs="Times New Roman"/>
-          <w:color w:val="000000"/>
-          <w:sz w:val="26"/>
-          <w:szCs w:val="26"/>
-        </w:rPr>
-        <w:t>Docs</w:t>
-      </w:r>
-      <w:proofErr w:type="spellEnd"/>
-      <w:r>
-        <w:rPr>
-          <w:rFonts w:ascii="Times New Roman" w:hAnsi="Times New Roman" w:cs="Times New Roman"/>
-          <w:color w:val="000000"/>
-          <w:sz w:val="26"/>
-          <w:szCs w:val="26"/>
-        </w:rPr>
-        <w:t xml:space="preserve">. HTML: </w:t>
-      </w:r>
-      <w:proofErr w:type="spellStart"/>
-      <w:r>
-        <w:rPr>
-          <w:rFonts w:ascii="Times New Roman" w:hAnsi="Times New Roman" w:cs="Times New Roman"/>
-          <w:color w:val="000000"/>
-          <w:sz w:val="26"/>
-          <w:szCs w:val="26"/>
-        </w:rPr>
-        <w:t>HyperText</w:t>
-      </w:r>
-      <w:proofErr w:type="spellEnd"/>
-      <w:r>
-        <w:rPr>
-          <w:rFonts w:ascii="Times New Roman" w:hAnsi="Times New Roman" w:cs="Times New Roman"/>
-          <w:color w:val="000000"/>
-          <w:sz w:val="26"/>
-          <w:szCs w:val="26"/>
-        </w:rPr>
-        <w:t xml:space="preserve"> </w:t>
-      </w:r>
-      <w:proofErr w:type="spellStart"/>
-      <w:r>
-        <w:rPr>
-          <w:rFonts w:ascii="Times New Roman" w:hAnsi="Times New Roman" w:cs="Times New Roman"/>
-          <w:color w:val="000000"/>
-          <w:sz w:val="26"/>
-          <w:szCs w:val="26"/>
-        </w:rPr>
-        <w:t>Markup</w:t>
-      </w:r>
-      <w:proofErr w:type="spellEnd"/>
-      <w:r>
-        <w:rPr>
-          <w:rFonts w:ascii="Times New Roman" w:hAnsi="Times New Roman" w:cs="Times New Roman"/>
-          <w:color w:val="000000"/>
-          <w:sz w:val="26"/>
-          <w:szCs w:val="26"/>
-        </w:rPr>
-        <w:t xml:space="preserve"> Language (Гипертекстовый язык разметки) [Электронный ресурс]. – URL: https://developer.mozilla.org/ru/docs/Web/HTML (дата обращения: 24.05.2026).</w:t>
-      </w:r>
-    </w:p>
-    <w:p>
-      <w:pPr>
-        <w:pStyle w:val="a3"/>
-        <w:numPr>
-          <w:ilvl w:val="0"/>
-          <w:numId w:val="35"/>
-        </w:numPr>
-        <w:tabs>
-          <w:tab w:val="right" w:pos="993"/>
-        </w:tabs>
-        <w:spacing w:after="0" w:line="240" w:lineRule="auto"/>
-        <w:ind w:left="0" w:firstLine="567"/>
-        <w:jc w:val="both"/>
-        <w:rPr>
-          <w:rFonts w:ascii="Times New Roman" w:hAnsi="Times New Roman" w:cs="Times New Roman"/>
-          <w:color w:val="000000"/>
-          <w:sz w:val="26"/>
-          <w:szCs w:val="26"/>
-        </w:rPr>
-      </w:pPr>
-      <w:r>
-        <w:rPr>
-          <w:rFonts w:ascii="Times New Roman" w:hAnsi="Times New Roman" w:cs="Times New Roman"/>
-          <w:color w:val="000000"/>
-          <w:sz w:val="26"/>
-          <w:szCs w:val="26"/>
-        </w:rPr>
-        <w:t xml:space="preserve">MDN Web </w:t>
-      </w:r>
-      <w:proofErr w:type="spellStart"/>
-      <w:r>
-        <w:rPr>
-          <w:rFonts w:ascii="Times New Roman" w:hAnsi="Times New Roman" w:cs="Times New Roman"/>
-          <w:color w:val="000000"/>
-          <w:sz w:val="26"/>
-          <w:szCs w:val="26"/>
-        </w:rPr>
-        <w:t>Docs</w:t>
-      </w:r>
-      <w:proofErr w:type="spellEnd"/>
-      <w:r>
-        <w:rPr>
-          <w:rFonts w:ascii="Times New Roman" w:hAnsi="Times New Roman" w:cs="Times New Roman"/>
-          <w:color w:val="000000"/>
-          <w:sz w:val="26"/>
-          <w:szCs w:val="26"/>
-        </w:rPr>
-        <w:t xml:space="preserve">. CSS: </w:t>
-      </w:r>
-      <w:proofErr w:type="spellStart"/>
-      <w:r>
-        <w:rPr>
-          <w:rFonts w:ascii="Times New Roman" w:hAnsi="Times New Roman" w:cs="Times New Roman"/>
-          <w:color w:val="000000"/>
-          <w:sz w:val="26"/>
-          <w:szCs w:val="26"/>
-        </w:rPr>
-        <w:t>Cascading</w:t>
-      </w:r>
-      <w:proofErr w:type="spellEnd"/>
-      <w:r>
-        <w:rPr>
-          <w:rFonts w:ascii="Times New Roman" w:hAnsi="Times New Roman" w:cs="Times New Roman"/>
-          <w:color w:val="000000"/>
-          <w:sz w:val="26"/>
-          <w:szCs w:val="26"/>
-        </w:rPr>
-        <w:t xml:space="preserve"> Style </w:t>
-      </w:r>
-      <w:proofErr w:type="spellStart"/>
-      <w:r>
-        <w:rPr>
-          <w:rFonts w:ascii="Times New Roman" w:hAnsi="Times New Roman" w:cs="Times New Roman"/>
-          <w:color w:val="000000"/>
-          <w:sz w:val="26"/>
-          <w:szCs w:val="26"/>
-        </w:rPr>
-        <w:t>Sheets</w:t>
-      </w:r>
-      <w:proofErr w:type="spellEnd"/>
-      <w:r>
-        <w:rPr>
-          <w:rFonts w:ascii="Times New Roman" w:hAnsi="Times New Roman" w:cs="Times New Roman"/>
-          <w:color w:val="000000"/>
-          <w:sz w:val="26"/>
-          <w:szCs w:val="26"/>
-        </w:rPr>
-        <w:t xml:space="preserve"> (Каскадные таблицы стилей) [Электронный ресурс]. – URL: https://developer.mozilla.org/ru/docs/Web/CSS (дата обращения: 24.05.2026).</w:t>
-      </w:r>
-    </w:p>
-    <w:p>
-      <w:pPr>
-        <w:pStyle w:val="a3"/>
-        <w:numPr>
-          <w:ilvl w:val="0"/>
-          <w:numId w:val="35"/>
-        </w:numPr>
-        <w:tabs>
-          <w:tab w:val="right" w:pos="993"/>
-        </w:tabs>
-        <w:spacing w:after="0" w:line="240" w:lineRule="auto"/>
-        <w:ind w:left="0" w:firstLine="567"/>
-        <w:jc w:val="both"/>
-        <w:rPr>
-          <w:rFonts w:ascii="Times New Roman" w:hAnsi="Times New Roman" w:cs="Times New Roman"/>
-          <w:color w:val="000000"/>
-          <w:sz w:val="26"/>
-          <w:szCs w:val="26"/>
-        </w:rPr>
-      </w:pPr>
-      <w:proofErr w:type="spellStart"/>
-      <w:r>
-        <w:rPr>
-          <w:rFonts w:ascii="Times New Roman" w:hAnsi="Times New Roman" w:cs="Times New Roman"/>
-          <w:color w:val="000000"/>
-          <w:sz w:val="26"/>
-          <w:szCs w:val="26"/>
-        </w:rPr>
-        <w:t>Хабр</w:t>
-      </w:r>
-      <w:proofErr w:type="spellEnd"/>
-      <w:r>
-        <w:rPr>
-          <w:rFonts w:ascii="Times New Roman" w:hAnsi="Times New Roman" w:cs="Times New Roman"/>
-          <w:color w:val="000000"/>
-          <w:sz w:val="26"/>
-          <w:szCs w:val="26"/>
-        </w:rPr>
-        <w:t>. Базовая структура HTML-документа и современные стандарты верстки [Электронный ресурс]. – URL: https://habr.com/ru/companies/macloud/articles/555082/ (дата обращения: 24.05.2026).</w:t>
-      </w:r>
-    </w:p>
-    <w:p>
-      <w:pPr>
-        <w:pStyle w:val="a3"/>
-        <w:numPr>
-          <w:ilvl w:val="0"/>
-          <w:numId w:val="35"/>
-        </w:numPr>
-        <w:tabs>
-          <w:tab w:val="right" w:pos="993"/>
-        </w:tabs>
-        <w:spacing w:after="0" w:line="240" w:lineRule="auto"/>
-        <w:ind w:left="0" w:firstLine="567"/>
-        <w:jc w:val="both"/>
-        <w:rPr>
-          <w:rFonts w:ascii="Times New Roman" w:hAnsi="Times New Roman" w:cs="Times New Roman"/>
-          <w:color w:val="000000"/>
-          <w:sz w:val="26"/>
-          <w:szCs w:val="26"/>
-        </w:rPr>
-      </w:pPr>
-      <w:r>
-        <w:rPr>
-          <w:rFonts w:ascii="Times New Roman" w:hAnsi="Times New Roman" w:cs="Times New Roman"/>
-          <w:color w:val="000000"/>
-          <w:sz w:val="26"/>
-          <w:szCs w:val="26"/>
-        </w:rPr>
-        <w:t>HTML5BOOK. Формы в HTML5, элементы управления и атрибуты валидации [Электронный ресурс]. – URL: https://html5book.ru/formy/ (дата обращения: 24.05.2026).</w:t>
-      </w:r>
-    </w:p>
-    <w:p>
-      <w:pPr>
-        <w:pStyle w:val="a3"/>
-        <w:numPr>
-          <w:ilvl w:val="0"/>
-          <w:numId w:val="35"/>
-        </w:numPr>
-        <w:tabs>
-          <w:tab w:val="right" w:pos="993"/>
-        </w:tabs>
-        <w:spacing w:after="0" w:line="240" w:lineRule="auto"/>
-        <w:ind w:left="0" w:firstLine="567"/>
-        <w:jc w:val="both"/>
-        <w:rPr>
-          <w:rFonts w:ascii="Times New Roman" w:hAnsi="Times New Roman" w:cs="Times New Roman"/>
-          <w:color w:val="000000"/>
-          <w:sz w:val="26"/>
-          <w:szCs w:val="26"/>
-        </w:rPr>
-      </w:pPr>
-      <w:r>
-        <w:rPr>
-          <w:rFonts w:ascii="Times New Roman" w:hAnsi="Times New Roman" w:cs="Times New Roman"/>
-          <w:color w:val="000000"/>
-          <w:sz w:val="26"/>
-          <w:szCs w:val="26"/>
-        </w:rPr>
-        <w:t xml:space="preserve">Web-стандарты. Полное руководство по CSS </w:t>
-      </w:r>
-      <w:proofErr w:type="spellStart"/>
-      <w:r>
-        <w:rPr>
-          <w:rFonts w:ascii="Times New Roman" w:hAnsi="Times New Roman" w:cs="Times New Roman"/>
-          <w:color w:val="000000"/>
-          <w:sz w:val="26"/>
-          <w:szCs w:val="26"/>
-        </w:rPr>
-        <w:t>Flexbox</w:t>
-      </w:r>
-      <w:proofErr w:type="spellEnd"/>
-      <w:r>
-        <w:rPr>
-          <w:rFonts w:ascii="Times New Roman" w:hAnsi="Times New Roman" w:cs="Times New Roman"/>
-          <w:color w:val="000000"/>
-          <w:sz w:val="26"/>
-          <w:szCs w:val="26"/>
-        </w:rPr>
-        <w:t xml:space="preserve"> [Электронный ресурс]. – URL: https://web-standards.ru/articles/flexbox-guide/ (дата обращения: 24.05.2026).</w:t>
-      </w:r>
-    </w:p>
-    <w:p>
-      <w:pPr>
-        <w:pStyle w:val="a3"/>
-        <w:numPr>
-          <w:ilvl w:val="0"/>
-          <w:numId w:val="35"/>
-        </w:numPr>
-        <w:tabs>
-          <w:tab w:val="right" w:pos="993"/>
-        </w:tabs>
-        <w:spacing w:after="0" w:line="240" w:lineRule="auto"/>
-        <w:ind w:left="0" w:firstLine="567"/>
-        <w:jc w:val="both"/>
-        <w:rPr>
-          <w:rFonts w:ascii="Times New Roman" w:hAnsi="Times New Roman" w:cs="Times New Roman"/>
-          <w:color w:val="000000"/>
-          <w:sz w:val="26"/>
-          <w:szCs w:val="26"/>
-        </w:rPr>
-      </w:pPr>
-      <w:r>
-        <w:rPr>
-          <w:rFonts w:ascii="Times New Roman" w:hAnsi="Times New Roman" w:cs="Times New Roman"/>
-          <w:color w:val="000000"/>
-          <w:sz w:val="26"/>
-          <w:szCs w:val="26"/>
-        </w:rPr>
-        <w:t>METANIT.COM. Селекторы и основы стилизации веб-интерфейсов [Электронный ресурс]. – URL: https://metanit.com/web/html5/5.2.php (дата обращения: 24.05.2026).</w:t>
-      </w:r>
-    </w:p>
-    <w:p>
-      <w:pPr>
-        <w:pStyle w:val="a3"/>
-        <w:numPr>
-          <w:ilvl w:val="0"/>
-          <w:numId w:val="35"/>
-        </w:numPr>
-        <w:tabs>
-          <w:tab w:val="right" w:pos="993"/>
-        </w:tabs>
-        <w:spacing w:after="0" w:line="240" w:lineRule="auto"/>
-        <w:ind w:left="0" w:firstLine="567"/>
-        <w:jc w:val="both"/>
-        <w:rPr>
-          <w:rFonts w:ascii="Times New Roman" w:hAnsi="Times New Roman" w:cs="Times New Roman"/>
-          <w:color w:val="000000"/>
-          <w:sz w:val="26"/>
-          <w:szCs w:val="26"/>
-        </w:rPr>
-      </w:pPr>
-      <w:r>
-        <w:rPr>
-          <w:rFonts w:ascii="Times New Roman" w:hAnsi="Times New Roman" w:cs="Times New Roman"/>
-          <w:color w:val="000000"/>
-          <w:sz w:val="26"/>
-          <w:szCs w:val="26"/>
-        </w:rPr>
-        <w:t>METANIT.COM. Создание макета страницы и современная блочная верстка [Электронный ресурс]. – URL: https://metanit.com/web/html5/8.1.php (дата обращения: 24.05.2026).</w:t>
-      </w:r>
-    </w:p>
-    <w:p>
-      <w:pPr>
-        <w:pStyle w:val="a3"/>
-        <w:numPr>
-          <w:ilvl w:val="0"/>
-          <w:numId w:val="35"/>
-        </w:numPr>
-        <w:tabs>
-          <w:tab w:val="right" w:pos="993"/>
-        </w:tabs>
-        <w:spacing w:after="0" w:line="240" w:lineRule="auto"/>
-        <w:ind w:left="0" w:firstLine="567"/>
-        <w:jc w:val="both"/>
-        <w:rPr>
-          <w:rFonts w:ascii="Times New Roman" w:hAnsi="Times New Roman" w:cs="Times New Roman"/>
-          <w:color w:val="000000"/>
-          <w:sz w:val="26"/>
-          <w:szCs w:val="26"/>
-        </w:rPr>
-      </w:pPr>
-      <w:proofErr w:type="spellStart"/>
-      <w:r>
-        <w:rPr>
-          <w:rFonts w:ascii="Times New Roman" w:hAnsi="Times New Roman" w:cs="Times New Roman"/>
-          <w:color w:val="000000"/>
-          <w:sz w:val="26"/>
-          <w:szCs w:val="26"/>
-        </w:rPr>
-        <w:t>Трепачёв</w:t>
-      </w:r>
-      <w:proofErr w:type="spellEnd"/>
-      <w:r>
-        <w:rPr>
-          <w:rFonts w:ascii="Times New Roman" w:hAnsi="Times New Roman" w:cs="Times New Roman"/>
-          <w:color w:val="000000"/>
-          <w:sz w:val="26"/>
-          <w:szCs w:val="26"/>
-        </w:rPr>
-        <w:t xml:space="preserve"> Дмитрий. Основной учебник JavaScript для веб-разработчиков [Электронный ресурс]. – URL: https://code.mu/ru/javascript/book/prime/ (дата обращения: 24.05.2026).</w:t>
-      </w:r>
-    </w:p>
-    <w:p>
-      <w:pPr>
-        <w:pStyle w:val="a3"/>
-        <w:numPr>
-          <w:ilvl w:val="0"/>
-          <w:numId w:val="35"/>
-        </w:numPr>
-        <w:tabs>
-          <w:tab w:val="right" w:pos="993"/>
-        </w:tabs>
-        <w:spacing w:after="0" w:line="240" w:lineRule="auto"/>
-        <w:ind w:left="0" w:firstLine="567"/>
-        <w:jc w:val="both"/>
-        <w:rPr>
-          <w:rFonts w:ascii="Times New Roman" w:hAnsi="Times New Roman" w:cs="Times New Roman"/>
-          <w:color w:val="000000"/>
-          <w:sz w:val="26"/>
-          <w:szCs w:val="26"/>
-        </w:rPr>
-      </w:pPr>
-      <w:proofErr w:type="spellStart"/>
-      <w:r>
-        <w:rPr>
-          <w:rFonts w:ascii="Times New Roman" w:hAnsi="Times New Roman" w:cs="Times New Roman"/>
-          <w:color w:val="000000"/>
-          <w:sz w:val="26"/>
-          <w:szCs w:val="26"/>
-        </w:rPr>
-        <w:t>Learn</w:t>
-      </w:r>
-      <w:proofErr w:type="spellEnd"/>
-      <w:r>
-        <w:rPr>
-          <w:rFonts w:ascii="Times New Roman" w:hAnsi="Times New Roman" w:cs="Times New Roman"/>
-          <w:color w:val="000000"/>
-          <w:sz w:val="26"/>
-          <w:szCs w:val="26"/>
-        </w:rPr>
-        <w:t xml:space="preserve"> JavaScript. Асинхронные запросы и </w:t>
-      </w:r>
-      <w:proofErr w:type="spellStart"/>
-      <w:r>
-        <w:rPr>
-          <w:rFonts w:ascii="Times New Roman" w:hAnsi="Times New Roman" w:cs="Times New Roman"/>
-          <w:color w:val="000000"/>
-          <w:sz w:val="26"/>
-          <w:szCs w:val="26"/>
-        </w:rPr>
-        <w:t>Fetch</w:t>
-      </w:r>
-      <w:proofErr w:type="spellEnd"/>
-      <w:r>
-        <w:rPr>
-          <w:rFonts w:ascii="Times New Roman" w:hAnsi="Times New Roman" w:cs="Times New Roman"/>
-          <w:color w:val="000000"/>
-          <w:sz w:val="26"/>
-          <w:szCs w:val="26"/>
-        </w:rPr>
-        <w:t xml:space="preserve"> API [Электронный ресурс]. – URL: https://learn.javascript.ru/fetch (дата обращения: 24.05.2026).</w:t>
-      </w:r>
-    </w:p>
-    <w:p>
-      <w:pPr>
         <w:spacing w:after="0" w:line="240" w:lineRule="auto"/>
         <w:ind w:firstLine="567"/>
-        <w:jc w:val="both"/>
+        <w:jc w:val="center"/>
         <w:rPr>
           <w:rFonts w:ascii="Times New Roman" w:eastAsia="Times New Roman" w:hAnsi="Times New Roman" w:cs="Times New Roman"/>
           <w:b/>
@@ -6184,6 +6731,9 @@
     </w:p>
     <w:p>
       <w:pPr>
+        <w:spacing w:after="0" w:line="240" w:lineRule="auto"/>
+        <w:ind w:firstLine="567"/>
+        <w:jc w:val="center"/>
         <w:rPr>
           <w:rFonts w:ascii="Times New Roman" w:eastAsia="Times New Roman" w:hAnsi="Times New Roman" w:cs="Times New Roman"/>
           <w:b/>
@@ -6193,7 +6743,12 @@
           <w:lang w:eastAsia="ru-RU"/>
         </w:rPr>
       </w:pPr>
-      <w:r>
+    </w:p>
+    <w:p>
+      <w:pPr>
+        <w:spacing w:after="0" w:line="240" w:lineRule="auto"/>
+        <w:ind w:firstLine="567"/>
+        <w:jc w:val="center"/>
         <w:rPr>
           <w:rFonts w:ascii="Times New Roman" w:eastAsia="Times New Roman" w:hAnsi="Times New Roman" w:cs="Times New Roman"/>
           <w:b/>
@@ -6202,8 +6757,7 @@
           <w:szCs w:val="26"/>
           <w:lang w:eastAsia="ru-RU"/>
         </w:rPr>
-        <w:br w:type="page"/>
-      </w:r>
+      </w:pPr>
     </w:p>
     <w:p>
       <w:pPr>
@@ -6373,171 +6927,6 @@
     <w:p>
       <w:pPr>
         <w:spacing w:after="0" w:line="240" w:lineRule="auto"/>
-        <w:ind w:firstLine="567"/>
-        <w:jc w:val="center"/>
-        <w:rPr>
-          <w:rFonts w:ascii="Times New Roman" w:eastAsia="Times New Roman" w:hAnsi="Times New Roman" w:cs="Times New Roman"/>
-          <w:b/>
-          <w:bCs/>
-          <w:sz w:val="26"/>
-          <w:szCs w:val="26"/>
-          <w:lang w:eastAsia="ru-RU"/>
-        </w:rPr>
-      </w:pPr>
-    </w:p>
-    <w:p>
-      <w:pPr>
-        <w:spacing w:after="0" w:line="240" w:lineRule="auto"/>
-        <w:ind w:firstLine="567"/>
-        <w:jc w:val="center"/>
-        <w:rPr>
-          <w:rFonts w:ascii="Times New Roman" w:eastAsia="Times New Roman" w:hAnsi="Times New Roman" w:cs="Times New Roman"/>
-          <w:b/>
-          <w:bCs/>
-          <w:sz w:val="26"/>
-          <w:szCs w:val="26"/>
-          <w:lang w:eastAsia="ru-RU"/>
-        </w:rPr>
-      </w:pPr>
-    </w:p>
-    <w:p>
-      <w:pPr>
-        <w:spacing w:after="0" w:line="240" w:lineRule="auto"/>
-        <w:ind w:firstLine="567"/>
-        <w:jc w:val="center"/>
-        <w:rPr>
-          <w:rFonts w:ascii="Times New Roman" w:eastAsia="Times New Roman" w:hAnsi="Times New Roman" w:cs="Times New Roman"/>
-          <w:b/>
-          <w:bCs/>
-          <w:sz w:val="26"/>
-          <w:szCs w:val="26"/>
-          <w:lang w:eastAsia="ru-RU"/>
-        </w:rPr>
-      </w:pPr>
-    </w:p>
-    <w:p>
-      <w:pPr>
-        <w:spacing w:after="0" w:line="240" w:lineRule="auto"/>
-        <w:ind w:firstLine="567"/>
-        <w:jc w:val="center"/>
-        <w:rPr>
-          <w:rFonts w:ascii="Times New Roman" w:eastAsia="Times New Roman" w:hAnsi="Times New Roman" w:cs="Times New Roman"/>
-          <w:b/>
-          <w:bCs/>
-          <w:sz w:val="26"/>
-          <w:szCs w:val="26"/>
-          <w:lang w:eastAsia="ru-RU"/>
-        </w:rPr>
-      </w:pPr>
-    </w:p>
-    <w:p>
-      <w:pPr>
-        <w:spacing w:after="0" w:line="240" w:lineRule="auto"/>
-        <w:ind w:firstLine="567"/>
-        <w:jc w:val="center"/>
-        <w:rPr>
-          <w:rFonts w:ascii="Times New Roman" w:eastAsia="Times New Roman" w:hAnsi="Times New Roman" w:cs="Times New Roman"/>
-          <w:b/>
-          <w:bCs/>
-          <w:sz w:val="26"/>
-          <w:szCs w:val="26"/>
-          <w:lang w:eastAsia="ru-RU"/>
-        </w:rPr>
-      </w:pPr>
-    </w:p>
-    <w:p>
-      <w:pPr>
-        <w:spacing w:after="0" w:line="240" w:lineRule="auto"/>
-        <w:ind w:firstLine="567"/>
-        <w:jc w:val="center"/>
-        <w:rPr>
-          <w:rFonts w:ascii="Times New Roman" w:eastAsia="Times New Roman" w:hAnsi="Times New Roman" w:cs="Times New Roman"/>
-          <w:b/>
-          <w:bCs/>
-          <w:sz w:val="26"/>
-          <w:szCs w:val="26"/>
-          <w:lang w:eastAsia="ru-RU"/>
-        </w:rPr>
-      </w:pPr>
-    </w:p>
-    <w:p>
-      <w:pPr>
-        <w:spacing w:after="0" w:line="240" w:lineRule="auto"/>
-        <w:ind w:firstLine="567"/>
-        <w:jc w:val="center"/>
-        <w:rPr>
-          <w:rFonts w:ascii="Times New Roman" w:eastAsia="Times New Roman" w:hAnsi="Times New Roman" w:cs="Times New Roman"/>
-          <w:b/>
-          <w:bCs/>
-          <w:sz w:val="26"/>
-          <w:szCs w:val="26"/>
-          <w:lang w:eastAsia="ru-RU"/>
-        </w:rPr>
-      </w:pPr>
-    </w:p>
-    <w:p>
-      <w:pPr>
-        <w:spacing w:after="0" w:line="240" w:lineRule="auto"/>
-        <w:ind w:firstLine="567"/>
-        <w:jc w:val="center"/>
-        <w:rPr>
-          <w:rFonts w:ascii="Times New Roman" w:eastAsia="Times New Roman" w:hAnsi="Times New Roman" w:cs="Times New Roman"/>
-          <w:b/>
-          <w:bCs/>
-          <w:sz w:val="26"/>
-          <w:szCs w:val="26"/>
-          <w:lang w:eastAsia="ru-RU"/>
-        </w:rPr>
-      </w:pPr>
-    </w:p>
-    <w:p>
-      <w:pPr>
-        <w:spacing w:after="0" w:line="240" w:lineRule="auto"/>
-        <w:ind w:firstLine="567"/>
-        <w:jc w:val="center"/>
-        <w:rPr>
-          <w:rFonts w:ascii="Times New Roman" w:eastAsia="Times New Roman" w:hAnsi="Times New Roman" w:cs="Times New Roman"/>
-          <w:b/>
-          <w:bCs/>
-          <w:sz w:val="26"/>
-          <w:szCs w:val="26"/>
-          <w:lang w:eastAsia="ru-RU"/>
-        </w:rPr>
-      </w:pPr>
-    </w:p>
-    <w:p>
-      <w:pPr>
-        <w:spacing w:after="0" w:line="240" w:lineRule="auto"/>
-        <w:ind w:firstLine="567"/>
-        <w:jc w:val="center"/>
-        <w:rPr>
-          <w:rFonts w:ascii="Times New Roman" w:eastAsia="Times New Roman" w:hAnsi="Times New Roman" w:cs="Times New Roman"/>
-          <w:b/>
-          <w:bCs/>
-          <w:sz w:val="26"/>
-          <w:szCs w:val="26"/>
-          <w:lang w:eastAsia="ru-RU"/>
-        </w:rPr>
-      </w:pPr>
-    </w:p>
-    <w:p>
-      <w:pPr>
-        <w:spacing w:after="0" w:line="240" w:lineRule="auto"/>
-        <w:ind w:firstLine="567"/>
-        <w:jc w:val="center"/>
-        <w:rPr>
-          <w:rFonts w:ascii="Times New Roman" w:eastAsia="Times New Roman" w:hAnsi="Times New Roman" w:cs="Times New Roman"/>
-          <w:b/>
-          <w:bCs/>
-          <w:sz w:val="26"/>
-          <w:szCs w:val="26"/>
-          <w:lang w:eastAsia="ru-RU"/>
-        </w:rPr>
-      </w:pPr>
-    </w:p>
-    <w:p>
-      <w:pPr>
-        <w:spacing w:after="0" w:line="240" w:lineRule="auto"/>
         <w:jc w:val="center"/>
         <w:rPr>
           <w:rFonts w:ascii="Times New Roman" w:eastAsia="Times New Roman" w:hAnsi="Times New Roman" w:cs="Times New Roman"/>
@@ -6562,7 +6951,7 @@
     </w:p>
     <w:sectPr>
       <w:pgSz w:w="11906" w:h="16838"/>
-      <w:pgMar w:top="567" w:right="566" w:bottom="568" w:left="1134" w:header="708" w:footer="708" w:gutter="0"/>
+      <w:pgMar w:top="1134" w:right="567" w:bottom="1134" w:left="1701" w:header="709" w:footer="709" w:gutter="0"/>
       <w:cols w:space="708"/>
       <w:docGrid w:linePitch="360"/>
     </w:sectPr>
@@ -11663,6 +12052,18 @@
       <w:u w:val="single"/>
     </w:rPr>
   </w:style>
+  <w:style w:type="character" w:styleId="ad">
+    <w:name w:val="Unresolved Mention"/>
+    <w:basedOn w:val="a0"/>
+    <w:uiPriority w:val="99"/>
+    <w:semiHidden/>
+    <w:unhideWhenUsed/>
+    <w:rsid w:val="00FA3BAE"/>
+    <w:rPr>
+      <w:color w:val="605E5C"/>
+      <w:shd w:val="clear" w:color="auto" w:fill="E1DFDD"/>
+    </w:rPr>
+  </w:style>
 </w:styles>
 </file>
 
